--- a/reports/Fase 1_Equipo19.docx
+++ b/reports/Fase 1_Equipo19.docx
@@ -121,25 +121,7 @@
           <w:color w:val="000000"/>
           <w:sz w:val="24"/>
         </w:rPr>
-        <w:t xml:space="preserve">Domingo 25 de </w:t>
-      </w:r>
-      <w:proofErr w:type="spellStart"/>
-      <w:r>
-        <w:rPr>
-          <w:rFonts w:ascii="Times New Roman" w:hAnsi="Times New Roman"/>
-          <w:color w:val="000000"/>
-          <w:sz w:val="24"/>
-        </w:rPr>
-        <w:t>octubre</w:t>
-      </w:r>
-      <w:proofErr w:type="spellEnd"/>
-      <w:r>
-        <w:rPr>
-          <w:rFonts w:ascii="Times New Roman" w:hAnsi="Times New Roman"/>
-          <w:color w:val="000000"/>
-          <w:sz w:val="24"/>
-        </w:rPr>
-        <w:t xml:space="preserve"> del 2026</w:t>
+        <w:t>Domingo 25 de octubre del 2026</w:t>
       </w:r>
     </w:p>
     <w:p>
@@ -417,47 +399,7 @@
           <w:sz w:val="24"/>
           <w:lang w:val="es-MX"/>
         </w:rPr>
-        <w:t xml:space="preserve">En esta primera fase del proyecto de la materia Operación con Modelos de Machine </w:t>
-      </w:r>
-      <w:proofErr w:type="spellStart"/>
-      <w:r>
-        <w:rPr>
-          <w:rFonts w:ascii="Times New Roman" w:hAnsi="Times New Roman"/>
-          <w:color w:val="000000"/>
-          <w:sz w:val="24"/>
-          <w:lang w:val="es-MX"/>
-        </w:rPr>
-        <w:t>Learning</w:t>
-      </w:r>
-      <w:proofErr w:type="spellEnd"/>
-      <w:r>
-        <w:rPr>
-          <w:rFonts w:ascii="Times New Roman" w:hAnsi="Times New Roman"/>
-          <w:color w:val="000000"/>
-          <w:sz w:val="24"/>
-          <w:lang w:val="es-MX"/>
-        </w:rPr>
-        <w:t xml:space="preserve"> (TC5061), trabajamos en la construcción inicial del pipeline de </w:t>
-      </w:r>
-      <w:proofErr w:type="spellStart"/>
-      <w:r>
-        <w:rPr>
-          <w:rFonts w:ascii="Times New Roman" w:hAnsi="Times New Roman"/>
-          <w:color w:val="000000"/>
-          <w:sz w:val="24"/>
-          <w:lang w:val="es-MX"/>
-        </w:rPr>
-        <w:t>MLOps</w:t>
-      </w:r>
-      <w:proofErr w:type="spellEnd"/>
-      <w:r>
-        <w:rPr>
-          <w:rFonts w:ascii="Times New Roman" w:hAnsi="Times New Roman"/>
-          <w:color w:val="000000"/>
-          <w:sz w:val="24"/>
-          <w:lang w:val="es-MX"/>
-        </w:rPr>
-        <w:t xml:space="preserve"> para nuestro equipo. La idea central no es solamente entrenar un modelo rápido para ver qué métrica nos da, sino estructurar todo el proyecto de manera profesional desde el día uno, cuidando que los datos se puedan reproducir, que el código sea fácil de entender y que cualquier experimento quede bien registrado.</w:t>
+        <w:t>En esta primera fase del proyecto de la materia Operación con Modelos de Machine Learning (TC5061), trabajamos en la construcción inicial del pipeline de MLOps para nuestro equipo. La idea central no es solamente entrenar un modelo rápido para ver qué métrica nos da, sino estructurar todo el proyecto de manera profesional desde el día uno, cuidando que los datos se puedan reproducir, que el código sea fácil de entender y que cualquier experimento quede bien registrado.</w:t>
       </w:r>
     </w:p>
     <w:p>
@@ -475,127 +417,7 @@
           <w:sz w:val="24"/>
           <w:lang w:val="es-MX"/>
         </w:rPr>
-        <w:t xml:space="preserve">Para este trabajo seleccionamos el </w:t>
-      </w:r>
-      <w:proofErr w:type="spellStart"/>
-      <w:r>
-        <w:rPr>
-          <w:rFonts w:ascii="Times New Roman" w:hAnsi="Times New Roman"/>
-          <w:color w:val="000000"/>
-          <w:sz w:val="24"/>
-          <w:lang w:val="es-MX"/>
-        </w:rPr>
-        <w:t>dataset</w:t>
-      </w:r>
-      <w:proofErr w:type="spellEnd"/>
-      <w:r>
-        <w:rPr>
-          <w:rFonts w:ascii="Times New Roman" w:hAnsi="Times New Roman"/>
-          <w:color w:val="000000"/>
-          <w:sz w:val="24"/>
-          <w:lang w:val="es-MX"/>
-        </w:rPr>
-        <w:t xml:space="preserve"> abierto de </w:t>
-      </w:r>
-      <w:proofErr w:type="spellStart"/>
-      <w:r>
-        <w:rPr>
-          <w:rFonts w:ascii="Times New Roman" w:hAnsi="Times New Roman"/>
-          <w:color w:val="000000"/>
-          <w:sz w:val="24"/>
-          <w:lang w:val="es-MX"/>
-        </w:rPr>
-        <w:t>MiBici</w:t>
-      </w:r>
-      <w:proofErr w:type="spellEnd"/>
-      <w:r>
-        <w:rPr>
-          <w:rFonts w:ascii="Times New Roman" w:hAnsi="Times New Roman"/>
-          <w:color w:val="000000"/>
-          <w:sz w:val="24"/>
-          <w:lang w:val="es-MX"/>
-        </w:rPr>
-        <w:t xml:space="preserve">, que es el sistema de bicicletas públicas de Guadalajara. Revisando cómo opera la red, notamos que el problema principal está en el desbalance de bicicletas en las estaciones durante las horas pico de entrada y salida laboral. Por eso decidimos enfocar la solución en predecir la demanda por hora en cada estación, de modo que el equipo operativo pueda mover las unidades antes de que las estaciones se queden vacías o saturadas. Para lograrlo, organizamos el repositorio con </w:t>
-      </w:r>
-      <w:proofErr w:type="spellStart"/>
-      <w:r>
-        <w:rPr>
-          <w:rFonts w:ascii="Times New Roman" w:hAnsi="Times New Roman"/>
-          <w:color w:val="000000"/>
-          <w:sz w:val="24"/>
-          <w:lang w:val="es-MX"/>
-        </w:rPr>
-        <w:t>Cookiecutter</w:t>
-      </w:r>
-      <w:proofErr w:type="spellEnd"/>
-      <w:r>
-        <w:rPr>
-          <w:rFonts w:ascii="Times New Roman" w:hAnsi="Times New Roman"/>
-          <w:color w:val="000000"/>
-          <w:sz w:val="24"/>
-          <w:lang w:val="es-MX"/>
-        </w:rPr>
-        <w:t xml:space="preserve"> Data </w:t>
-      </w:r>
-      <w:proofErr w:type="spellStart"/>
-      <w:r>
-        <w:rPr>
-          <w:rFonts w:ascii="Times New Roman" w:hAnsi="Times New Roman"/>
-          <w:color w:val="000000"/>
-          <w:sz w:val="24"/>
-          <w:lang w:val="es-MX"/>
-        </w:rPr>
-        <w:t>Science</w:t>
-      </w:r>
-      <w:proofErr w:type="spellEnd"/>
-      <w:r>
-        <w:rPr>
-          <w:rFonts w:ascii="Times New Roman" w:hAnsi="Times New Roman"/>
-          <w:color w:val="000000"/>
-          <w:sz w:val="24"/>
-          <w:lang w:val="es-MX"/>
-        </w:rPr>
-        <w:t xml:space="preserve">, programamos módulos limpios en Python usando orientación a objetos, conectamos </w:t>
-      </w:r>
-      <w:proofErr w:type="spellStart"/>
-      <w:r>
-        <w:rPr>
-          <w:rFonts w:ascii="Times New Roman" w:hAnsi="Times New Roman"/>
-          <w:color w:val="000000"/>
-          <w:sz w:val="24"/>
-          <w:lang w:val="es-MX"/>
-        </w:rPr>
-        <w:t>MLflow</w:t>
-      </w:r>
-      <w:proofErr w:type="spellEnd"/>
-      <w:r>
-        <w:rPr>
-          <w:rFonts w:ascii="Times New Roman" w:hAnsi="Times New Roman"/>
-          <w:color w:val="000000"/>
-          <w:sz w:val="24"/>
-          <w:lang w:val="es-MX"/>
-        </w:rPr>
-        <w:t xml:space="preserve"> para versionar los datos y definimos claramente las tareas de cada integrante según los roles de </w:t>
-      </w:r>
-      <w:proofErr w:type="spellStart"/>
-      <w:r>
-        <w:rPr>
-          <w:rFonts w:ascii="Times New Roman" w:hAnsi="Times New Roman"/>
-          <w:color w:val="000000"/>
-          <w:sz w:val="24"/>
-          <w:lang w:val="es-MX"/>
-        </w:rPr>
-        <w:t>MLOps</w:t>
-      </w:r>
-      <w:proofErr w:type="spellEnd"/>
-      <w:r>
-        <w:rPr>
-          <w:rFonts w:ascii="Times New Roman" w:hAnsi="Times New Roman"/>
-          <w:color w:val="000000"/>
-          <w:sz w:val="24"/>
-          <w:lang w:val="es-MX"/>
-        </w:rPr>
-        <w:t>.</w:t>
+        <w:t>Para este trabajo seleccionamos el dataset abierto de MiBici, que es el sistema de bicicletas públicas de Guadalajara. Revisando cómo opera la red, notamos que el problema principal está en el desbalance de bicicletas en las estaciones durante las horas pico de entrada y salida laboral. Por eso decidimos enfocar la solución en predecir la demanda por hora en cada estación, de modo que el equipo operativo pueda mover las unidades antes de que las estaciones se queden vacías o saturadas. Para lograrlo, organizamos el repositorio con Cookiecutter Data Science, programamos módulos limpios en Python usando orientación a objetos, conectamos MLflow para versionar los datos y definimos claramente las tareas de cada integrante según los roles de MLOps.</w:t>
       </w:r>
     </w:p>
     <w:p>
@@ -626,7 +448,6 @@
           <w:lang w:val="es-MX"/>
         </w:rPr>
       </w:pPr>
-      <w:proofErr w:type="spellStart"/>
       <w:r>
         <w:rPr>
           <w:rFonts w:ascii="Times New Roman" w:hAnsi="Times New Roman"/>
@@ -634,9 +455,8 @@
           <w:sz w:val="24"/>
           <w:lang w:val="es-MX"/>
         </w:rPr>
-        <w:t>MiBici</w:t>
+        <w:t>MiBici publica mensualmente sus datos abiertos de viajes; tan solo en mayo de 2024 se registraron 410,806 viajes en 360 estaciones activas de la zona metropolitana de Guadalajara (el catálogo vigente incluye 484 estaciones).</w:t>
       </w:r>
-      <w:proofErr w:type="spellEnd"/>
       <w:r>
         <w:rPr>
           <w:rFonts w:ascii="Times New Roman" w:hAnsi="Times New Roman"/>
@@ -644,7 +464,25 @@
           <w:sz w:val="24"/>
           <w:lang w:val="es-MX"/>
         </w:rPr>
-        <w:t xml:space="preserve"> cuenta con más de 39 millones de viajes históricos y casi 300 estaciones en la zona metropolitana de Guadalajara. Al revisar el comportamiento de los viajes, vimos que la gente se mueve en horarios muy marcados (de 8:00 a 10:00 de la mañana y de 6:00 a 8:00 de la noche). Esto ocasiona que en estaciones céntricas o cercanas a universidades falten bicicletas cuando todos quieren salir, o que no haya puertos libres para devolverlas. Actualmente el rebalanceo con camionetas se hace de forma reactiva, lo que genera costos altos y quejas constantes de los usuarios.</w:t>
+        <w:t xml:space="preserve"> Al revisar el comportamiento de los viajes, vimos que la gente se mueve en horarios muy marcados </w:t>
+      </w:r>
+      <w:r>
+        <w:rPr>
+          <w:rFonts w:ascii="Times New Roman" w:hAnsi="Times New Roman"/>
+          <w:color w:val="000000"/>
+          <w:sz w:val="24"/>
+          <w:lang w:val="es-MX"/>
+        </w:rPr>
+        <w:t>(con picos a las 8:00 y a las 18:00 en días laborales)</w:t>
+      </w:r>
+      <w:r>
+        <w:rPr>
+          <w:rFonts w:ascii="Times New Roman" w:hAnsi="Times New Roman"/>
+          <w:color w:val="000000"/>
+          <w:sz w:val="24"/>
+          <w:lang w:val="es-MX"/>
+        </w:rPr>
+        <w:t>. Esto ocasiona que en estaciones céntricas o cercanas a universidades falten bicicletas cuando todos quieren salir, o que no haya puertos libres para devolverlas. Actualmente el rebalanceo con camionetas se hace de forma reactiva, lo que genera costos altos y quejas constantes de los usuarios.</w:t>
       </w:r>
     </w:p>
     <w:p>
@@ -662,47 +500,7 @@
           <w:sz w:val="24"/>
           <w:lang w:val="es-MX"/>
         </w:rPr>
-        <w:t xml:space="preserve">Para plantear el proyecto de forma ordenada utilizamos la herramienta Machine </w:t>
-      </w:r>
-      <w:proofErr w:type="spellStart"/>
-      <w:r>
-        <w:rPr>
-          <w:rFonts w:ascii="Times New Roman" w:hAnsi="Times New Roman"/>
-          <w:color w:val="000000"/>
-          <w:sz w:val="24"/>
-          <w:lang w:val="es-MX"/>
-        </w:rPr>
-        <w:t>Learning</w:t>
-      </w:r>
-      <w:proofErr w:type="spellEnd"/>
-      <w:r>
-        <w:rPr>
-          <w:rFonts w:ascii="Times New Roman" w:hAnsi="Times New Roman"/>
-          <w:color w:val="000000"/>
-          <w:sz w:val="24"/>
-          <w:lang w:val="es-MX"/>
-        </w:rPr>
-        <w:t xml:space="preserve"> </w:t>
-      </w:r>
-      <w:proofErr w:type="spellStart"/>
-      <w:r>
-        <w:rPr>
-          <w:rFonts w:ascii="Times New Roman" w:hAnsi="Times New Roman"/>
-          <w:color w:val="000000"/>
-          <w:sz w:val="24"/>
-          <w:lang w:val="es-MX"/>
-        </w:rPr>
-        <w:t>Canvas</w:t>
-      </w:r>
-      <w:proofErr w:type="spellEnd"/>
-      <w:r>
-        <w:rPr>
-          <w:rFonts w:ascii="Times New Roman" w:hAnsi="Times New Roman"/>
-          <w:color w:val="000000"/>
-          <w:sz w:val="24"/>
-          <w:lang w:val="es-MX"/>
-        </w:rPr>
-        <w:t>, resumiendo los aspectos clave:</w:t>
+        <w:t>Para plantear el proyecto de forma ordenada utilizamos la herramienta Machine Learning Canvas, resumiendo los aspectos clave:</w:t>
       </w:r>
     </w:p>
     <w:tbl>
@@ -860,41 +658,13 @@
                 <w:lang w:val="es-MX"/>
               </w:rPr>
             </w:pPr>
-            <w:proofErr w:type="spellStart"/>
             <w:r>
               <w:rPr>
                 <w:rFonts w:ascii="Times New Roman" w:hAnsi="Times New Roman"/>
                 <w:sz w:val="20"/>
                 <w:lang w:val="es-MX"/>
               </w:rPr>
-              <w:t>Dataset</w:t>
-            </w:r>
-            <w:proofErr w:type="spellEnd"/>
-            <w:r>
-              <w:rPr>
-                <w:rFonts w:ascii="Times New Roman" w:hAnsi="Times New Roman"/>
-                <w:sz w:val="20"/>
-                <w:lang w:val="es-MX"/>
-              </w:rPr>
-              <w:t xml:space="preserve"> abierto de </w:t>
-            </w:r>
-            <w:proofErr w:type="spellStart"/>
-            <w:r>
-              <w:rPr>
-                <w:rFonts w:ascii="Times New Roman" w:hAnsi="Times New Roman"/>
-                <w:sz w:val="20"/>
-                <w:lang w:val="es-MX"/>
-              </w:rPr>
-              <w:t>MiBici</w:t>
-            </w:r>
-            <w:proofErr w:type="spellEnd"/>
-            <w:r>
-              <w:rPr>
-                <w:rFonts w:ascii="Times New Roman" w:hAnsi="Times New Roman"/>
-                <w:sz w:val="20"/>
-                <w:lang w:val="es-MX"/>
-              </w:rPr>
-              <w:t xml:space="preserve"> con el registro mensual de viajes (fechas, duraciones, origen, destino y datos de usuario) junto con el catálogo oficial de estaciones y sus coordenadas.</w:t>
+              <w:t>Dataset abierto de MiBici con el registro mensual de viajes (fechas, duraciones, origen, destino y datos de usuario) junto con el catálogo oficial de estaciones y sus coordenadas.</w:t>
             </w:r>
           </w:p>
         </w:tc>
@@ -920,18 +690,9 @@
                 <w:b/>
                 <w:sz w:val="20"/>
               </w:rPr>
-              <w:t xml:space="preserve">Ingesta y </w:t>
+              <w:lastRenderedPageBreak/>
+              <w:t>Ingesta y Almacenamiento</w:t>
             </w:r>
-            <w:proofErr w:type="spellStart"/>
-            <w:r>
-              <w:rPr>
-                <w:rFonts w:ascii="Times New Roman" w:hAnsi="Times New Roman"/>
-                <w:b/>
-                <w:sz w:val="20"/>
-              </w:rPr>
-              <w:t>Almacenamiento</w:t>
-            </w:r>
-            <w:proofErr w:type="spellEnd"/>
           </w:p>
         </w:tc>
         <w:tc>
@@ -957,52 +718,7 @@
                 <w:sz w:val="20"/>
                 <w:lang w:val="es-MX"/>
               </w:rPr>
-              <w:t>Pipeline automatizado por lotes que guarda los datos originales en la carpeta data/raw sin tocarlos, procesa una versión limpia en data/</w:t>
-            </w:r>
-            <w:proofErr w:type="spellStart"/>
-            <w:r>
-              <w:rPr>
-                <w:rFonts w:ascii="Times New Roman" w:hAnsi="Times New Roman"/>
-                <w:sz w:val="20"/>
-                <w:lang w:val="es-MX"/>
-              </w:rPr>
-              <w:t>interim</w:t>
-            </w:r>
-            <w:proofErr w:type="spellEnd"/>
-            <w:r>
-              <w:rPr>
-                <w:rFonts w:ascii="Times New Roman" w:hAnsi="Times New Roman"/>
-                <w:sz w:val="20"/>
-                <w:lang w:val="es-MX"/>
-              </w:rPr>
-              <w:t xml:space="preserve"> y </w:t>
-            </w:r>
-            <w:r>
-              <w:rPr>
-                <w:rFonts w:ascii="Times New Roman" w:hAnsi="Times New Roman"/>
-                <w:sz w:val="20"/>
-                <w:lang w:val="es-MX"/>
-              </w:rPr>
-              <w:lastRenderedPageBreak/>
-              <w:t xml:space="preserve">registra todo en </w:t>
-            </w:r>
-            <w:proofErr w:type="spellStart"/>
-            <w:r>
-              <w:rPr>
-                <w:rFonts w:ascii="Times New Roman" w:hAnsi="Times New Roman"/>
-                <w:sz w:val="20"/>
-                <w:lang w:val="es-MX"/>
-              </w:rPr>
-              <w:t>MLflow</w:t>
-            </w:r>
-            <w:proofErr w:type="spellEnd"/>
-            <w:r>
-              <w:rPr>
-                <w:rFonts w:ascii="Times New Roman" w:hAnsi="Times New Roman"/>
-                <w:sz w:val="20"/>
-                <w:lang w:val="es-MX"/>
-              </w:rPr>
-              <w:t xml:space="preserve"> con hashes de seguridad.</w:t>
+              <w:t>Pipeline automatizado por lotes que guarda los datos originales en la carpeta data/raw sin tocarlos, procesa una versión limpia en data/interim y registra todo en MLflow con hashes de seguridad.</w:t>
             </w:r>
           </w:p>
         </w:tc>
@@ -1028,7 +744,6 @@
                 <w:b/>
                 <w:sz w:val="20"/>
               </w:rPr>
-              <w:lastRenderedPageBreak/>
               <w:t>Variables (Features)</w:t>
             </w:r>
           </w:p>
@@ -1109,25 +824,7 @@
                 <w:sz w:val="20"/>
                 <w:lang w:val="es-MX"/>
               </w:rPr>
-              <w:t>Regresión supervisada para predecir la variable "</w:t>
-            </w:r>
-            <w:proofErr w:type="spellStart"/>
-            <w:r>
-              <w:rPr>
-                <w:rFonts w:ascii="Times New Roman" w:hAnsi="Times New Roman"/>
-                <w:sz w:val="20"/>
-                <w:lang w:val="es-MX"/>
-              </w:rPr>
-              <w:t>demand_count</w:t>
-            </w:r>
-            <w:proofErr w:type="spellEnd"/>
-            <w:r>
-              <w:rPr>
-                <w:rFonts w:ascii="Times New Roman" w:hAnsi="Times New Roman"/>
-                <w:sz w:val="20"/>
-                <w:lang w:val="es-MX"/>
-              </w:rPr>
-              <w:t>", que representa el número total de extracciones de bicicletas en una estación durante una hora específica.</w:t>
+              <w:t>Regresión supervisada para predecir la variable "demand_count", que representa el número total de extracciones de bicicletas en una estación durante una hora específica.</w:t>
             </w:r>
           </w:p>
         </w:tc>
@@ -1147,34 +844,14 @@
             </w:tcMar>
           </w:tcPr>
           <w:p>
-            <w:proofErr w:type="spellStart"/>
             <w:r>
               <w:rPr>
                 <w:rFonts w:ascii="Times New Roman" w:hAnsi="Times New Roman"/>
                 <w:b/>
                 <w:sz w:val="20"/>
               </w:rPr>
-              <w:t>Decisiones</w:t>
+              <w:t>Decisiones Operativas</w:t>
             </w:r>
-            <w:proofErr w:type="spellEnd"/>
-            <w:r>
-              <w:rPr>
-                <w:rFonts w:ascii="Times New Roman" w:hAnsi="Times New Roman"/>
-                <w:b/>
-                <w:sz w:val="20"/>
-              </w:rPr>
-              <w:t xml:space="preserve"> </w:t>
-            </w:r>
-            <w:proofErr w:type="spellStart"/>
-            <w:r>
-              <w:rPr>
-                <w:rFonts w:ascii="Times New Roman" w:hAnsi="Times New Roman"/>
-                <w:b/>
-                <w:sz w:val="20"/>
-              </w:rPr>
-              <w:t>Operativas</w:t>
-            </w:r>
-            <w:proofErr w:type="spellEnd"/>
           </w:p>
         </w:tc>
         <w:tc>
@@ -1226,18 +903,8 @@
                 <w:b/>
                 <w:sz w:val="20"/>
               </w:rPr>
-              <w:t xml:space="preserve">Modo de </w:t>
+              <w:t>Modo de Inferencia</w:t>
             </w:r>
-            <w:proofErr w:type="spellStart"/>
-            <w:r>
-              <w:rPr>
-                <w:rFonts w:ascii="Times New Roman" w:hAnsi="Times New Roman"/>
-                <w:b/>
-                <w:sz w:val="20"/>
-              </w:rPr>
-              <w:t>Inferencia</w:t>
-            </w:r>
-            <w:proofErr w:type="spellEnd"/>
           </w:p>
         </w:tc>
         <w:tc>
@@ -1283,23 +950,13 @@
             </w:tcMar>
           </w:tcPr>
           <w:p>
-            <w:proofErr w:type="spellStart"/>
             <w:r>
               <w:rPr>
                 <w:rFonts w:ascii="Times New Roman" w:hAnsi="Times New Roman"/>
                 <w:b/>
                 <w:sz w:val="20"/>
               </w:rPr>
-              <w:t>Evaluación</w:t>
-            </w:r>
-            <w:proofErr w:type="spellEnd"/>
-            <w:r>
-              <w:rPr>
-                <w:rFonts w:ascii="Times New Roman" w:hAnsi="Times New Roman"/>
-                <w:b/>
-                <w:sz w:val="20"/>
-              </w:rPr>
-              <w:t xml:space="preserve"> Offline</w:t>
+              <w:t>Evaluación Offline</w:t>
             </w:r>
           </w:p>
         </w:tc>
@@ -1325,21 +982,12 @@
               </w:rPr>
               <w:t xml:space="preserve">Partición cronológica por fecha (70% entrenamiento, 15% validación y 15% prueba) para no mezclar datos del futuro con el pasado. </w:t>
             </w:r>
-            <w:proofErr w:type="spellStart"/>
             <w:r>
               <w:rPr>
                 <w:rFonts w:ascii="Times New Roman" w:hAnsi="Times New Roman"/>
                 <w:sz w:val="20"/>
               </w:rPr>
-              <w:t>Evaluaremos</w:t>
-            </w:r>
-            <w:proofErr w:type="spellEnd"/>
-            <w:r>
-              <w:rPr>
-                <w:rFonts w:ascii="Times New Roman" w:hAnsi="Times New Roman"/>
-                <w:sz w:val="20"/>
-              </w:rPr>
-              <w:t xml:space="preserve"> con MAE, RMSE y coeficiente R2.</w:t>
+              <w:t>Evaluaremos con MAE, RMSE y coeficiente R2.</w:t>
             </w:r>
           </w:p>
         </w:tc>
@@ -1392,25 +1040,7 @@
                 <w:sz w:val="20"/>
                 <w:lang w:val="es-MX"/>
               </w:rPr>
-              <w:t xml:space="preserve">Revisión constante de la disponibilidad de bicicletas en las estaciones y monitoreo de data </w:t>
-            </w:r>
-            <w:proofErr w:type="spellStart"/>
-            <w:r>
-              <w:rPr>
-                <w:rFonts w:ascii="Times New Roman" w:hAnsi="Times New Roman"/>
-                <w:sz w:val="20"/>
-                <w:lang w:val="es-MX"/>
-              </w:rPr>
-              <w:t>drift</w:t>
-            </w:r>
-            <w:proofErr w:type="spellEnd"/>
-            <w:r>
-              <w:rPr>
-                <w:rFonts w:ascii="Times New Roman" w:hAnsi="Times New Roman"/>
-                <w:sz w:val="20"/>
-                <w:lang w:val="es-MX"/>
-              </w:rPr>
-              <w:t xml:space="preserve"> para detectar si los patrones de viaje cambian por clima, obras viales o días festivos.</w:t>
+              <w:t>Revisión constante de la disponibilidad de bicicletas en las estaciones y monitoreo de data drift para detectar si los patrones de viaje cambian por clima, obras viales o días festivos.</w:t>
             </w:r>
           </w:p>
         </w:tc>
@@ -1430,34 +1060,14 @@
             </w:tcMar>
           </w:tcPr>
           <w:p>
-            <w:proofErr w:type="spellStart"/>
             <w:r>
               <w:rPr>
                 <w:rFonts w:ascii="Times New Roman" w:hAnsi="Times New Roman"/>
                 <w:b/>
                 <w:sz w:val="20"/>
               </w:rPr>
-              <w:t>Restricciones</w:t>
+              <w:t>Restricciones y Riesgos</w:t>
             </w:r>
-            <w:proofErr w:type="spellEnd"/>
-            <w:r>
-              <w:rPr>
-                <w:rFonts w:ascii="Times New Roman" w:hAnsi="Times New Roman"/>
-                <w:b/>
-                <w:sz w:val="20"/>
-              </w:rPr>
-              <w:t xml:space="preserve"> y </w:t>
-            </w:r>
-            <w:proofErr w:type="spellStart"/>
-            <w:r>
-              <w:rPr>
-                <w:rFonts w:ascii="Times New Roman" w:hAnsi="Times New Roman"/>
-                <w:b/>
-                <w:sz w:val="20"/>
-              </w:rPr>
-              <w:t>Riesgos</w:t>
-            </w:r>
-            <w:proofErr w:type="spellEnd"/>
           </w:p>
         </w:tc>
         <w:tc>
@@ -1524,9 +1134,8 @@
           <w:sz w:val="24"/>
           <w:lang w:val="es-MX"/>
         </w:rPr>
-        <w:t xml:space="preserve">Para limpiar los datos crudos desarrollamos la clase </w:t>
+        <w:t>Los datos se obtienen directamente del portal de datos abiertos de MiBici: la clase MiBiciDataDownloader (src/data/downloader.py) descarga los viajes de mayo de 2024 (datos_abiertos_2024_05.csv, 410,806 registros) y el catálogo de estaciones vigente (nomenclatura_2026_09.csv, 484 estaciones), normaliza el encabezado de la columna de año de nacimiento, que viene con caracteres corruptos en el archivo original, y guarda ambos en data/raw. Para limpiar los datos crudos desarrollamos la clase MiBiciDataCleaner</w:t>
       </w:r>
-      <w:proofErr w:type="spellStart"/>
       <w:r>
         <w:rPr>
           <w:rFonts w:ascii="Times New Roman" w:hAnsi="Times New Roman"/>
@@ -1534,37 +1143,7 @@
           <w:sz w:val="24"/>
           <w:lang w:val="es-MX"/>
         </w:rPr>
-        <w:t>MiBiciDataCleaner</w:t>
-      </w:r>
-      <w:proofErr w:type="spellEnd"/>
-      <w:r>
-        <w:rPr>
-          <w:rFonts w:ascii="Times New Roman" w:hAnsi="Times New Roman"/>
-          <w:color w:val="000000"/>
-          <w:sz w:val="24"/>
-          <w:lang w:val="es-MX"/>
-        </w:rPr>
-        <w:t xml:space="preserve"> dentro del archivo </w:t>
-      </w:r>
-      <w:proofErr w:type="spellStart"/>
-      <w:r>
-        <w:rPr>
-          <w:rFonts w:ascii="Times New Roman" w:hAnsi="Times New Roman"/>
-          <w:color w:val="000000"/>
-          <w:sz w:val="24"/>
-          <w:lang w:val="es-MX"/>
-        </w:rPr>
-        <w:t>src</w:t>
-      </w:r>
-      <w:proofErr w:type="spellEnd"/>
-      <w:r>
-        <w:rPr>
-          <w:rFonts w:ascii="Times New Roman" w:hAnsi="Times New Roman"/>
-          <w:color w:val="000000"/>
-          <w:sz w:val="24"/>
-          <w:lang w:val="es-MX"/>
-        </w:rPr>
-        <w:t>/data/cleaner.py. El objetivo fue establecer reglas sencillas y lógicas para quitar registros con errores sin perder información valiosa:</w:t>
+        <w:t xml:space="preserve"> dentro del archivo src/data/cleaner.py. El objetivo fue establecer reglas sencillas y lógicas para quitar registros con errores sin perder información valiosa:</w:t>
       </w:r>
     </w:p>
     <w:p>
@@ -1582,27 +1161,8 @@
           <w:sz w:val="24"/>
           <w:lang w:val="es-MX"/>
         </w:rPr>
-        <w:t>• Quitar duplicados: Si un viaje viene con el mismo identificador "</w:t>
-      </w:r>
-      <w:proofErr w:type="spellStart"/>
-      <w:r>
-        <w:rPr>
-          <w:rFonts w:ascii="Times New Roman" w:hAnsi="Times New Roman"/>
-          <w:color w:val="000000"/>
-          <w:sz w:val="24"/>
-          <w:lang w:val="es-MX"/>
-        </w:rPr>
-        <w:t>Viaje_Id</w:t>
-      </w:r>
-      <w:proofErr w:type="spellEnd"/>
-      <w:r>
-        <w:rPr>
-          <w:rFonts w:ascii="Times New Roman" w:hAnsi="Times New Roman"/>
-          <w:color w:val="000000"/>
-          <w:sz w:val="24"/>
-          <w:lang w:val="es-MX"/>
-        </w:rPr>
-        <w:t>" más de una vez, dejamos solo uno.</w:t>
+        <w:lastRenderedPageBreak/>
+        <w:t>• Quitar duplicados: Si un viaje viene con el mismo identificador "Viaje_Id" más de una vez, dejamos solo uno.</w:t>
       </w:r>
     </w:p>
     <w:p>
@@ -1620,7 +1180,16 @@
           <w:sz w:val="24"/>
           <w:lang w:val="es-MX"/>
         </w:rPr>
-        <w:t>• Duraciones negativas: Encontramos viajes donde la fecha de término aparecía antes que la de inicio, lo cual pasa por desajustes en el reloj de la estación, así que los descartamos.</w:t>
+        <w:t xml:space="preserve">• </w:t>
+      </w:r>
+      <w:r>
+        <w:rPr>
+          <w:rFonts w:ascii="Times New Roman" w:hAnsi="Times New Roman"/>
+          <w:color w:val="000000"/>
+          <w:sz w:val="24"/>
+          <w:lang w:val="es-MX"/>
+        </w:rPr>
+        <w:t>Duraciones negativas o nulas: 921 viajes tienen una fecha de término igual o anterior a la de inicio, lo que indica un error de registro, así que los descartamos.</w:t>
       </w:r>
     </w:p>
     <w:p>
@@ -1638,7 +1207,6 @@
           <w:sz w:val="24"/>
           <w:lang w:val="es-MX"/>
         </w:rPr>
-        <w:lastRenderedPageBreak/>
         <w:t>• Viajes menores a 1 minuto: Cuando un usuario saca una bicicleta y la regresa de inmediato casi siempre es porque la llanta venía ponchada o la cadena rota, por lo que no cuenta como un viaje real.</w:t>
       </w:r>
     </w:p>
@@ -1657,7 +1225,16 @@
           <w:sz w:val="24"/>
           <w:lang w:val="es-MX"/>
         </w:rPr>
-        <w:t>• Viajes mayores a 2 horas (120 minutos): El servicio está pensado para trayectos cortos de menos de 45 minutos. Los viajes que pasan de 2 horas corresponden a descuidos, bicicletas no ancladas correctamente o multas, y distorsionan el modelo.</w:t>
+        <w:t xml:space="preserve">• Viajes mayores a 2 horas (120 minutos): El servicio está pensado para trayectos cortos de menos de 45 minutos. </w:t>
+      </w:r>
+      <w:r>
+        <w:rPr>
+          <w:rFonts w:ascii="Times New Roman" w:hAnsi="Times New Roman"/>
+          <w:color w:val="000000"/>
+          <w:sz w:val="24"/>
+          <w:lang w:val="es-MX"/>
+        </w:rPr>
+        <w:t>El percentil 99 de la duración es de 31 minutos, por lo que los 96 viajes que pasan de 2 horas son casos extremos (bicicletas no ancladas correctamente, descuidos o multas) que distorsionan el modelo.</w:t>
       </w:r>
     </w:p>
     <w:p>
@@ -1675,27 +1252,7 @@
           <w:sz w:val="24"/>
           <w:lang w:val="es-MX"/>
         </w:rPr>
-        <w:t xml:space="preserve">• Estaciones inexistentes: Comprobamos que el origen y destino existan en el catálogo oficial de </w:t>
-      </w:r>
-      <w:proofErr w:type="spellStart"/>
-      <w:r>
-        <w:rPr>
-          <w:rFonts w:ascii="Times New Roman" w:hAnsi="Times New Roman"/>
-          <w:color w:val="000000"/>
-          <w:sz w:val="24"/>
-          <w:lang w:val="es-MX"/>
-        </w:rPr>
-        <w:t>MiBici</w:t>
-      </w:r>
-      <w:proofErr w:type="spellEnd"/>
-      <w:r>
-        <w:rPr>
-          <w:rFonts w:ascii="Times New Roman" w:hAnsi="Times New Roman"/>
-          <w:color w:val="000000"/>
-          <w:sz w:val="24"/>
-          <w:lang w:val="es-MX"/>
-        </w:rPr>
-        <w:t>.</w:t>
+        <w:t>• Estaciones inexistentes: Comprobamos que el origen y destino existan en el catálogo oficial de MiBici.</w:t>
       </w:r>
     </w:p>
     <w:p>
@@ -1713,12 +1270,21 @@
           <w:sz w:val="24"/>
           <w:lang w:val="es-MX"/>
         </w:rPr>
-        <w:t>• Datos demográficos: En los registros que no tenían año de nacimiento colocamos la mediana calculada del grupo, y los valores vacíos de género los dejamos identificados como desconocidos.</w:t>
+        <w:t xml:space="preserve">• Datos demográficos: En los registros que no tenían año de nacimiento colocamos la mediana calculada del grupo, y los valores vacíos de género </w:t>
+      </w:r>
+      <w:r>
+        <w:rPr>
+          <w:rFonts w:ascii="Times New Roman" w:hAnsi="Times New Roman"/>
+          <w:color w:val="000000"/>
+          <w:sz w:val="24"/>
+          <w:lang w:val="es-MX"/>
+        </w:rPr>
+        <w:t>los dejamos identificados como desconocidos. Además, descartamos 84 registros con edades fuera del rango de 14 a 90 años (por ejemplo, un año de nacimiento capturado como 200).</w:t>
       </w:r>
     </w:p>
     <w:tbl>
       <w:tblPr>
-        <w:tblW w:w="0" w:type="auto"/>
+        <w:tblW w:w="11280" w:type="dxa"/>
         <w:jc w:val="center"/>
         <w:tblLayout w:type="fixed"/>
         <w:tblLook w:val="04A0" w:firstRow="1" w:lastRow="0" w:firstColumn="1" w:lastColumn="0" w:noHBand="0" w:noVBand="1"/>
@@ -1744,39 +1310,19 @@
             </w:tcMar>
           </w:tcPr>
           <w:p>
-            <w:proofErr w:type="spellStart"/>
             <w:r>
               <w:rPr>
                 <w:rFonts w:ascii="Times New Roman" w:hAnsi="Times New Roman"/>
                 <w:b/>
                 <w:sz w:val="20"/>
               </w:rPr>
-              <w:t>Criterio</w:t>
+              <w:t>Criterio de Limpieza</w:t>
             </w:r>
-            <w:proofErr w:type="spellEnd"/>
-            <w:r>
-              <w:rPr>
-                <w:rFonts w:ascii="Times New Roman" w:hAnsi="Times New Roman"/>
-                <w:b/>
-                <w:sz w:val="20"/>
-              </w:rPr>
-              <w:t xml:space="preserve"> de </w:t>
-            </w:r>
-            <w:proofErr w:type="spellStart"/>
-            <w:r>
-              <w:rPr>
-                <w:rFonts w:ascii="Times New Roman" w:hAnsi="Times New Roman"/>
-                <w:b/>
-                <w:sz w:val="20"/>
-              </w:rPr>
-              <w:t>Limpieza</w:t>
-            </w:r>
-            <w:proofErr w:type="spellEnd"/>
           </w:p>
         </w:tc>
         <w:tc>
           <w:tcPr>
-            <w:tcW w:w="2160" w:type="dxa"/>
+            <w:tcW w:w="3120" w:type="dxa"/>
             <w:shd w:val="clear" w:color="auto" w:fill="E2E8F0"/>
             <w:tcMar>
               <w:top w:w="100" w:type="dxa"/>
@@ -1798,7 +1344,7 @@
         </w:tc>
         <w:tc>
           <w:tcPr>
-            <w:tcW w:w="2160" w:type="dxa"/>
+            <w:tcW w:w="3120" w:type="dxa"/>
             <w:shd w:val="clear" w:color="auto" w:fill="E2E8F0"/>
             <w:tcMar>
               <w:top w:w="100" w:type="dxa"/>
@@ -1825,7 +1371,7 @@
         </w:trPr>
         <w:tc>
           <w:tcPr>
-            <w:tcW w:w="3120" w:type="dxa"/>
+            <w:tcW w:w="5040" w:type="dxa"/>
             <w:tcMar>
               <w:top w:w="100" w:type="dxa"/>
               <w:left w:w="120" w:type="dxa"/>
@@ -1862,7 +1408,7 @@
                 <w:rFonts w:ascii="Times New Roman" w:hAnsi="Times New Roman"/>
                 <w:sz w:val="20"/>
               </w:rPr>
-              <w:t>15,000</w:t>
+              <w:t>410,806</w:t>
             </w:r>
           </w:p>
         </w:tc>
@@ -1896,7 +1442,7 @@
         </w:trPr>
         <w:tc>
           <w:tcPr>
-            <w:tcW w:w="3120" w:type="dxa"/>
+            <w:tcW w:w="5040" w:type="dxa"/>
             <w:tcMar>
               <w:top w:w="100" w:type="dxa"/>
               <w:left w:w="120" w:type="dxa"/>
@@ -1916,7 +1462,7 @@
                 <w:sz w:val="20"/>
                 <w:lang w:val="es-MX"/>
               </w:rPr>
-              <w:t>Viajes descartados con duración negativa</w:t>
+              <w:t>Viajes descartados con duración negativa o cero</w:t>
             </w:r>
           </w:p>
         </w:tc>
@@ -1939,7 +1485,7 @@
                 <w:rFonts w:ascii="Times New Roman" w:hAnsi="Times New Roman"/>
                 <w:sz w:val="20"/>
               </w:rPr>
-              <w:t>116</w:t>
+              <w:t>921</w:t>
             </w:r>
           </w:p>
         </w:tc>
@@ -1962,7 +1508,7 @@
                 <w:rFonts w:ascii="Times New Roman" w:hAnsi="Times New Roman"/>
                 <w:sz w:val="20"/>
               </w:rPr>
-              <w:t>0.77%</w:t>
+              <w:t>0.22%</w:t>
             </w:r>
           </w:p>
         </w:tc>
@@ -1973,7 +1519,7 @@
         </w:trPr>
         <w:tc>
           <w:tcPr>
-            <w:tcW w:w="3120" w:type="dxa"/>
+            <w:tcW w:w="5040" w:type="dxa"/>
             <w:tcMar>
               <w:top w:w="100" w:type="dxa"/>
               <w:left w:w="120" w:type="dxa"/>
@@ -2016,7 +1562,7 @@
                 <w:rFonts w:ascii="Times New Roman" w:hAnsi="Times New Roman"/>
                 <w:sz w:val="20"/>
               </w:rPr>
-              <w:t>182</w:t>
+              <w:t>14,033</w:t>
             </w:r>
           </w:p>
         </w:tc>
@@ -2039,7 +1585,7 @@
                 <w:rFonts w:ascii="Times New Roman" w:hAnsi="Times New Roman"/>
                 <w:sz w:val="20"/>
               </w:rPr>
-              <w:t>1.21%</w:t>
+              <w:t>3.42%</w:t>
             </w:r>
           </w:p>
         </w:tc>
@@ -2050,7 +1596,7 @@
         </w:trPr>
         <w:tc>
           <w:tcPr>
-            <w:tcW w:w="3120" w:type="dxa"/>
+            <w:tcW w:w="5040" w:type="dxa"/>
             <w:tcMar>
               <w:top w:w="100" w:type="dxa"/>
               <w:left w:w="120" w:type="dxa"/>
@@ -2070,25 +1616,7 @@
                 <w:sz w:val="20"/>
                 <w:lang w:val="es-MX"/>
               </w:rPr>
-              <w:t>Viajes descartados mayores a 120 minutos (</w:t>
-            </w:r>
-            <w:proofErr w:type="spellStart"/>
-            <w:r>
-              <w:rPr>
-                <w:rFonts w:ascii="Times New Roman" w:hAnsi="Times New Roman"/>
-                <w:sz w:val="20"/>
-                <w:lang w:val="es-MX"/>
-              </w:rPr>
-              <w:t>outliers</w:t>
-            </w:r>
-            <w:proofErr w:type="spellEnd"/>
-            <w:r>
-              <w:rPr>
-                <w:rFonts w:ascii="Times New Roman" w:hAnsi="Times New Roman"/>
-                <w:sz w:val="20"/>
-                <w:lang w:val="es-MX"/>
-              </w:rPr>
-              <w:t>)</w:t>
+              <w:t>Viajes descartados mayores a 120 minutos (outliers)</w:t>
             </w:r>
           </w:p>
         </w:tc>
@@ -2111,7 +1639,7 @@
                 <w:rFonts w:ascii="Times New Roman" w:hAnsi="Times New Roman"/>
                 <w:sz w:val="20"/>
               </w:rPr>
-              <w:t>69</w:t>
+              <w:t>96</w:t>
             </w:r>
           </w:p>
         </w:tc>
@@ -2134,7 +1662,7 @@
                 <w:rFonts w:ascii="Times New Roman" w:hAnsi="Times New Roman"/>
                 <w:sz w:val="20"/>
               </w:rPr>
-              <w:t>0.46%</w:t>
+              <w:t>0.02%</w:t>
             </w:r>
           </w:p>
         </w:tc>
@@ -2145,7 +1673,7 @@
         </w:trPr>
         <w:tc>
           <w:tcPr>
-            <w:tcW w:w="3120" w:type="dxa"/>
+            <w:tcW w:w="5040" w:type="dxa"/>
             <w:tcMar>
               <w:top w:w="100" w:type="dxa"/>
               <w:left w:w="120" w:type="dxa"/>
@@ -2222,6 +1750,34 @@
         </w:trPr>
         <w:tc>
           <w:tcPr>
+            <w:tcW w:w="5040" w:type="dxa"/>
+            <w:tcMar>
+              <w:top w:w="100" w:type="dxa"/>
+              <w:left w:w="120" w:type="dxa"/>
+              <w:bottom w:w="100" w:type="dxa"/>
+              <w:right w:w="120" w:type="dxa"/>
+            </w:tcMar>
+          </w:tcPr>
+          <w:p>
+            <w:pPr>
+              <w:rPr>
+                <w:rFonts w:ascii="Times New Roman" w:hAnsi="Times New Roman"/>
+                <w:sz w:val="20"/>
+                <w:lang w:val="es-MX"/>
+              </w:rPr>
+            </w:pPr>
+            <w:r>
+              <w:rPr>
+                <w:rFonts w:ascii="Times New Roman" w:hAnsi="Times New Roman"/>
+                <w:sz w:val="20"/>
+                <w:lang w:val="es-MX"/>
+              </w:rPr>
+              <w:t>Registros descartados por edad inválida (fuera de 14 a 90 años)</w:t>
+            </w:r>
+          </w:p>
+        </w:tc>
+        <w:tc>
+          <w:tcPr>
             <w:tcW w:w="3120" w:type="dxa"/>
             <w:tcMar>
               <w:top w:w="100" w:type="dxa"/>
@@ -2232,6 +1788,65 @@
           </w:tcPr>
           <w:p>
             <w:pPr>
+              <w:jc w:val="right"/>
+              <w:rPr>
+                <w:rFonts w:ascii="Times New Roman" w:hAnsi="Times New Roman"/>
+                <w:sz w:val="20"/>
+              </w:rPr>
+            </w:pPr>
+            <w:r>
+              <w:rPr>
+                <w:rFonts w:ascii="Times New Roman" w:hAnsi="Times New Roman"/>
+                <w:sz w:val="20"/>
+              </w:rPr>
+              <w:t>84</w:t>
+            </w:r>
+          </w:p>
+        </w:tc>
+        <w:tc>
+          <w:tcPr>
+            <w:tcW w:w="3120" w:type="dxa"/>
+            <w:tcMar>
+              <w:top w:w="100" w:type="dxa"/>
+              <w:left w:w="120" w:type="dxa"/>
+              <w:bottom w:w="100" w:type="dxa"/>
+              <w:right w:w="120" w:type="dxa"/>
+            </w:tcMar>
+          </w:tcPr>
+          <w:p>
+            <w:pPr>
+              <w:jc w:val="right"/>
+              <w:rPr>
+                <w:rFonts w:ascii="Times New Roman" w:hAnsi="Times New Roman"/>
+                <w:sz w:val="20"/>
+              </w:rPr>
+            </w:pPr>
+            <w:r>
+              <w:rPr>
+                <w:rFonts w:ascii="Times New Roman" w:hAnsi="Times New Roman"/>
+                <w:sz w:val="20"/>
+              </w:rPr>
+              <w:t>0.02%</w:t>
+            </w:r>
+          </w:p>
+        </w:tc>
+      </w:tr>
+      <w:tr>
+        <w:trPr>
+          <w:jc w:val="center"/>
+        </w:trPr>
+        <w:tc>
+          <w:tcPr>
+            <w:tcW w:w="5040" w:type="dxa"/>
+            <w:tcMar>
+              <w:top w:w="100" w:type="dxa"/>
+              <w:left w:w="120" w:type="dxa"/>
+              <w:bottom w:w="100" w:type="dxa"/>
+              <w:right w:w="120" w:type="dxa"/>
+            </w:tcMar>
+          </w:tcPr>
+          <w:p>
+            <w:pPr>
               <w:rPr>
                 <w:lang w:val="es-MX"/>
               </w:rPr>
@@ -2243,27 +1858,7 @@
                 <w:sz w:val="20"/>
                 <w:lang w:val="es-MX"/>
               </w:rPr>
-              <w:t>Registros finales limpios y validados (</w:t>
-            </w:r>
-            <w:proofErr w:type="spellStart"/>
-            <w:r>
-              <w:rPr>
-                <w:rFonts w:ascii="Times New Roman" w:hAnsi="Times New Roman"/>
-                <w:b/>
-                <w:sz w:val="20"/>
-                <w:lang w:val="es-MX"/>
-              </w:rPr>
-              <w:t>Interim</w:t>
-            </w:r>
-            <w:proofErr w:type="spellEnd"/>
-            <w:r>
-              <w:rPr>
-                <w:rFonts w:ascii="Times New Roman" w:hAnsi="Times New Roman"/>
-                <w:b/>
-                <w:sz w:val="20"/>
-                <w:lang w:val="es-MX"/>
-              </w:rPr>
-              <w:t>)</w:t>
+              <w:t>Registros finales limpios y validados (Interim)</w:t>
             </w:r>
           </w:p>
         </w:tc>
@@ -2287,7 +1882,7 @@
                 <w:b/>
                 <w:sz w:val="20"/>
               </w:rPr>
-              <w:t>14,633</w:t>
+              <w:t>395,672</w:t>
             </w:r>
           </w:p>
         </w:tc>
@@ -2311,7 +1906,7 @@
                 <w:b/>
                 <w:sz w:val="20"/>
               </w:rPr>
-              <w:t>97.55%</w:t>
+              <w:t>96.32%</w:t>
             </w:r>
           </w:p>
         </w:tc>
@@ -2332,7 +1927,7 @@
           <w:sz w:val="24"/>
           <w:lang w:val="es-MX"/>
         </w:rPr>
-        <w:t>Con estos filtros logramos conservar el 97.55% de los datos, quitando únicamente el 2.45% de registros inconsistentes, lo que nos da una base de datos muy confiable para pasar a la parte de análisis y características.</w:t>
+        <w:t>Con estos filtros conservamos el 96.32% de los datos y descartamos el 3.68% de registros inconsistentes; la mayor parte (14,033) corresponde a viajes menores a un minuto. No se encontraron Viaje_Id duplicados ni estaciones fuera del catálogo.</w:t>
       </w:r>
     </w:p>
     <w:p>
@@ -2352,6 +1947,7 @@
           <w:sz w:val="24"/>
           <w:lang w:val="es-MX"/>
         </w:rPr>
+        <w:lastRenderedPageBreak/>
         <w:t>3. Exploración y Preprocesamiento de Datos (EDA)</w:t>
       </w:r>
     </w:p>
@@ -2370,27 +1966,7 @@
           <w:sz w:val="24"/>
           <w:lang w:val="es-MX"/>
         </w:rPr>
-        <w:t xml:space="preserve">Antes de pasar a generar variables para el modelo, revisamos las distribuciones y el comportamiento de los viajes mediante gráficas que guardamos en la carpeta </w:t>
-      </w:r>
-      <w:proofErr w:type="spellStart"/>
-      <w:r>
-        <w:rPr>
-          <w:rFonts w:ascii="Times New Roman" w:hAnsi="Times New Roman"/>
-          <w:color w:val="000000"/>
-          <w:sz w:val="24"/>
-          <w:lang w:val="es-MX"/>
-        </w:rPr>
-        <w:t>reports</w:t>
-      </w:r>
-      <w:proofErr w:type="spellEnd"/>
-      <w:r>
-        <w:rPr>
-          <w:rFonts w:ascii="Times New Roman" w:hAnsi="Times New Roman"/>
-          <w:color w:val="000000"/>
-          <w:sz w:val="24"/>
-          <w:lang w:val="es-MX"/>
-        </w:rPr>
-        <w:t>/figures:</w:t>
+        <w:t>Antes de pasar a generar variables para el modelo, revisamos las distribuciones y el comportamiento de los viajes mediante gráficas que guardamos en la carpeta reports/figures:</w:t>
       </w:r>
     </w:p>
     <w:p>
@@ -2402,20 +1978,17 @@
         <w:rPr>
           <w:noProof/>
         </w:rPr>
-        <w:lastRenderedPageBreak/>
         <w:drawing>
-          <wp:inline distT="0" distB="0" distL="0" distR="0" wp14:anchorId="43EA10A8" wp14:editId="058DD261">
+          <wp:inline distT="0" distB="0" distL="0" distR="0" wp14:anchorId="3E107418" wp14:editId="54B75484">
             <wp:extent cx="5303520" cy="2651760"/>
             <wp:effectExtent l="0" t="0" r="0" b="0"/>
-            <wp:docPr id="2" name="Picture 2"/>
-            <wp:cNvGraphicFramePr>
-              <a:graphicFrameLocks xmlns:a="http://schemas.openxmlformats.org/drawingml/2006/main" noChangeAspect="1"/>
-            </wp:cNvGraphicFramePr>
+            <wp:docPr id="1373688710" name="Imagen 1"/>
+            <wp:cNvGraphicFramePr/>
             <a:graphic xmlns:a="http://schemas.openxmlformats.org/drawingml/2006/main">
               <a:graphicData uri="http://schemas.openxmlformats.org/drawingml/2006/picture">
                 <pic:pic xmlns:pic="http://schemas.openxmlformats.org/drawingml/2006/picture">
                   <pic:nvPicPr>
-                    <pic:cNvPr id="0" name="01_distribucion_horaria.png"/>
+                    <pic:cNvPr id="1373688710" name=""/>
                     <pic:cNvPicPr/>
                   </pic:nvPicPr>
                   <pic:blipFill>
@@ -2463,25 +2036,7 @@
           <w:sz w:val="20"/>
           <w:lang w:val="es-MX"/>
         </w:rPr>
-        <w:t xml:space="preserve">Distribución de viajes por hora del día en </w:t>
-      </w:r>
-      <w:proofErr w:type="spellStart"/>
-      <w:r>
-        <w:rPr>
-          <w:rFonts w:ascii="Times New Roman" w:hAnsi="Times New Roman"/>
-          <w:sz w:val="20"/>
-          <w:lang w:val="es-MX"/>
-        </w:rPr>
-        <w:t>MiBici</w:t>
-      </w:r>
-      <w:proofErr w:type="spellEnd"/>
-      <w:r>
-        <w:rPr>
-          <w:rFonts w:ascii="Times New Roman" w:hAnsi="Times New Roman"/>
-          <w:sz w:val="20"/>
-          <w:lang w:val="es-MX"/>
-        </w:rPr>
-        <w:t xml:space="preserve"> Guadalajara.</w:t>
+        <w:t>Distribución de viajes por hora del día en MiBici Guadalajara.</w:t>
       </w:r>
       <w:r>
         <w:rPr>
@@ -2506,7 +2061,7 @@
           <w:sz w:val="19"/>
           <w:lang w:val="es-MX"/>
         </w:rPr>
-        <w:t>Se aprecian dos picos claros de demanda que coinciden con los horarios de entrada y salida laboral (de 8:00 a 10:00 y de 18:00 a 20:00 horas).</w:t>
+        <w:t>Se aprecian dos picos de demanda que coinciden con la entrada y salida laboral: 8:00 (32,962 viajes) y 18:00 (38,094 viajes). Entre la 1:00 y las 4:59 prácticamente no hay viajes porque el servicio no opera en ese horario.</w:t>
       </w:r>
     </w:p>
     <w:p>
@@ -2519,18 +2074,16 @@
           <w:noProof/>
         </w:rPr>
         <w:drawing>
-          <wp:inline distT="0" distB="0" distL="0" distR="0" wp14:anchorId="2CCC8272" wp14:editId="3CB51386">
+          <wp:inline distT="0" distB="0" distL="0" distR="0" wp14:anchorId="675EF37A" wp14:editId="2959E5C2">
             <wp:extent cx="5303520" cy="2946400"/>
-            <wp:effectExtent l="0" t="0" r="0" b="0"/>
-            <wp:docPr id="3" name="Picture 3"/>
-            <wp:cNvGraphicFramePr>
-              <a:graphicFrameLocks xmlns:a="http://schemas.openxmlformats.org/drawingml/2006/main" noChangeAspect="1"/>
-            </wp:cNvGraphicFramePr>
+            <wp:effectExtent l="0" t="0" r="0" b="6350"/>
+            <wp:docPr id="2134882501" name="Imagen 2"/>
+            <wp:cNvGraphicFramePr/>
             <a:graphic xmlns:a="http://schemas.openxmlformats.org/drawingml/2006/main">
               <a:graphicData uri="http://schemas.openxmlformats.org/drawingml/2006/picture">
                 <pic:pic xmlns:pic="http://schemas.openxmlformats.org/drawingml/2006/picture">
                   <pic:nvPicPr>
-                    <pic:cNvPr id="0" name="02_viajes_dia_semana.png"/>
+                    <pic:cNvPr id="2134882501" name=""/>
                     <pic:cNvPicPr/>
                   </pic:nvPicPr>
                   <pic:blipFill>
@@ -2603,7 +2156,15 @@
           <w:sz w:val="19"/>
           <w:lang w:val="es-MX"/>
         </w:rPr>
-        <w:t>Los viajes se concentran de lunes a viernes y caen notablemente en sábado y domingo, confirmando que la gente usa el sistema principalmente como transporte de trabajo y estudio.</w:t>
+        <w:t>Los viajes se concentran de lunes a viernes (promedio de 65,122 por día de la semana) y caen alrededor de 46% en sábado y domingo (promedio de 35,031). Mayo de 2024 tuvo cinco miércoles, jueves y viernes, lo que eleva esos días. Esto confirma</w:t>
+      </w:r>
+      <w:r>
+        <w:rPr>
+          <w:rFonts w:ascii="Times New Roman" w:hAnsi="Times New Roman"/>
+          <w:sz w:val="19"/>
+          <w:lang w:val="es-MX"/>
+        </w:rPr>
+        <w:t xml:space="preserve"> que la gente usa el sistema principalmente como transporte de trabajo y estudio.</w:t>
       </w:r>
     </w:p>
     <w:p>
@@ -2617,18 +2178,16 @@
         </w:rPr>
         <w:lastRenderedPageBreak/>
         <w:drawing>
-          <wp:inline distT="0" distB="0" distL="0" distR="0" wp14:anchorId="09BAD9CB" wp14:editId="6041F99D">
+          <wp:inline distT="0" distB="0" distL="0" distR="0" wp14:anchorId="54C0B7A8" wp14:editId="3D4E57EA">
             <wp:extent cx="5303520" cy="3182112"/>
             <wp:effectExtent l="0" t="0" r="0" b="0"/>
-            <wp:docPr id="4" name="Picture 4"/>
-            <wp:cNvGraphicFramePr>
-              <a:graphicFrameLocks xmlns:a="http://schemas.openxmlformats.org/drawingml/2006/main" noChangeAspect="1"/>
-            </wp:cNvGraphicFramePr>
+            <wp:docPr id="86571628" name="Imagen 3"/>
+            <wp:cNvGraphicFramePr/>
             <a:graphic xmlns:a="http://schemas.openxmlformats.org/drawingml/2006/main">
               <a:graphicData uri="http://schemas.openxmlformats.org/drawingml/2006/picture">
                 <pic:pic xmlns:pic="http://schemas.openxmlformats.org/drawingml/2006/picture">
                   <pic:nvPicPr>
-                    <pic:cNvPr id="0" name="03_top_estaciones_demanda.png"/>
+                    <pic:cNvPr id="86571628" name=""/>
                     <pic:cNvPicPr/>
                   </pic:nvPicPr>
                   <pic:blipFill>
@@ -2676,25 +2235,7 @@
           <w:sz w:val="20"/>
           <w:lang w:val="es-MX"/>
         </w:rPr>
-        <w:t xml:space="preserve">Las 10 estaciones de </w:t>
-      </w:r>
-      <w:proofErr w:type="spellStart"/>
-      <w:r>
-        <w:rPr>
-          <w:rFonts w:ascii="Times New Roman" w:hAnsi="Times New Roman"/>
-          <w:sz w:val="20"/>
-          <w:lang w:val="es-MX"/>
-        </w:rPr>
-        <w:t>MiBici</w:t>
-      </w:r>
-      <w:proofErr w:type="spellEnd"/>
-      <w:r>
-        <w:rPr>
-          <w:rFonts w:ascii="Times New Roman" w:hAnsi="Times New Roman"/>
-          <w:sz w:val="20"/>
-          <w:lang w:val="es-MX"/>
-        </w:rPr>
-        <w:t xml:space="preserve"> con mayor número de extracciones.</w:t>
+        <w:t>Las 10 estaciones de MiBici con mayor número de extracciones.</w:t>
       </w:r>
       <w:r>
         <w:rPr>
@@ -2719,7 +2260,7 @@
           <w:sz w:val="19"/>
           <w:lang w:val="es-MX"/>
         </w:rPr>
-        <w:t>Estaciones como Chapultepec, Parque Revolución, Rectoría UdeG y La Minerva concentran el mayor flujo de personas y son las que necesitan atención prioritaria.</w:t>
+        <w:t>La demanda se concentra en el centro de Guadalajara: GDL-049 (López Cotilla / Penitenciaría) registra 8,523 extracciones, seguida de GDL-198 (Av. Alcalde / C. Hospital) con 6,365 y GDL-033 (Av. Hidalgo / C. Pedro Loza) con 5,895. Son las estaciones de atención prioritaria.</w:t>
       </w:r>
     </w:p>
     <w:p>
@@ -2732,18 +2273,16 @@
           <w:noProof/>
         </w:rPr>
         <w:drawing>
-          <wp:inline distT="0" distB="0" distL="0" distR="0" wp14:anchorId="5E11F711" wp14:editId="72402AC1">
+          <wp:inline distT="0" distB="0" distL="0" distR="0" wp14:anchorId="141DD5C8" wp14:editId="5C39A02A">
             <wp:extent cx="5303520" cy="2946400"/>
-            <wp:effectExtent l="0" t="0" r="0" b="0"/>
-            <wp:docPr id="5" name="Picture 5"/>
-            <wp:cNvGraphicFramePr>
-              <a:graphicFrameLocks xmlns:a="http://schemas.openxmlformats.org/drawingml/2006/main" noChangeAspect="1"/>
-            </wp:cNvGraphicFramePr>
+            <wp:effectExtent l="0" t="0" r="0" b="6350"/>
+            <wp:docPr id="2575509" name="Imagen 4"/>
+            <wp:cNvGraphicFramePr/>
             <a:graphic xmlns:a="http://schemas.openxmlformats.org/drawingml/2006/main">
               <a:graphicData uri="http://schemas.openxmlformats.org/drawingml/2006/picture">
                 <pic:pic xmlns:pic="http://schemas.openxmlformats.org/drawingml/2006/picture">
                   <pic:nvPicPr>
-                    <pic:cNvPr id="0" name="04_distribucion_duracion.png"/>
+                    <pic:cNvPr id="2575509" name=""/>
                     <pic:cNvPicPr/>
                   </pic:nvPicPr>
                   <pic:blipFill>
@@ -2816,7 +2355,15 @@
           <w:sz w:val="19"/>
           <w:lang w:val="es-MX"/>
         </w:rPr>
-        <w:t>La mediana de viaje es de 12.1 minutos, lo que confirma que el servicio se utiliza sobre todo para conectar trayectos cortos de última milla.</w:t>
+        <w:t>La mediana de viaje es de 9.6 minutos y la media de 11.1 minutos</w:t>
+      </w:r>
+      <w:r>
+        <w:rPr>
+          <w:rFonts w:ascii="Times New Roman" w:hAnsi="Times New Roman"/>
+          <w:sz w:val="19"/>
+          <w:lang w:val="es-MX"/>
+        </w:rPr>
+        <w:t>, lo que confirma que el servicio se utiliza sobre todo para conectar trayectos cortos de última milla.</w:t>
       </w:r>
     </w:p>
     <w:p>
@@ -2828,20 +2375,17 @@
         <w:rPr>
           <w:noProof/>
         </w:rPr>
-        <w:lastRenderedPageBreak/>
         <w:drawing>
-          <wp:inline distT="0" distB="0" distL="0" distR="0" wp14:anchorId="22B51751" wp14:editId="184C32CE">
+          <wp:inline distT="0" distB="0" distL="0" distR="0" wp14:anchorId="18F4ED55" wp14:editId="49E90B00">
             <wp:extent cx="5303520" cy="2209800"/>
             <wp:effectExtent l="0" t="0" r="0" b="0"/>
-            <wp:docPr id="6" name="Picture 6"/>
-            <wp:cNvGraphicFramePr>
-              <a:graphicFrameLocks xmlns:a="http://schemas.openxmlformats.org/drawingml/2006/main" noChangeAspect="1"/>
-            </wp:cNvGraphicFramePr>
+            <wp:docPr id="1320646202" name="Imagen 5"/>
+            <wp:cNvGraphicFramePr/>
             <a:graphic xmlns:a="http://schemas.openxmlformats.org/drawingml/2006/main">
               <a:graphicData uri="http://schemas.openxmlformats.org/drawingml/2006/picture">
                 <pic:pic xmlns:pic="http://schemas.openxmlformats.org/drawingml/2006/picture">
                   <pic:nvPicPr>
-                    <pic:cNvPr id="0" name="05_demografia_usuarios.png"/>
+                    <pic:cNvPr id="1320646202" name=""/>
                     <pic:cNvPicPr/>
                   </pic:nvPicPr>
                   <pic:blipFill>
@@ -2914,7 +2458,7 @@
           <w:sz w:val="19"/>
           <w:lang w:val="es-MX"/>
         </w:rPr>
-        <w:t>Alrededor del 68% de los usuarios son hombres y el 32% mujeres, con edades concentradas entre los 22 y los 36 años.</w:t>
+        <w:t>El 72.5% de los viajes los realizan hombres, el 26.9% mujeres y el 0.6% no tiene género registrado. La mitad de los viajes corresponde a usuarios de entre 26 y 40 años (mediana de 31).</w:t>
       </w:r>
     </w:p>
     <w:p>
@@ -2933,51 +2477,7 @@
           <w:sz w:val="24"/>
           <w:lang w:val="es-MX"/>
         </w:rPr>
-        <w:t>Ingeniería de Características (</w:t>
-      </w:r>
-      <w:proofErr w:type="spellStart"/>
-      <w:r>
-        <w:rPr>
-          <w:rFonts w:ascii="Times New Roman" w:hAnsi="Times New Roman"/>
-          <w:b/>
-          <w:color w:val="000000"/>
-          <w:sz w:val="24"/>
-          <w:lang w:val="es-MX"/>
-        </w:rPr>
-        <w:t>Feature</w:t>
-      </w:r>
-      <w:proofErr w:type="spellEnd"/>
-      <w:r>
-        <w:rPr>
-          <w:rFonts w:ascii="Times New Roman" w:hAnsi="Times New Roman"/>
-          <w:b/>
-          <w:color w:val="000000"/>
-          <w:sz w:val="24"/>
-          <w:lang w:val="es-MX"/>
-        </w:rPr>
-        <w:t xml:space="preserve"> </w:t>
-      </w:r>
-      <w:proofErr w:type="spellStart"/>
-      <w:r>
-        <w:rPr>
-          <w:rFonts w:ascii="Times New Roman" w:hAnsi="Times New Roman"/>
-          <w:b/>
-          <w:color w:val="000000"/>
-          <w:sz w:val="24"/>
-          <w:lang w:val="es-MX"/>
-        </w:rPr>
-        <w:t>Engineering</w:t>
-      </w:r>
-      <w:proofErr w:type="spellEnd"/>
-      <w:r>
-        <w:rPr>
-          <w:rFonts w:ascii="Times New Roman" w:hAnsi="Times New Roman"/>
-          <w:b/>
-          <w:color w:val="000000"/>
-          <w:sz w:val="24"/>
-          <w:lang w:val="es-MX"/>
-        </w:rPr>
-        <w:t>)</w:t>
+        <w:t>Ingeniería de Características (Feature Engineering)</w:t>
       </w:r>
     </w:p>
     <w:p>
@@ -2995,9 +2495,8 @@
           <w:sz w:val="24"/>
           <w:lang w:val="es-MX"/>
         </w:rPr>
-        <w:t>Para preparar la matriz final creamos una cuadrícula completa que cruza todas las estaciones con todas las horas del mes. Si en una hora una estación no tuvo viajes, le asignamos demanda 0 para que el modelo aprenda a predecir también las horas tranquilas. Las variables que incluimos en el archivo data/</w:t>
+        <w:t xml:space="preserve">Para preparar la matriz final creamos una cuadrícula completa que </w:t>
       </w:r>
-      <w:proofErr w:type="spellStart"/>
       <w:r>
         <w:rPr>
           <w:rFonts w:ascii="Times New Roman" w:hAnsi="Times New Roman"/>
@@ -3005,9 +2504,8 @@
           <w:sz w:val="24"/>
           <w:lang w:val="es-MX"/>
         </w:rPr>
-        <w:t>processed</w:t>
+        <w:t>cruza las 360 estaciones activas en mayo de 2024 con las 744 horas del mes (267,840 filas).</w:t>
       </w:r>
-      <w:proofErr w:type="spellEnd"/>
       <w:r>
         <w:rPr>
           <w:rFonts w:ascii="Times New Roman" w:hAnsi="Times New Roman"/>
@@ -3015,7 +2513,25 @@
           <w:sz w:val="24"/>
           <w:lang w:val="es-MX"/>
         </w:rPr>
-        <w:t>/mibici_hourly_demand.csv son las siguientes:</w:t>
+        <w:t xml:space="preserve"> Si en una hora una estación no tuvo viajes, le asignamos demanda 0 </w:t>
+      </w:r>
+      <w:r>
+        <w:rPr>
+          <w:rFonts w:ascii="Times New Roman" w:hAnsi="Times New Roman"/>
+          <w:color w:val="000000"/>
+          <w:sz w:val="24"/>
+          <w:lang w:val="es-MX"/>
+        </w:rPr>
+        <w:t>para que el modelo aprenda a predecir también las horas tranquilas. El 50.9% de las combinaciones estación-hora tiene demanda cero y la demanda promedio es de 1.48 viajes por hora.</w:t>
+      </w:r>
+      <w:r>
+        <w:rPr>
+          <w:rFonts w:ascii="Times New Roman" w:hAnsi="Times New Roman"/>
+          <w:color w:val="000000"/>
+          <w:sz w:val="24"/>
+          <w:lang w:val="es-MX"/>
+        </w:rPr>
+        <w:t xml:space="preserve"> Las variables que incluimos en el archivo data/processed/mibici_hourly_demand.csv son las siguientes:</w:t>
       </w:r>
     </w:p>
     <w:p>
@@ -3051,87 +2567,7 @@
           <w:sz w:val="24"/>
           <w:lang w:val="es-MX"/>
         </w:rPr>
-        <w:t>2. Variables cíclicas: Como la hora 23 y la hora 0 están pegadas en el reloj, aplicamos seno y coseno (</w:t>
-      </w:r>
-      <w:proofErr w:type="spellStart"/>
-      <w:r>
-        <w:rPr>
-          <w:rFonts w:ascii="Times New Roman" w:hAnsi="Times New Roman"/>
-          <w:color w:val="000000"/>
-          <w:sz w:val="24"/>
-          <w:lang w:val="es-MX"/>
-        </w:rPr>
-        <w:t>sin_hour</w:t>
-      </w:r>
-      <w:proofErr w:type="spellEnd"/>
-      <w:r>
-        <w:rPr>
-          <w:rFonts w:ascii="Times New Roman" w:hAnsi="Times New Roman"/>
-          <w:color w:val="000000"/>
-          <w:sz w:val="24"/>
-          <w:lang w:val="es-MX"/>
-        </w:rPr>
-        <w:t xml:space="preserve">, </w:t>
-      </w:r>
-      <w:proofErr w:type="spellStart"/>
-      <w:r>
-        <w:rPr>
-          <w:rFonts w:ascii="Times New Roman" w:hAnsi="Times New Roman"/>
-          <w:color w:val="000000"/>
-          <w:sz w:val="24"/>
-          <w:lang w:val="es-MX"/>
-        </w:rPr>
-        <w:t>cos_hour</w:t>
-      </w:r>
-      <w:proofErr w:type="spellEnd"/>
-      <w:r>
-        <w:rPr>
-          <w:rFonts w:ascii="Times New Roman" w:hAnsi="Times New Roman"/>
-          <w:color w:val="000000"/>
-          <w:sz w:val="24"/>
-          <w:lang w:val="es-MX"/>
-        </w:rPr>
-        <w:t xml:space="preserve">, </w:t>
-      </w:r>
-      <w:proofErr w:type="spellStart"/>
-      <w:r>
-        <w:rPr>
-          <w:rFonts w:ascii="Times New Roman" w:hAnsi="Times New Roman"/>
-          <w:color w:val="000000"/>
-          <w:sz w:val="24"/>
-          <w:lang w:val="es-MX"/>
-        </w:rPr>
-        <w:t>sin_dayofweek</w:t>
-      </w:r>
-      <w:proofErr w:type="spellEnd"/>
-      <w:r>
-        <w:rPr>
-          <w:rFonts w:ascii="Times New Roman" w:hAnsi="Times New Roman"/>
-          <w:color w:val="000000"/>
-          <w:sz w:val="24"/>
-          <w:lang w:val="es-MX"/>
-        </w:rPr>
-        <w:t xml:space="preserve">, </w:t>
-      </w:r>
-      <w:proofErr w:type="spellStart"/>
-      <w:r>
-        <w:rPr>
-          <w:rFonts w:ascii="Times New Roman" w:hAnsi="Times New Roman"/>
-          <w:color w:val="000000"/>
-          <w:sz w:val="24"/>
-          <w:lang w:val="es-MX"/>
-        </w:rPr>
-        <w:t>cos_dayofweek</w:t>
-      </w:r>
-      <w:proofErr w:type="spellEnd"/>
-      <w:r>
-        <w:rPr>
-          <w:rFonts w:ascii="Times New Roman" w:hAnsi="Times New Roman"/>
-          <w:color w:val="000000"/>
-          <w:sz w:val="24"/>
-          <w:lang w:val="es-MX"/>
-        </w:rPr>
-        <w:t>) para que el modelo entienda esa continuidad.</w:t>
+        <w:t>2. Variables cíclicas: Como la hora 23 y la hora 0 están pegadas en el reloj, aplicamos seno y coseno (sin_hour, cos_hour, sin_dayofweek, cos_dayofweek) para que el modelo entienda esa continuidad.</w:t>
       </w:r>
     </w:p>
     <w:p>
@@ -3167,9 +2603,36 @@
           <w:sz w:val="24"/>
           <w:lang w:val="es-MX"/>
         </w:rPr>
-        <w:t>4. Rezagos de demanda (</w:t>
+        <w:t>4. Rezagos de demanda (Lags): Incluimos la demanda de la hora anterior ("demand_lag_1h") y la demanda de la misma hora del día anterior ("demand_lag_24h"), ya que lo que pasó ayer a la misma hora ayuda mucho a predecir lo que pasará hoy.</w:t>
       </w:r>
-      <w:proofErr w:type="spellStart"/>
+    </w:p>
+    <w:p>
+      <w:pPr>
+        <w:spacing w:after="120"/>
+        <w:jc w:val="both"/>
+        <w:rPr>
+          <w:lang w:val="es-MX"/>
+        </w:rPr>
+      </w:pPr>
+      <w:r>
+        <w:rPr>
+          <w:rFonts w:ascii="Times New Roman" w:hAnsi="Times New Roman"/>
+          <w:b/>
+          <w:color w:val="000000"/>
+          <w:sz w:val="24"/>
+          <w:lang w:val="es-MX"/>
+        </w:rPr>
+        <w:t>Preprocesamiento y Modelos Baseline</w:t>
+      </w:r>
+    </w:p>
+    <w:p>
+      <w:pPr>
+        <w:spacing w:after="120"/>
+        <w:jc w:val="both"/>
+        <w:rPr>
+          <w:lang w:val="es-MX"/>
+        </w:rPr>
+      </w:pPr>
       <w:r>
         <w:rPr>
           <w:rFonts w:ascii="Times New Roman" w:hAnsi="Times New Roman"/>
@@ -3177,9 +2640,17 @@
           <w:sz w:val="24"/>
           <w:lang w:val="es-MX"/>
         </w:rPr>
-        <w:t>Lags</w:t>
+        <w:t>Sobre la matriz de características aplicamos el preprocesamiento con la clase MiBiciPreprocessor (src/features/preprocessor.py), construida con Pipeline y ColumnTransformer de scikit-learn:</w:t>
       </w:r>
-      <w:proofErr w:type="spellEnd"/>
+    </w:p>
+    <w:p>
+      <w:pPr>
+        <w:spacing w:after="120"/>
+        <w:jc w:val="both"/>
+        <w:rPr>
+          <w:lang w:val="es-MX"/>
+        </w:rPr>
+      </w:pPr>
       <w:r>
         <w:rPr>
           <w:rFonts w:ascii="Times New Roman" w:hAnsi="Times New Roman"/>
@@ -3187,7 +2658,851 @@
           <w:sz w:val="24"/>
           <w:lang w:val="es-MX"/>
         </w:rPr>
-        <w:t>): Incluimos la demanda de la hora anterior ("demand_lag_1h") y la demanda de la misma hora del día anterior ("demand_lag_24h"), ya que lo que pasó ayer a la misma hora ayuda mucho a predecir lo que pasará hoy.</w:t>
+        <w:t>1. Partición cronológica: las primeras 520 horas del mes (1 al 22 de mayo, 187,200 filas) forman el conjunto de entrenamiento, las siguientes 112 horas el de validación (40,320 filas) y las últimas 112 horas el de prueba (27 al 31 de mayo, 40,320 filas). Todos los transformadores se ajustan solo con entrenamiento para evitar fuga de información.</w:t>
+      </w:r>
+    </w:p>
+    <w:p>
+      <w:pPr>
+        <w:spacing w:after="120"/>
+        <w:jc w:val="both"/>
+        <w:rPr>
+          <w:lang w:val="es-MX"/>
+        </w:rPr>
+      </w:pPr>
+      <w:r>
+        <w:rPr>
+          <w:rFonts w:ascii="Times New Roman" w:hAnsi="Times New Roman"/>
+          <w:color w:val="000000"/>
+          <w:sz w:val="24"/>
+          <w:lang w:val="es-MX"/>
+        </w:rPr>
+        <w:t>2. Normalización: StandardScaler sobre las variables cíclicas, las coordenadas, la capacidad y los rezagos de demanda.</w:t>
+      </w:r>
+    </w:p>
+    <w:p>
+      <w:pPr>
+        <w:spacing w:after="120"/>
+        <w:jc w:val="both"/>
+        <w:rPr>
+          <w:lang w:val="es-MX"/>
+        </w:rPr>
+      </w:pPr>
+      <w:r>
+        <w:rPr>
+          <w:rFonts w:ascii="Times New Roman" w:hAnsi="Times New Roman"/>
+          <w:color w:val="000000"/>
+          <w:sz w:val="24"/>
+          <w:lang w:val="es-MX"/>
+        </w:rPr>
+        <w:t>3. Codificación de variables categóricas: la estación (Origen_Id) tiene 360 categorías, por lo que one-hot generaría 360 columnas dispersas. Usamos TargetEncoder, que sustituye cada estación por su demanda media en entrenamiento con validación cruzada interna para no sobreajustar.</w:t>
+      </w:r>
+    </w:p>
+    <w:p>
+      <w:pPr>
+        <w:spacing w:after="120"/>
+        <w:jc w:val="both"/>
+        <w:rPr>
+          <w:lang w:val="es-MX"/>
+        </w:rPr>
+      </w:pPr>
+      <w:r>
+        <w:rPr>
+          <w:rFonts w:ascii="Times New Roman" w:hAnsi="Times New Roman"/>
+          <w:color w:val="000000"/>
+          <w:sz w:val="24"/>
+          <w:lang w:val="es-MX"/>
+        </w:rPr>
+        <w:t>4. Reducción de dimensionalidad: PCA conservando el 95% de la varianza, que reduce las 11 variables a 9 componentes (95.75% de varianza explicada).</w:t>
+      </w:r>
+    </w:p>
+    <w:p>
+      <w:pPr>
+        <w:spacing w:after="120"/>
+        <w:jc w:val="both"/>
+        <w:rPr>
+          <w:lang w:val="es-MX"/>
+        </w:rPr>
+      </w:pPr>
+      <w:r>
+        <w:rPr>
+          <w:rFonts w:ascii="Times New Roman" w:hAnsi="Times New Roman"/>
+          <w:color w:val="000000"/>
+          <w:sz w:val="24"/>
+          <w:lang w:val="es-MX"/>
+        </w:rPr>
+        <w:t>Cada versión (escalada y PCA) se guarda en data/processed y se registra en MLflow. Para experimentar con ellas entrenamos dos baselines con la clase BaselineTrainer (src/models/train_baseline.py): un DummyRegressor que predice la media y una regresión de Poisson, adecuada para conteos. Los resultados quedan en el experimento MiBici_Baselines_Fase1:</w:t>
+      </w:r>
+    </w:p>
+    <w:tbl>
+      <w:tblPr>
+        <w:tblW w:w="5000" w:type="pct"/>
+        <w:jc w:val="center"/>
+        <w:tblLook w:val="0000" w:firstRow="0" w:lastRow="0" w:firstColumn="0" w:lastColumn="0" w:noHBand="0" w:noVBand="0"/>
+      </w:tblPr>
+      <w:tblGrid>
+        <w:gridCol w:w="1596"/>
+        <w:gridCol w:w="1596"/>
+        <w:gridCol w:w="1596"/>
+        <w:gridCol w:w="1596"/>
+        <w:gridCol w:w="1596"/>
+        <w:gridCol w:w="1596"/>
+      </w:tblGrid>
+      <w:tr>
+        <w:trPr>
+          <w:jc w:val="center"/>
+        </w:trPr>
+        <w:tc>
+          <w:tcPr>
+            <w:tcW w:w="833" w:type="pct"/>
+            <w:shd w:val="clear" w:color="auto" w:fill="E2E8F0"/>
+          </w:tcPr>
+          <w:p>
+            <w:pPr>
+              <w:spacing w:after="120"/>
+              <w:jc w:val="both"/>
+              <w:rPr>
+                <w:rFonts w:ascii="Times New Roman" w:hAnsi="Times New Roman" w:cs="Times New Roman"/>
+                <w:b/>
+                <w:sz w:val="20"/>
+                <w:lang w:val="es-MX"/>
+              </w:rPr>
+            </w:pPr>
+            <w:r>
+              <w:rPr>
+                <w:rFonts w:ascii="Times New Roman" w:hAnsi="Times New Roman" w:cs="Times New Roman"/>
+                <w:b/>
+                <w:sz w:val="20"/>
+                <w:lang w:val="es-MX"/>
+              </w:rPr>
+              <w:t>Modelo</w:t>
+            </w:r>
+          </w:p>
+        </w:tc>
+        <w:tc>
+          <w:tcPr>
+            <w:tcW w:w="833" w:type="pct"/>
+            <w:shd w:val="clear" w:color="auto" w:fill="E2E8F0"/>
+          </w:tcPr>
+          <w:p>
+            <w:pPr>
+              <w:spacing w:after="120"/>
+              <w:jc w:val="both"/>
+              <w:rPr>
+                <w:rFonts w:ascii="Times New Roman" w:hAnsi="Times New Roman" w:cs="Times New Roman"/>
+                <w:b/>
+                <w:sz w:val="20"/>
+                <w:lang w:val="es-MX"/>
+              </w:rPr>
+            </w:pPr>
+            <w:r>
+              <w:rPr>
+                <w:rFonts w:ascii="Times New Roman" w:hAnsi="Times New Roman" w:cs="Times New Roman"/>
+                <w:b/>
+                <w:sz w:val="20"/>
+                <w:lang w:val="es-MX"/>
+              </w:rPr>
+              <w:t>Versión</w:t>
+            </w:r>
+          </w:p>
+        </w:tc>
+        <w:tc>
+          <w:tcPr>
+            <w:tcW w:w="833" w:type="pct"/>
+            <w:shd w:val="clear" w:color="auto" w:fill="E2E8F0"/>
+          </w:tcPr>
+          <w:p>
+            <w:pPr>
+              <w:spacing w:after="120"/>
+              <w:jc w:val="both"/>
+              <w:rPr>
+                <w:rFonts w:ascii="Times New Roman" w:hAnsi="Times New Roman" w:cs="Times New Roman"/>
+                <w:b/>
+                <w:sz w:val="20"/>
+                <w:lang w:val="es-MX"/>
+              </w:rPr>
+            </w:pPr>
+            <w:r>
+              <w:rPr>
+                <w:rFonts w:ascii="Times New Roman" w:hAnsi="Times New Roman" w:cs="Times New Roman"/>
+                <w:b/>
+                <w:sz w:val="20"/>
+                <w:lang w:val="es-MX"/>
+              </w:rPr>
+              <w:t>MAE val.</w:t>
+            </w:r>
+          </w:p>
+        </w:tc>
+        <w:tc>
+          <w:tcPr>
+            <w:tcW w:w="833" w:type="pct"/>
+            <w:shd w:val="clear" w:color="auto" w:fill="E2E8F0"/>
+          </w:tcPr>
+          <w:p>
+            <w:pPr>
+              <w:spacing w:after="120"/>
+              <w:jc w:val="both"/>
+              <w:rPr>
+                <w:rFonts w:ascii="Times New Roman" w:hAnsi="Times New Roman" w:cs="Times New Roman"/>
+                <w:b/>
+                <w:sz w:val="20"/>
+                <w:lang w:val="es-MX"/>
+              </w:rPr>
+            </w:pPr>
+            <w:r>
+              <w:rPr>
+                <w:rFonts w:ascii="Times New Roman" w:hAnsi="Times New Roman" w:cs="Times New Roman"/>
+                <w:b/>
+                <w:sz w:val="20"/>
+                <w:lang w:val="es-MX"/>
+              </w:rPr>
+              <w:t>MAE prueba</w:t>
+            </w:r>
+          </w:p>
+        </w:tc>
+        <w:tc>
+          <w:tcPr>
+            <w:tcW w:w="833" w:type="pct"/>
+            <w:shd w:val="clear" w:color="auto" w:fill="E2E8F0"/>
+          </w:tcPr>
+          <w:p>
+            <w:pPr>
+              <w:spacing w:after="120"/>
+              <w:jc w:val="both"/>
+              <w:rPr>
+                <w:rFonts w:ascii="Times New Roman" w:hAnsi="Times New Roman" w:cs="Times New Roman"/>
+                <w:b/>
+                <w:sz w:val="20"/>
+                <w:lang w:val="es-MX"/>
+              </w:rPr>
+            </w:pPr>
+            <w:r>
+              <w:rPr>
+                <w:rFonts w:ascii="Times New Roman" w:hAnsi="Times New Roman" w:cs="Times New Roman"/>
+                <w:b/>
+                <w:sz w:val="20"/>
+                <w:lang w:val="es-MX"/>
+              </w:rPr>
+              <w:t>RMSE prueba</w:t>
+            </w:r>
+          </w:p>
+        </w:tc>
+        <w:tc>
+          <w:tcPr>
+            <w:tcW w:w="833" w:type="pct"/>
+            <w:shd w:val="clear" w:color="auto" w:fill="E2E8F0"/>
+          </w:tcPr>
+          <w:p>
+            <w:pPr>
+              <w:spacing w:after="120"/>
+              <w:jc w:val="both"/>
+              <w:rPr>
+                <w:rFonts w:ascii="Times New Roman" w:hAnsi="Times New Roman" w:cs="Times New Roman"/>
+                <w:b/>
+                <w:sz w:val="20"/>
+                <w:lang w:val="es-MX"/>
+              </w:rPr>
+            </w:pPr>
+            <w:r>
+              <w:rPr>
+                <w:rFonts w:ascii="Times New Roman" w:hAnsi="Times New Roman" w:cs="Times New Roman"/>
+                <w:b/>
+                <w:sz w:val="20"/>
+                <w:lang w:val="es-MX"/>
+              </w:rPr>
+              <w:t>R2 prueba</w:t>
+            </w:r>
+          </w:p>
+        </w:tc>
+      </w:tr>
+      <w:tr>
+        <w:trPr>
+          <w:jc w:val="center"/>
+        </w:trPr>
+        <w:tc>
+          <w:tcPr>
+            <w:tcW w:w="833" w:type="pct"/>
+          </w:tcPr>
+          <w:p>
+            <w:pPr>
+              <w:spacing w:after="120"/>
+              <w:jc w:val="both"/>
+              <w:rPr>
+                <w:rFonts w:ascii="Times New Roman" w:hAnsi="Times New Roman" w:cs="Times New Roman"/>
+                <w:sz w:val="20"/>
+                <w:lang w:val="es-MX"/>
+              </w:rPr>
+            </w:pPr>
+            <w:r>
+              <w:rPr>
+                <w:rFonts w:ascii="Times New Roman" w:hAnsi="Times New Roman" w:cs="Times New Roman"/>
+                <w:sz w:val="20"/>
+                <w:lang w:val="es-MX"/>
+              </w:rPr>
+              <w:t>Dummy (media)</w:t>
+            </w:r>
+          </w:p>
+        </w:tc>
+        <w:tc>
+          <w:tcPr>
+            <w:tcW w:w="833" w:type="pct"/>
+          </w:tcPr>
+          <w:p>
+            <w:pPr>
+              <w:spacing w:after="120"/>
+              <w:jc w:val="both"/>
+              <w:rPr>
+                <w:rFonts w:ascii="Times New Roman" w:hAnsi="Times New Roman" w:cs="Times New Roman"/>
+                <w:sz w:val="20"/>
+                <w:lang w:val="es-MX"/>
+              </w:rPr>
+            </w:pPr>
+            <w:r>
+              <w:rPr>
+                <w:rFonts w:ascii="Times New Roman" w:hAnsi="Times New Roman" w:cs="Times New Roman"/>
+                <w:sz w:val="20"/>
+                <w:lang w:val="es-MX"/>
+              </w:rPr>
+              <w:t>scaled / pca</w:t>
+            </w:r>
+          </w:p>
+        </w:tc>
+        <w:tc>
+          <w:tcPr>
+            <w:tcW w:w="833" w:type="pct"/>
+          </w:tcPr>
+          <w:p>
+            <w:pPr>
+              <w:spacing w:after="120"/>
+              <w:jc w:val="both"/>
+              <w:rPr>
+                <w:rFonts w:ascii="Times New Roman" w:hAnsi="Times New Roman" w:cs="Times New Roman"/>
+                <w:sz w:val="20"/>
+                <w:lang w:val="es-MX"/>
+              </w:rPr>
+            </w:pPr>
+            <w:r>
+              <w:rPr>
+                <w:rFonts w:ascii="Times New Roman" w:hAnsi="Times New Roman" w:cs="Times New Roman"/>
+                <w:sz w:val="20"/>
+                <w:lang w:val="es-MX"/>
+              </w:rPr>
+              <w:t>1.605</w:t>
+            </w:r>
+          </w:p>
+        </w:tc>
+        <w:tc>
+          <w:tcPr>
+            <w:tcW w:w="833" w:type="pct"/>
+          </w:tcPr>
+          <w:p>
+            <w:pPr>
+              <w:spacing w:after="120"/>
+              <w:jc w:val="both"/>
+              <w:rPr>
+                <w:rFonts w:ascii="Times New Roman" w:hAnsi="Times New Roman" w:cs="Times New Roman"/>
+                <w:sz w:val="20"/>
+                <w:lang w:val="es-MX"/>
+              </w:rPr>
+            </w:pPr>
+            <w:r>
+              <w:rPr>
+                <w:rFonts w:ascii="Times New Roman" w:hAnsi="Times New Roman" w:cs="Times New Roman"/>
+                <w:sz w:val="20"/>
+                <w:lang w:val="es-MX"/>
+              </w:rPr>
+              <w:t>1.756</w:t>
+            </w:r>
+          </w:p>
+        </w:tc>
+        <w:tc>
+          <w:tcPr>
+            <w:tcW w:w="833" w:type="pct"/>
+          </w:tcPr>
+          <w:p>
+            <w:pPr>
+              <w:spacing w:after="120"/>
+              <w:jc w:val="both"/>
+              <w:rPr>
+                <w:rFonts w:ascii="Times New Roman" w:hAnsi="Times New Roman" w:cs="Times New Roman"/>
+                <w:sz w:val="20"/>
+                <w:lang w:val="es-MX"/>
+              </w:rPr>
+            </w:pPr>
+            <w:r>
+              <w:rPr>
+                <w:rFonts w:ascii="Times New Roman" w:hAnsi="Times New Roman" w:cs="Times New Roman"/>
+                <w:sz w:val="20"/>
+                <w:lang w:val="es-MX"/>
+              </w:rPr>
+              <w:t>2.728</w:t>
+            </w:r>
+          </w:p>
+        </w:tc>
+        <w:tc>
+          <w:tcPr>
+            <w:tcW w:w="833" w:type="pct"/>
+          </w:tcPr>
+          <w:p>
+            <w:pPr>
+              <w:spacing w:after="120"/>
+              <w:jc w:val="both"/>
+              <w:rPr>
+                <w:rFonts w:ascii="Times New Roman" w:hAnsi="Times New Roman" w:cs="Times New Roman"/>
+                <w:sz w:val="20"/>
+                <w:lang w:val="es-MX"/>
+              </w:rPr>
+            </w:pPr>
+            <w:r>
+              <w:rPr>
+                <w:rFonts w:ascii="Times New Roman" w:hAnsi="Times New Roman" w:cs="Times New Roman"/>
+                <w:sz w:val="20"/>
+                <w:lang w:val="es-MX"/>
+              </w:rPr>
+              <w:t>-0.005</w:t>
+            </w:r>
+          </w:p>
+        </w:tc>
+      </w:tr>
+      <w:tr>
+        <w:trPr>
+          <w:jc w:val="center"/>
+        </w:trPr>
+        <w:tc>
+          <w:tcPr>
+            <w:tcW w:w="833" w:type="pct"/>
+          </w:tcPr>
+          <w:p>
+            <w:pPr>
+              <w:spacing w:after="120"/>
+              <w:jc w:val="both"/>
+              <w:rPr>
+                <w:rFonts w:ascii="Times New Roman" w:hAnsi="Times New Roman" w:cs="Times New Roman"/>
+                <w:b/>
+                <w:sz w:val="20"/>
+                <w:lang w:val="es-MX"/>
+              </w:rPr>
+            </w:pPr>
+            <w:r>
+              <w:rPr>
+                <w:rFonts w:ascii="Times New Roman" w:hAnsi="Times New Roman" w:cs="Times New Roman"/>
+                <w:b/>
+                <w:sz w:val="20"/>
+                <w:lang w:val="es-MX"/>
+              </w:rPr>
+              <w:t>Poisson</w:t>
+            </w:r>
+          </w:p>
+        </w:tc>
+        <w:tc>
+          <w:tcPr>
+            <w:tcW w:w="833" w:type="pct"/>
+          </w:tcPr>
+          <w:p>
+            <w:pPr>
+              <w:spacing w:after="120"/>
+              <w:jc w:val="both"/>
+              <w:rPr>
+                <w:rFonts w:ascii="Times New Roman" w:hAnsi="Times New Roman" w:cs="Times New Roman"/>
+                <w:b/>
+                <w:sz w:val="20"/>
+                <w:lang w:val="es-MX"/>
+              </w:rPr>
+            </w:pPr>
+            <w:r>
+              <w:rPr>
+                <w:rFonts w:ascii="Times New Roman" w:hAnsi="Times New Roman" w:cs="Times New Roman"/>
+                <w:b/>
+                <w:sz w:val="20"/>
+                <w:lang w:val="es-MX"/>
+              </w:rPr>
+              <w:t>scaled</w:t>
+            </w:r>
+          </w:p>
+        </w:tc>
+        <w:tc>
+          <w:tcPr>
+            <w:tcW w:w="833" w:type="pct"/>
+          </w:tcPr>
+          <w:p>
+            <w:pPr>
+              <w:spacing w:after="120"/>
+              <w:jc w:val="both"/>
+              <w:rPr>
+                <w:rFonts w:ascii="Times New Roman" w:hAnsi="Times New Roman" w:cs="Times New Roman"/>
+                <w:b/>
+                <w:sz w:val="20"/>
+                <w:lang w:val="es-MX"/>
+              </w:rPr>
+            </w:pPr>
+            <w:r>
+              <w:rPr>
+                <w:rFonts w:ascii="Times New Roman" w:hAnsi="Times New Roman" w:cs="Times New Roman"/>
+                <w:b/>
+                <w:sz w:val="20"/>
+                <w:lang w:val="es-MX"/>
+              </w:rPr>
+              <w:t>1.114</w:t>
+            </w:r>
+          </w:p>
+        </w:tc>
+        <w:tc>
+          <w:tcPr>
+            <w:tcW w:w="833" w:type="pct"/>
+          </w:tcPr>
+          <w:p>
+            <w:pPr>
+              <w:spacing w:after="120"/>
+              <w:jc w:val="both"/>
+              <w:rPr>
+                <w:rFonts w:ascii="Times New Roman" w:hAnsi="Times New Roman" w:cs="Times New Roman"/>
+                <w:b/>
+                <w:sz w:val="20"/>
+                <w:lang w:val="es-MX"/>
+              </w:rPr>
+            </w:pPr>
+            <w:r>
+              <w:rPr>
+                <w:rFonts w:ascii="Times New Roman" w:hAnsi="Times New Roman" w:cs="Times New Roman"/>
+                <w:b/>
+                <w:sz w:val="20"/>
+                <w:lang w:val="es-MX"/>
+              </w:rPr>
+              <w:t>1.344</w:t>
+            </w:r>
+          </w:p>
+        </w:tc>
+        <w:tc>
+          <w:tcPr>
+            <w:tcW w:w="833" w:type="pct"/>
+          </w:tcPr>
+          <w:p>
+            <w:pPr>
+              <w:spacing w:after="120"/>
+              <w:jc w:val="both"/>
+              <w:rPr>
+                <w:rFonts w:ascii="Times New Roman" w:hAnsi="Times New Roman" w:cs="Times New Roman"/>
+                <w:b/>
+                <w:sz w:val="20"/>
+                <w:lang w:val="es-MX"/>
+              </w:rPr>
+            </w:pPr>
+            <w:r>
+              <w:rPr>
+                <w:rFonts w:ascii="Times New Roman" w:hAnsi="Times New Roman" w:cs="Times New Roman"/>
+                <w:b/>
+                <w:sz w:val="20"/>
+                <w:lang w:val="es-MX"/>
+              </w:rPr>
+              <w:t>2.595</w:t>
+            </w:r>
+          </w:p>
+        </w:tc>
+        <w:tc>
+          <w:tcPr>
+            <w:tcW w:w="833" w:type="pct"/>
+          </w:tcPr>
+          <w:p>
+            <w:pPr>
+              <w:spacing w:after="120"/>
+              <w:jc w:val="both"/>
+              <w:rPr>
+                <w:rFonts w:ascii="Times New Roman" w:hAnsi="Times New Roman" w:cs="Times New Roman"/>
+                <w:b/>
+                <w:sz w:val="20"/>
+                <w:lang w:val="es-MX"/>
+              </w:rPr>
+            </w:pPr>
+            <w:r>
+              <w:rPr>
+                <w:rFonts w:ascii="Times New Roman" w:hAnsi="Times New Roman" w:cs="Times New Roman"/>
+                <w:b/>
+                <w:sz w:val="20"/>
+                <w:lang w:val="es-MX"/>
+              </w:rPr>
+              <w:t>0.090</w:t>
+            </w:r>
+          </w:p>
+        </w:tc>
+      </w:tr>
+      <w:tr>
+        <w:trPr>
+          <w:jc w:val="center"/>
+        </w:trPr>
+        <w:tc>
+          <w:tcPr>
+            <w:tcW w:w="833" w:type="pct"/>
+          </w:tcPr>
+          <w:p>
+            <w:pPr>
+              <w:spacing w:after="120"/>
+              <w:jc w:val="both"/>
+              <w:rPr>
+                <w:rFonts w:ascii="Times New Roman" w:hAnsi="Times New Roman" w:cs="Times New Roman"/>
+                <w:sz w:val="20"/>
+                <w:lang w:val="es-MX"/>
+              </w:rPr>
+            </w:pPr>
+            <w:r>
+              <w:rPr>
+                <w:rFonts w:ascii="Times New Roman" w:hAnsi="Times New Roman" w:cs="Times New Roman"/>
+                <w:sz w:val="20"/>
+                <w:lang w:val="es-MX"/>
+              </w:rPr>
+              <w:t>Poisson</w:t>
+            </w:r>
+          </w:p>
+        </w:tc>
+        <w:tc>
+          <w:tcPr>
+            <w:tcW w:w="833" w:type="pct"/>
+          </w:tcPr>
+          <w:p>
+            <w:pPr>
+              <w:spacing w:after="120"/>
+              <w:jc w:val="both"/>
+              <w:rPr>
+                <w:rFonts w:ascii="Times New Roman" w:hAnsi="Times New Roman" w:cs="Times New Roman"/>
+                <w:sz w:val="20"/>
+                <w:lang w:val="es-MX"/>
+              </w:rPr>
+            </w:pPr>
+            <w:r>
+              <w:rPr>
+                <w:rFonts w:ascii="Times New Roman" w:hAnsi="Times New Roman" w:cs="Times New Roman"/>
+                <w:sz w:val="20"/>
+                <w:lang w:val="es-MX"/>
+              </w:rPr>
+              <w:t>pca</w:t>
+            </w:r>
+          </w:p>
+        </w:tc>
+        <w:tc>
+          <w:tcPr>
+            <w:tcW w:w="833" w:type="pct"/>
+          </w:tcPr>
+          <w:p>
+            <w:pPr>
+              <w:spacing w:after="120"/>
+              <w:jc w:val="both"/>
+              <w:rPr>
+                <w:rFonts w:ascii="Times New Roman" w:hAnsi="Times New Roman" w:cs="Times New Roman"/>
+                <w:sz w:val="20"/>
+                <w:lang w:val="es-MX"/>
+              </w:rPr>
+            </w:pPr>
+            <w:r>
+              <w:rPr>
+                <w:rFonts w:ascii="Times New Roman" w:hAnsi="Times New Roman" w:cs="Times New Roman"/>
+                <w:sz w:val="20"/>
+                <w:lang w:val="es-MX"/>
+              </w:rPr>
+              <w:t>1.194</w:t>
+            </w:r>
+          </w:p>
+        </w:tc>
+        <w:tc>
+          <w:tcPr>
+            <w:tcW w:w="833" w:type="pct"/>
+          </w:tcPr>
+          <w:p>
+            <w:pPr>
+              <w:spacing w:after="120"/>
+              <w:jc w:val="both"/>
+              <w:rPr>
+                <w:rFonts w:ascii="Times New Roman" w:hAnsi="Times New Roman" w:cs="Times New Roman"/>
+                <w:sz w:val="20"/>
+                <w:lang w:val="es-MX"/>
+              </w:rPr>
+            </w:pPr>
+            <w:r>
+              <w:rPr>
+                <w:rFonts w:ascii="Times New Roman" w:hAnsi="Times New Roman" w:cs="Times New Roman"/>
+                <w:sz w:val="20"/>
+                <w:lang w:val="es-MX"/>
+              </w:rPr>
+              <w:t>1.410</w:t>
+            </w:r>
+          </w:p>
+        </w:tc>
+        <w:tc>
+          <w:tcPr>
+            <w:tcW w:w="833" w:type="pct"/>
+          </w:tcPr>
+          <w:p>
+            <w:pPr>
+              <w:spacing w:after="120"/>
+              <w:jc w:val="both"/>
+              <w:rPr>
+                <w:rFonts w:ascii="Times New Roman" w:hAnsi="Times New Roman" w:cs="Times New Roman"/>
+                <w:sz w:val="20"/>
+                <w:lang w:val="es-MX"/>
+              </w:rPr>
+            </w:pPr>
+            <w:r>
+              <w:rPr>
+                <w:rFonts w:ascii="Times New Roman" w:hAnsi="Times New Roman" w:cs="Times New Roman"/>
+                <w:sz w:val="20"/>
+                <w:lang w:val="es-MX"/>
+              </w:rPr>
+              <w:t>3.659</w:t>
+            </w:r>
+          </w:p>
+        </w:tc>
+        <w:tc>
+          <w:tcPr>
+            <w:tcW w:w="833" w:type="pct"/>
+          </w:tcPr>
+          <w:p>
+            <w:pPr>
+              <w:spacing w:after="120"/>
+              <w:jc w:val="both"/>
+              <w:rPr>
+                <w:rFonts w:ascii="Times New Roman" w:hAnsi="Times New Roman" w:cs="Times New Roman"/>
+                <w:sz w:val="20"/>
+                <w:lang w:val="es-MX"/>
+              </w:rPr>
+            </w:pPr>
+            <w:r>
+              <w:rPr>
+                <w:rFonts w:ascii="Times New Roman" w:hAnsi="Times New Roman" w:cs="Times New Roman"/>
+                <w:sz w:val="20"/>
+                <w:lang w:val="es-MX"/>
+              </w:rPr>
+              <w:t>-0.809</w:t>
+            </w:r>
+          </w:p>
+        </w:tc>
+      </w:tr>
+    </w:tbl>
+    <w:p>
+      <w:pPr>
+        <w:spacing w:after="120"/>
+        <w:jc w:val="both"/>
+        <w:rPr>
+          <w:lang w:val="es-MX"/>
+        </w:rPr>
+      </w:pPr>
+    </w:p>
+    <w:p>
+      <w:pPr>
+        <w:spacing w:after="120"/>
+        <w:jc w:val="both"/>
+        <w:rPr>
+          <w:lang w:val="es-MX"/>
+        </w:rPr>
+      </w:pPr>
+      <w:r>
+        <w:rPr>
+          <w:rFonts w:ascii="Times New Roman" w:hAnsi="Times New Roman"/>
+          <w:color w:val="000000"/>
+          <w:sz w:val="24"/>
+          <w:lang w:val="es-MX"/>
+        </w:rPr>
+        <w:t>La regresión de Poisson con la versión escalada reduce el MAE de prueba en 23% frente a la media (1.344 contra 1.756). La versión con PCA logra un MAE similar en validación, pero su RMSE de prueba es mucho mayor, lo que indica predicciones extremas en algunas horas. La diferencia entre validación y prueba se explica porque el conjunto de prueba solo contiene días laborales (demanda media de 1.67), mientras que validación incluye un fin de semana (1.32). Para la Fase 2 tomaremos como referencia la versión escalada y el MAE de 1.344 como línea base a superar.</w:t>
+      </w:r>
+    </w:p>
+    <w:p>
+      <w:pPr>
+        <w:spacing w:before="160" w:after="80"/>
+        <w:jc w:val="center"/>
+      </w:pPr>
+      <w:r>
+        <w:rPr>
+          <w:noProof/>
+        </w:rPr>
+        <w:drawing>
+          <wp:inline distT="0" distB="0" distL="0" distR="0" wp14:anchorId="1B6C5F83" wp14:editId="1F7BCD3F">
+            <wp:extent cx="4826000" cy="4899731"/>
+            <wp:effectExtent l="0" t="0" r="0" b="0"/>
+            <wp:docPr id="1815151875" name="Imagen 8"/>
+            <wp:cNvGraphicFramePr/>
+            <a:graphic xmlns:a="http://schemas.openxmlformats.org/drawingml/2006/main">
+              <a:graphicData uri="http://schemas.openxmlformats.org/drawingml/2006/picture">
+                <pic:pic xmlns:pic="http://schemas.openxmlformats.org/drawingml/2006/picture">
+                  <pic:nvPicPr>
+                    <pic:cNvPr id="1815151875" name=""/>
+                    <pic:cNvPicPr/>
+                  </pic:nvPicPr>
+                  <pic:blipFill>
+                    <a:blip r:embed="rId12"/>
+                    <a:stretch>
+                      <a:fillRect/>
+                    </a:stretch>
+                  </pic:blipFill>
+                  <pic:spPr>
+                    <a:xfrm>
+                      <a:off x="0" y="0"/>
+                      <a:ext cx="4826000" cy="4899731"/>
+                    </a:xfrm>
+                    <a:prstGeom prst="rect">
+                      <a:avLst/>
+                    </a:prstGeom>
+                  </pic:spPr>
+                </pic:pic>
+              </a:graphicData>
+            </a:graphic>
+          </wp:inline>
+        </w:drawing>
+      </w:r>
+    </w:p>
+    <w:p>
+      <w:pPr>
+        <w:spacing w:before="40" w:line="264" w:lineRule="auto"/>
+        <w:jc w:val="center"/>
+        <w:rPr>
+          <w:lang w:val="es-MX"/>
+        </w:rPr>
+      </w:pPr>
+      <w:r>
+        <w:rPr>
+          <w:rFonts w:ascii="Times New Roman" w:hAnsi="Times New Roman"/>
+          <w:b/>
+          <w:sz w:val="20"/>
+          <w:lang w:val="es-MX"/>
+        </w:rPr>
+        <w:t>Figura 6.</w:t>
+      </w:r>
+      <w:r>
+        <w:rPr>
+          <w:rFonts w:ascii="Times New Roman" w:hAnsi="Times New Roman"/>
+          <w:b/>
+          <w:sz w:val="20"/>
+          <w:lang w:val="es-MX"/>
+        </w:rPr>
+        <w:t xml:space="preserve"> </w:t>
+      </w:r>
+      <w:r>
+        <w:rPr>
+          <w:rFonts w:ascii="Times New Roman" w:hAnsi="Times New Roman"/>
+          <w:sz w:val="20"/>
+          <w:lang w:val="es-MX"/>
+        </w:rPr>
+        <w:t>Comparación de las corridas baseline en MLflow UI.</w:t>
+      </w:r>
+      <w:r>
+        <w:rPr>
+          <w:rFonts w:ascii="Times New Roman" w:hAnsi="Times New Roman"/>
+          <w:sz w:val="20"/>
+          <w:lang w:val="es-MX"/>
+        </w:rPr>
+        <w:br/>
+      </w:r>
+      <w:r>
+        <w:rPr>
+          <w:rFonts w:ascii="Times New Roman" w:hAnsi="Times New Roman"/>
+          <w:b/>
+          <w:sz w:val="19"/>
+          <w:lang w:val="es-MX"/>
+        </w:rPr>
+        <w:t xml:space="preserve">Nota: </w:t>
+      </w:r>
+      <w:r>
+        <w:rPr>
+          <w:rFonts w:ascii="Times New Roman" w:hAnsi="Times New Roman"/>
+          <w:sz w:val="19"/>
+          <w:lang w:val="es-MX"/>
+        </w:rPr>
+        <w:t>Parámetros (hash SHA-256 del dataset, versión y modelo) y métricas de validación y prueba de las cuatro corridas del experimento MiBici_Baselines_Fase1.</w:t>
       </w:r>
     </w:p>
     <w:p>
@@ -3207,20 +3522,8 @@
           <w:sz w:val="24"/>
           <w:lang w:val="es-MX"/>
         </w:rPr>
-        <w:t xml:space="preserve">4. Versionado de Datos con </w:t>
+        <w:t>4. Versionado de Datos con MLflow</w:t>
       </w:r>
-      <w:proofErr w:type="spellStart"/>
-      <w:r>
-        <w:rPr>
-          <w:rFonts w:ascii="Times New Roman" w:hAnsi="Times New Roman"/>
-          <w:b/>
-          <w:color w:val="000000"/>
-          <w:sz w:val="24"/>
-          <w:lang w:val="es-MX"/>
-        </w:rPr>
-        <w:t>MLflow</w:t>
-      </w:r>
-      <w:proofErr w:type="spellEnd"/>
     </w:p>
     <w:p>
       <w:pPr>
@@ -3237,9 +3540,8 @@
           <w:sz w:val="24"/>
           <w:lang w:val="es-MX"/>
         </w:rPr>
-        <w:t xml:space="preserve">Para asegurar que todo el trabajo sea reproducible, conectamos </w:t>
+        <w:t xml:space="preserve">Para asegurar que todo el trabajo sea reproducible, conectamos MLflow utilizando una base de datos local SQLite (mlruns.db). A través de nuestra clase MLflowDataVersioner (ubicada en src/utils/mlflow_logger.py), </w:t>
       </w:r>
-      <w:proofErr w:type="spellStart"/>
       <w:r>
         <w:rPr>
           <w:rFonts w:ascii="Times New Roman" w:hAnsi="Times New Roman"/>
@@ -3247,9 +3549,8 @@
           <w:sz w:val="24"/>
           <w:lang w:val="es-MX"/>
         </w:rPr>
-        <w:t>MLflow</w:t>
+        <w:t>registramos cinco versiones de los datos: raw, interim, processed y las dos versiones preprocesadas (scaled y pca). Cada versión se vincula a su corrida como dataset de MLflow (mlflow.log_input).</w:t>
       </w:r>
-      <w:proofErr w:type="spellEnd"/>
       <w:r>
         <w:rPr>
           <w:rFonts w:ascii="Times New Roman" w:hAnsi="Times New Roman"/>
@@ -3257,87 +3558,7 @@
           <w:sz w:val="24"/>
           <w:lang w:val="es-MX"/>
         </w:rPr>
-        <w:t xml:space="preserve"> utilizando una base de datos local SQLite (</w:t>
-      </w:r>
-      <w:proofErr w:type="spellStart"/>
-      <w:r>
-        <w:rPr>
-          <w:rFonts w:ascii="Times New Roman" w:hAnsi="Times New Roman"/>
-          <w:color w:val="000000"/>
-          <w:sz w:val="24"/>
-          <w:lang w:val="es-MX"/>
-        </w:rPr>
-        <w:t>mlruns.db</w:t>
-      </w:r>
-      <w:proofErr w:type="spellEnd"/>
-      <w:r>
-        <w:rPr>
-          <w:rFonts w:ascii="Times New Roman" w:hAnsi="Times New Roman"/>
-          <w:color w:val="000000"/>
-          <w:sz w:val="24"/>
-          <w:lang w:val="es-MX"/>
-        </w:rPr>
-        <w:t xml:space="preserve">). A través de nuestra clase </w:t>
-      </w:r>
-      <w:proofErr w:type="spellStart"/>
-      <w:r>
-        <w:rPr>
-          <w:rFonts w:ascii="Times New Roman" w:hAnsi="Times New Roman"/>
-          <w:color w:val="000000"/>
-          <w:sz w:val="24"/>
-          <w:lang w:val="es-MX"/>
-        </w:rPr>
-        <w:t>MLflowDataVersioner</w:t>
-      </w:r>
-      <w:proofErr w:type="spellEnd"/>
-      <w:r>
-        <w:rPr>
-          <w:rFonts w:ascii="Times New Roman" w:hAnsi="Times New Roman"/>
-          <w:color w:val="000000"/>
-          <w:sz w:val="24"/>
-          <w:lang w:val="es-MX"/>
-        </w:rPr>
-        <w:t xml:space="preserve"> (ubicada en </w:t>
-      </w:r>
-      <w:proofErr w:type="spellStart"/>
-      <w:r>
-        <w:rPr>
-          <w:rFonts w:ascii="Times New Roman" w:hAnsi="Times New Roman"/>
-          <w:color w:val="000000"/>
-          <w:sz w:val="24"/>
-          <w:lang w:val="es-MX"/>
-        </w:rPr>
-        <w:t>src</w:t>
-      </w:r>
-      <w:proofErr w:type="spellEnd"/>
-      <w:r>
-        <w:rPr>
-          <w:rFonts w:ascii="Times New Roman" w:hAnsi="Times New Roman"/>
-          <w:color w:val="000000"/>
-          <w:sz w:val="24"/>
-          <w:lang w:val="es-MX"/>
-        </w:rPr>
-        <w:t>/</w:t>
-      </w:r>
-      <w:proofErr w:type="spellStart"/>
-      <w:r>
-        <w:rPr>
-          <w:rFonts w:ascii="Times New Roman" w:hAnsi="Times New Roman"/>
-          <w:color w:val="000000"/>
-          <w:sz w:val="24"/>
-          <w:lang w:val="es-MX"/>
-        </w:rPr>
-        <w:t>utils</w:t>
-      </w:r>
-      <w:proofErr w:type="spellEnd"/>
-      <w:r>
-        <w:rPr>
-          <w:rFonts w:ascii="Times New Roman" w:hAnsi="Times New Roman"/>
-          <w:color w:val="000000"/>
-          <w:sz w:val="24"/>
-          <w:lang w:val="es-MX"/>
-        </w:rPr>
-        <w:t>/mlflow_logger.py), registramos tres versiones distintas de los datos. A cada archivo le calculamos su hash SHA-256 para tener la certeza de que nunca se modificó por error:</w:t>
+        <w:t xml:space="preserve"> A cada archivo le calculamos su hash SHA-256 para tener la certeza de que nunca se modificó por error:</w:t>
       </w:r>
     </w:p>
     <w:tbl>
@@ -3489,7 +3710,6 @@
                 <w:rFonts w:ascii="Times New Roman" w:hAnsi="Times New Roman"/>
                 <w:sz w:val="19"/>
               </w:rPr>
-              <w:lastRenderedPageBreak/>
               <w:t>01_Raw_Data_Ingestion</w:t>
             </w:r>
           </w:p>
@@ -3530,7 +3750,7 @@
                 <w:rFonts w:ascii="Times New Roman" w:hAnsi="Times New Roman"/>
                 <w:sz w:val="19"/>
               </w:rPr>
-              <w:t>96a9a536c578cf30...</w:t>
+              <w:t>34cf4af18603bd20...</w:t>
             </w:r>
           </w:p>
         </w:tc>
@@ -3553,7 +3773,7 @@
                 <w:rFonts w:ascii="Times New Roman" w:hAnsi="Times New Roman"/>
                 <w:sz w:val="19"/>
               </w:rPr>
-              <w:t>15,000</w:t>
+              <w:t>410,806</w:t>
             </w:r>
           </w:p>
         </w:tc>
@@ -3638,7 +3858,7 @@
                 <w:rFonts w:ascii="Times New Roman" w:hAnsi="Times New Roman"/>
                 <w:sz w:val="19"/>
               </w:rPr>
-              <w:t>079abe2b450d54a0...</w:t>
+              <w:t>b0828207af9665fa...</w:t>
             </w:r>
           </w:p>
         </w:tc>
@@ -3661,7 +3881,7 @@
                 <w:rFonts w:ascii="Times New Roman" w:hAnsi="Times New Roman"/>
                 <w:sz w:val="19"/>
               </w:rPr>
-              <w:t>14,633</w:t>
+              <w:t>395,672</w:t>
             </w:r>
           </w:p>
         </w:tc>
@@ -3746,7 +3966,7 @@
                 <w:rFonts w:ascii="Times New Roman" w:hAnsi="Times New Roman"/>
                 <w:sz w:val="19"/>
               </w:rPr>
-              <w:t>35c686665fa78f28...</w:t>
+              <w:t>c0a959070d98ecb5...</w:t>
             </w:r>
           </w:p>
         </w:tc>
@@ -3769,7 +3989,7 @@
                 <w:rFonts w:ascii="Times New Roman" w:hAnsi="Times New Roman"/>
                 <w:sz w:val="19"/>
               </w:rPr>
-              <w:t>14,760</w:t>
+              <w:t>267,840</w:t>
             </w:r>
           </w:p>
         </w:tc>
@@ -3794,6 +4014,278 @@
           </w:p>
         </w:tc>
       </w:tr>
+      <w:tr>
+        <w:trPr>
+          <w:jc w:val="center"/>
+        </w:trPr>
+        <w:tc>
+          <w:tcPr>
+            <w:tcW w:w="1872" w:type="dxa"/>
+            <w:tcMar>
+              <w:top w:w="100" w:type="dxa"/>
+              <w:left w:w="120" w:type="dxa"/>
+              <w:bottom w:w="100" w:type="dxa"/>
+              <w:right w:w="120" w:type="dxa"/>
+            </w:tcMar>
+          </w:tcPr>
+          <w:p>
+            <w:pPr>
+              <w:rPr>
+                <w:rFonts w:ascii="Times New Roman" w:hAnsi="Times New Roman"/>
+                <w:sz w:val="19"/>
+              </w:rPr>
+            </w:pPr>
+            <w:r>
+              <w:rPr>
+                <w:rFonts w:ascii="Times New Roman" w:hAnsi="Times New Roman"/>
+                <w:sz w:val="19"/>
+              </w:rPr>
+              <w:t>04_Processed_Scaled_Encoded</w:t>
+            </w:r>
+          </w:p>
+        </w:tc>
+        <w:tc>
+          <w:tcPr>
+            <w:tcW w:w="1872" w:type="dxa"/>
+            <w:tcMar>
+              <w:top w:w="100" w:type="dxa"/>
+              <w:left w:w="120" w:type="dxa"/>
+              <w:bottom w:w="100" w:type="dxa"/>
+              <w:right w:w="120" w:type="dxa"/>
+            </w:tcMar>
+          </w:tcPr>
+          <w:p>
+            <w:pPr>
+              <w:rPr>
+                <w:rFonts w:ascii="Times New Roman" w:hAnsi="Times New Roman"/>
+                <w:sz w:val="19"/>
+              </w:rPr>
+            </w:pPr>
+            <w:r>
+              <w:rPr>
+                <w:rFonts w:ascii="Times New Roman" w:hAnsi="Times New Roman"/>
+                <w:sz w:val="19"/>
+              </w:rPr>
+              <w:t>processed_scaled</w:t>
+            </w:r>
+          </w:p>
+        </w:tc>
+        <w:tc>
+          <w:tcPr>
+            <w:tcW w:w="1872" w:type="dxa"/>
+            <w:tcMar>
+              <w:top w:w="100" w:type="dxa"/>
+              <w:left w:w="120" w:type="dxa"/>
+              <w:bottom w:w="100" w:type="dxa"/>
+              <w:right w:w="120" w:type="dxa"/>
+            </w:tcMar>
+          </w:tcPr>
+          <w:p>
+            <w:pPr>
+              <w:rPr>
+                <w:rFonts w:ascii="Times New Roman" w:hAnsi="Times New Roman"/>
+                <w:sz w:val="19"/>
+              </w:rPr>
+            </w:pPr>
+            <w:r>
+              <w:rPr>
+                <w:rFonts w:ascii="Times New Roman" w:hAnsi="Times New Roman"/>
+                <w:sz w:val="19"/>
+              </w:rPr>
+              <w:t>cfd2925eb4a9c765...</w:t>
+            </w:r>
+          </w:p>
+        </w:tc>
+        <w:tc>
+          <w:tcPr>
+            <w:tcW w:w="1872" w:type="dxa"/>
+            <w:tcMar>
+              <w:top w:w="100" w:type="dxa"/>
+              <w:left w:w="120" w:type="dxa"/>
+              <w:bottom w:w="100" w:type="dxa"/>
+              <w:right w:w="120" w:type="dxa"/>
+            </w:tcMar>
+          </w:tcPr>
+          <w:p>
+            <w:pPr>
+              <w:jc w:val="right"/>
+              <w:rPr>
+                <w:rFonts w:ascii="Times New Roman" w:hAnsi="Times New Roman"/>
+                <w:sz w:val="19"/>
+              </w:rPr>
+            </w:pPr>
+            <w:r>
+              <w:rPr>
+                <w:rFonts w:ascii="Times New Roman" w:hAnsi="Times New Roman"/>
+                <w:sz w:val="19"/>
+              </w:rPr>
+              <w:t>267,840</w:t>
+            </w:r>
+          </w:p>
+        </w:tc>
+        <w:tc>
+          <w:tcPr>
+            <w:tcW w:w="1872" w:type="dxa"/>
+            <w:tcMar>
+              <w:top w:w="100" w:type="dxa"/>
+              <w:left w:w="120" w:type="dxa"/>
+              <w:bottom w:w="100" w:type="dxa"/>
+              <w:right w:w="120" w:type="dxa"/>
+            </w:tcMar>
+          </w:tcPr>
+          <w:p>
+            <w:pPr>
+              <w:rPr>
+                <w:rFonts w:ascii="Times New Roman" w:hAnsi="Times New Roman"/>
+                <w:sz w:val="19"/>
+              </w:rPr>
+            </w:pPr>
+            <w:r>
+              <w:rPr>
+                <w:rFonts w:ascii="Times New Roman" w:hAnsi="Times New Roman"/>
+                <w:sz w:val="19"/>
+              </w:rPr>
+              <w:t>Data Scientist / MLE</w:t>
+            </w:r>
+          </w:p>
+        </w:tc>
+      </w:tr>
+      <w:tr>
+        <w:trPr>
+          <w:jc w:val="center"/>
+        </w:trPr>
+        <w:tc>
+          <w:tcPr>
+            <w:tcW w:w="1872" w:type="dxa"/>
+            <w:tcMar>
+              <w:top w:w="100" w:type="dxa"/>
+              <w:left w:w="120" w:type="dxa"/>
+              <w:bottom w:w="100" w:type="dxa"/>
+              <w:right w:w="120" w:type="dxa"/>
+            </w:tcMar>
+          </w:tcPr>
+          <w:p>
+            <w:pPr>
+              <w:rPr>
+                <w:rFonts w:ascii="Times New Roman" w:hAnsi="Times New Roman"/>
+                <w:sz w:val="19"/>
+              </w:rPr>
+            </w:pPr>
+            <w:r>
+              <w:rPr>
+                <w:rFonts w:ascii="Times New Roman" w:hAnsi="Times New Roman"/>
+                <w:sz w:val="19"/>
+              </w:rPr>
+              <w:t>05_Processed_PCA</w:t>
+            </w:r>
+          </w:p>
+        </w:tc>
+        <w:tc>
+          <w:tcPr>
+            <w:tcW w:w="1872" w:type="dxa"/>
+            <w:tcMar>
+              <w:top w:w="100" w:type="dxa"/>
+              <w:left w:w="120" w:type="dxa"/>
+              <w:bottom w:w="100" w:type="dxa"/>
+              <w:right w:w="120" w:type="dxa"/>
+            </w:tcMar>
+          </w:tcPr>
+          <w:p>
+            <w:pPr>
+              <w:rPr>
+                <w:rFonts w:ascii="Times New Roman" w:hAnsi="Times New Roman"/>
+                <w:sz w:val="19"/>
+              </w:rPr>
+            </w:pPr>
+            <w:r>
+              <w:rPr>
+                <w:rFonts w:ascii="Times New Roman" w:hAnsi="Times New Roman"/>
+                <w:sz w:val="19"/>
+              </w:rPr>
+              <w:t>processed_pca</w:t>
+            </w:r>
+          </w:p>
+        </w:tc>
+        <w:tc>
+          <w:tcPr>
+            <w:tcW w:w="1872" w:type="dxa"/>
+            <w:tcMar>
+              <w:top w:w="100" w:type="dxa"/>
+              <w:left w:w="120" w:type="dxa"/>
+              <w:bottom w:w="100" w:type="dxa"/>
+              <w:right w:w="120" w:type="dxa"/>
+            </w:tcMar>
+          </w:tcPr>
+          <w:p>
+            <w:pPr>
+              <w:rPr>
+                <w:rFonts w:ascii="Times New Roman" w:hAnsi="Times New Roman"/>
+                <w:sz w:val="19"/>
+              </w:rPr>
+            </w:pPr>
+            <w:r>
+              <w:rPr>
+                <w:rFonts w:ascii="Times New Roman" w:hAnsi="Times New Roman"/>
+                <w:sz w:val="19"/>
+              </w:rPr>
+              <w:t>e0159b843e212451...</w:t>
+            </w:r>
+          </w:p>
+        </w:tc>
+        <w:tc>
+          <w:tcPr>
+            <w:tcW w:w="1872" w:type="dxa"/>
+            <w:tcMar>
+              <w:top w:w="100" w:type="dxa"/>
+              <w:left w:w="120" w:type="dxa"/>
+              <w:bottom w:w="100" w:type="dxa"/>
+              <w:right w:w="120" w:type="dxa"/>
+            </w:tcMar>
+          </w:tcPr>
+          <w:p>
+            <w:pPr>
+              <w:jc w:val="right"/>
+              <w:rPr>
+                <w:rFonts w:ascii="Times New Roman" w:hAnsi="Times New Roman"/>
+                <w:sz w:val="19"/>
+              </w:rPr>
+            </w:pPr>
+            <w:r>
+              <w:rPr>
+                <w:rFonts w:ascii="Times New Roman" w:hAnsi="Times New Roman"/>
+                <w:sz w:val="19"/>
+              </w:rPr>
+              <w:t>267,840</w:t>
+            </w:r>
+          </w:p>
+        </w:tc>
+        <w:tc>
+          <w:tcPr>
+            <w:tcW w:w="1872" w:type="dxa"/>
+            <w:tcMar>
+              <w:top w:w="100" w:type="dxa"/>
+              <w:left w:w="120" w:type="dxa"/>
+              <w:bottom w:w="100" w:type="dxa"/>
+              <w:right w:w="120" w:type="dxa"/>
+            </w:tcMar>
+          </w:tcPr>
+          <w:p>
+            <w:pPr>
+              <w:rPr>
+                <w:rFonts w:ascii="Times New Roman" w:hAnsi="Times New Roman"/>
+                <w:sz w:val="19"/>
+              </w:rPr>
+            </w:pPr>
+            <w:r>
+              <w:rPr>
+                <w:rFonts w:ascii="Times New Roman" w:hAnsi="Times New Roman"/>
+                <w:sz w:val="19"/>
+              </w:rPr>
+              <w:t>Data Scientist / MLE</w:t>
+            </w:r>
+          </w:p>
+        </w:tc>
+      </w:tr>
     </w:tbl>
     <w:p>
       <w:pPr>
@@ -3810,9 +4302,8 @@
           <w:sz w:val="24"/>
           <w:lang w:val="es-MX"/>
         </w:rPr>
-        <w:t xml:space="preserve">A </w:t>
+        <w:t>A continuación se muestran capturas reales de la interfaz web de MLflow UI (versión 3.17)</w:t>
       </w:r>
-      <w:proofErr w:type="gramStart"/>
       <w:r>
         <w:rPr>
           <w:rFonts w:ascii="Times New Roman" w:hAnsi="Times New Roman"/>
@@ -3820,37 +4311,7 @@
           <w:sz w:val="24"/>
           <w:lang w:val="es-MX"/>
         </w:rPr>
-        <w:t>continuación</w:t>
-      </w:r>
-      <w:proofErr w:type="gramEnd"/>
-      <w:r>
-        <w:rPr>
-          <w:rFonts w:ascii="Times New Roman" w:hAnsi="Times New Roman"/>
-          <w:color w:val="000000"/>
-          <w:sz w:val="24"/>
-          <w:lang w:val="es-MX"/>
-        </w:rPr>
-        <w:t xml:space="preserve"> se muestran las capturas directas de la interfaz web de </w:t>
-      </w:r>
-      <w:proofErr w:type="spellStart"/>
-      <w:r>
-        <w:rPr>
-          <w:rFonts w:ascii="Times New Roman" w:hAnsi="Times New Roman"/>
-          <w:color w:val="000000"/>
-          <w:sz w:val="24"/>
-          <w:lang w:val="es-MX"/>
-        </w:rPr>
-        <w:t>MLflow</w:t>
-      </w:r>
-      <w:proofErr w:type="spellEnd"/>
-      <w:r>
-        <w:rPr>
-          <w:rFonts w:ascii="Times New Roman" w:hAnsi="Times New Roman"/>
-          <w:color w:val="000000"/>
-          <w:sz w:val="24"/>
-          <w:lang w:val="es-MX"/>
-        </w:rPr>
-        <w:t xml:space="preserve"> UI, donde se puede comprobar el registro de los experimentos, parámetros, métricas y los archivos guardados como artefactos:</w:t>
+        <w:t>, donde se puede comprobar el registro de los experimentos, parámetros, métricas y los archivos guardados como artefactos:</w:t>
       </w:r>
     </w:p>
     <w:p>
@@ -3863,22 +4324,20 @@
           <w:noProof/>
         </w:rPr>
         <w:drawing>
-          <wp:inline distT="0" distB="0" distL="0" distR="0" wp14:anchorId="3E45BB0A" wp14:editId="14253CF0">
-            <wp:extent cx="5303520" cy="2633963"/>
-            <wp:effectExtent l="0" t="0" r="0" b="0"/>
-            <wp:docPr id="7" name="Picture 7"/>
-            <wp:cNvGraphicFramePr>
-              <a:graphicFrameLocks xmlns:a="http://schemas.openxmlformats.org/drawingml/2006/main" noChangeAspect="1"/>
-            </wp:cNvGraphicFramePr>
+          <wp:inline distT="0" distB="0" distL="0" distR="0" wp14:anchorId="5EAEFCD0" wp14:editId="421C8E4D">
+            <wp:extent cx="5303520" cy="1879463"/>
+            <wp:effectExtent l="0" t="0" r="0" b="6985"/>
+            <wp:docPr id="1575461612" name="Imagen 6"/>
+            <wp:cNvGraphicFramePr/>
             <a:graphic xmlns:a="http://schemas.openxmlformats.org/drawingml/2006/main">
               <a:graphicData uri="http://schemas.openxmlformats.org/drawingml/2006/picture">
                 <pic:pic xmlns:pic="http://schemas.openxmlformats.org/drawingml/2006/picture">
                   <pic:nvPicPr>
-                    <pic:cNvPr id="0" name="06_mlflow_runs_table.png"/>
+                    <pic:cNvPr id="1575461612" name=""/>
                     <pic:cNvPicPr/>
                   </pic:nvPicPr>
                   <pic:blipFill>
-                    <a:blip r:embed="rId12"/>
+                    <a:blip r:embed="rId13"/>
                     <a:stretch>
                       <a:fillRect/>
                     </a:stretch>
@@ -3886,7 +4345,7 @@
                   <pic:spPr>
                     <a:xfrm>
                       <a:off x="0" y="0"/>
-                      <a:ext cx="5303520" cy="2633963"/>
+                      <a:ext cx="5303520" cy="1879463"/>
                     </a:xfrm>
                     <a:prstGeom prst="rect">
                       <a:avLst/>
@@ -3914,51 +4373,24 @@
           <w:sz w:val="20"/>
           <w:lang w:val="es-MX"/>
         </w:rPr>
-        <w:t xml:space="preserve">Figura 6. </w:t>
+        <w:t>Figura 7.</w:t>
       </w:r>
       <w:r>
         <w:rPr>
           <w:rFonts w:ascii="Times New Roman" w:hAnsi="Times New Roman"/>
+          <w:b/>
           <w:sz w:val="20"/>
           <w:lang w:val="es-MX"/>
         </w:rPr>
-        <w:t>Vista general de ejecuciones (</w:t>
+        <w:t xml:space="preserve"> </w:t>
       </w:r>
-      <w:proofErr w:type="spellStart"/>
       <w:r>
         <w:rPr>
           <w:rFonts w:ascii="Times New Roman" w:hAnsi="Times New Roman"/>
           <w:sz w:val="20"/>
           <w:lang w:val="es-MX"/>
         </w:rPr>
-        <w:t>Runs</w:t>
-      </w:r>
-      <w:proofErr w:type="spellEnd"/>
-      <w:r>
-        <w:rPr>
-          <w:rFonts w:ascii="Times New Roman" w:hAnsi="Times New Roman"/>
-          <w:sz w:val="20"/>
-          <w:lang w:val="es-MX"/>
-        </w:rPr>
-        <w:t xml:space="preserve">) del experimento MiBici_MLOps_Fase1 en </w:t>
-      </w:r>
-      <w:proofErr w:type="spellStart"/>
-      <w:r>
-        <w:rPr>
-          <w:rFonts w:ascii="Times New Roman" w:hAnsi="Times New Roman"/>
-          <w:sz w:val="20"/>
-          <w:lang w:val="es-MX"/>
-        </w:rPr>
-        <w:t>MLflow</w:t>
-      </w:r>
-      <w:proofErr w:type="spellEnd"/>
-      <w:r>
-        <w:rPr>
-          <w:rFonts w:ascii="Times New Roman" w:hAnsi="Times New Roman"/>
-          <w:sz w:val="20"/>
-          <w:lang w:val="es-MX"/>
-        </w:rPr>
-        <w:t xml:space="preserve"> UI.</w:t>
+        <w:t>Vista general de ejecuciones (Runs) del experimento MiBici_MLOps_Fase1 en MLflow UI.</w:t>
       </w:r>
       <w:r>
         <w:rPr>
@@ -3983,43 +4415,7 @@
           <w:sz w:val="19"/>
           <w:lang w:val="es-MX"/>
         </w:rPr>
-        <w:t xml:space="preserve">Se aprecian las tres corridas registradas en SQLite correspondientes a raw, </w:t>
-      </w:r>
-      <w:proofErr w:type="spellStart"/>
-      <w:r>
-        <w:rPr>
-          <w:rFonts w:ascii="Times New Roman" w:hAnsi="Times New Roman"/>
-          <w:sz w:val="19"/>
-          <w:lang w:val="es-MX"/>
-        </w:rPr>
-        <w:t>interim</w:t>
-      </w:r>
-      <w:proofErr w:type="spellEnd"/>
-      <w:r>
-        <w:rPr>
-          <w:rFonts w:ascii="Times New Roman" w:hAnsi="Times New Roman"/>
-          <w:sz w:val="19"/>
-          <w:lang w:val="es-MX"/>
-        </w:rPr>
-        <w:t xml:space="preserve"> y </w:t>
-      </w:r>
-      <w:proofErr w:type="spellStart"/>
-      <w:r>
-        <w:rPr>
-          <w:rFonts w:ascii="Times New Roman" w:hAnsi="Times New Roman"/>
-          <w:sz w:val="19"/>
-          <w:lang w:val="es-MX"/>
-        </w:rPr>
-        <w:t>processed</w:t>
-      </w:r>
-      <w:proofErr w:type="spellEnd"/>
-      <w:r>
-        <w:rPr>
-          <w:rFonts w:ascii="Times New Roman" w:hAnsi="Times New Roman"/>
-          <w:sz w:val="19"/>
-          <w:lang w:val="es-MX"/>
-        </w:rPr>
-        <w:t>, con sus respectivas marcas de tiempo, origen de script y hashes SHA-256.</w:t>
+        <w:t>Vista Training runs con las cinco corridas registradas en SQLite (raw, interim, processed, processed_scaled y processed_pca), cada una con su dataset vinculado y su etapa.</w:t>
       </w:r>
     </w:p>
     <w:p>
@@ -4032,22 +4428,20 @@
           <w:noProof/>
         </w:rPr>
         <w:drawing>
-          <wp:inline distT="0" distB="0" distL="0" distR="0" wp14:anchorId="739F6F8B" wp14:editId="468715B7">
-            <wp:extent cx="5303520" cy="2733012"/>
+          <wp:inline distT="0" distB="0" distL="0" distR="0" wp14:anchorId="44D2A666" wp14:editId="5457055B">
+            <wp:extent cx="4191000" cy="6211729"/>
             <wp:effectExtent l="0" t="0" r="0" b="0"/>
-            <wp:docPr id="8" name="Picture 8"/>
-            <wp:cNvGraphicFramePr>
-              <a:graphicFrameLocks xmlns:a="http://schemas.openxmlformats.org/drawingml/2006/main" noChangeAspect="1"/>
-            </wp:cNvGraphicFramePr>
+            <wp:docPr id="395553709" name="Imagen 7"/>
+            <wp:cNvGraphicFramePr/>
             <a:graphic xmlns:a="http://schemas.openxmlformats.org/drawingml/2006/main">
               <a:graphicData uri="http://schemas.openxmlformats.org/drawingml/2006/picture">
                 <pic:pic xmlns:pic="http://schemas.openxmlformats.org/drawingml/2006/picture">
                   <pic:nvPicPr>
-                    <pic:cNvPr id="0" name="07_mlflow_run_detail.png"/>
+                    <pic:cNvPr id="395553709" name=""/>
                     <pic:cNvPicPr/>
                   </pic:nvPicPr>
                   <pic:blipFill>
-                    <a:blip r:embed="rId13"/>
+                    <a:blip r:embed="rId14"/>
                     <a:stretch>
                       <a:fillRect/>
                     </a:stretch>
@@ -4055,7 +4449,7 @@
                   <pic:spPr>
                     <a:xfrm>
                       <a:off x="0" y="0"/>
-                      <a:ext cx="5303520" cy="2733012"/>
+                      <a:ext cx="4191000" cy="6211729"/>
                     </a:xfrm>
                     <a:prstGeom prst="rect">
                       <a:avLst/>
@@ -4083,34 +4477,24 @@
           <w:sz w:val="20"/>
           <w:lang w:val="es-MX"/>
         </w:rPr>
-        <w:lastRenderedPageBreak/>
-        <w:t xml:space="preserve">Figura 7. </w:t>
+        <w:t>Figura 8.</w:t>
       </w:r>
       <w:r>
         <w:rPr>
           <w:rFonts w:ascii="Times New Roman" w:hAnsi="Times New Roman"/>
+          <w:b/>
           <w:sz w:val="20"/>
           <w:lang w:val="es-MX"/>
         </w:rPr>
-        <w:t xml:space="preserve">Panel detallado de la corrida de ingeniería de características en </w:t>
+        <w:t xml:space="preserve"> </w:t>
       </w:r>
-      <w:proofErr w:type="spellStart"/>
       <w:r>
         <w:rPr>
           <w:rFonts w:ascii="Times New Roman" w:hAnsi="Times New Roman"/>
           <w:sz w:val="20"/>
           <w:lang w:val="es-MX"/>
         </w:rPr>
-        <w:t>MLflow</w:t>
-      </w:r>
-      <w:proofErr w:type="spellEnd"/>
-      <w:r>
-        <w:rPr>
-          <w:rFonts w:ascii="Times New Roman" w:hAnsi="Times New Roman"/>
-          <w:sz w:val="20"/>
-          <w:lang w:val="es-MX"/>
-        </w:rPr>
-        <w:t xml:space="preserve"> UI.</w:t>
+        <w:t>Detalle de la corrida de limpieza (02_Interim_Data_Cleaning) en MLflow UI.</w:t>
       </w:r>
       <w:r>
         <w:rPr>
@@ -4135,7 +4519,7 @@
           <w:sz w:val="19"/>
           <w:lang w:val="es-MX"/>
         </w:rPr>
-        <w:t>Muestra las tarjetas con las métricas calculadas (14,760 filas, 15 variables, demanda promedio y máxima), los parámetros de configuración y los artefactos de datos enlazados.</w:t>
+        <w:t>Se observan el dataset vinculado, las etiquetas de gobernanza y las métricas de limpieza: 410,806 filas iniciales, 395,672 finales, 921 duraciones no positivas, 14,033 viajes menores a un minuto, 96 mayores a 120 minutos y 84 edades inválidas.</w:t>
       </w:r>
     </w:p>
     <w:p>
@@ -4160,59 +4544,13 @@
       <w:pPr>
         <w:jc w:val="center"/>
       </w:pPr>
-      <w:proofErr w:type="spellStart"/>
       <w:r>
         <w:rPr>
           <w:rFonts w:ascii="Consolas" w:hAnsi="Consolas"/>
           <w:b/>
           <w:sz w:val="21"/>
         </w:rPr>
-        <w:t>mlflow</w:t>
-      </w:r>
-      <w:proofErr w:type="spellEnd"/>
-      <w:r>
-        <w:rPr>
-          <w:rFonts w:ascii="Consolas" w:hAnsi="Consolas"/>
-          <w:b/>
-          <w:sz w:val="21"/>
-        </w:rPr>
-        <w:t xml:space="preserve"> </w:t>
-      </w:r>
-      <w:proofErr w:type="spellStart"/>
-      <w:r>
-        <w:rPr>
-          <w:rFonts w:ascii="Consolas" w:hAnsi="Consolas"/>
-          <w:b/>
-          <w:sz w:val="21"/>
-        </w:rPr>
-        <w:t>ui</w:t>
-      </w:r>
-      <w:proofErr w:type="spellEnd"/>
-      <w:r>
-        <w:rPr>
-          <w:rFonts w:ascii="Consolas" w:hAnsi="Consolas"/>
-          <w:b/>
-          <w:sz w:val="21"/>
-        </w:rPr>
-        <w:t xml:space="preserve"> --backend-store-</w:t>
-      </w:r>
-      <w:proofErr w:type="spellStart"/>
-      <w:r>
-        <w:rPr>
-          <w:rFonts w:ascii="Consolas" w:hAnsi="Consolas"/>
-          <w:b/>
-          <w:sz w:val="21"/>
-        </w:rPr>
-        <w:t>uri</w:t>
-      </w:r>
-      <w:proofErr w:type="spellEnd"/>
-      <w:r>
-        <w:rPr>
-          <w:rFonts w:ascii="Consolas" w:hAnsi="Consolas"/>
-          <w:b/>
-          <w:sz w:val="21"/>
-        </w:rPr>
-        <w:t xml:space="preserve"> sqlite:///mlruns.db --port 5000</w:t>
+        <w:t>mlflow ui --backend-store-uri sqlite:///mlruns.db --port 5000</w:t>
       </w:r>
     </w:p>
     <w:p>
@@ -4232,51 +4570,7 @@
           <w:sz w:val="24"/>
           <w:lang w:val="es-MX"/>
         </w:rPr>
-        <w:t xml:space="preserve">5. Estructuración </w:t>
-      </w:r>
-      <w:proofErr w:type="spellStart"/>
-      <w:r>
-        <w:rPr>
-          <w:rFonts w:ascii="Times New Roman" w:hAnsi="Times New Roman"/>
-          <w:b/>
-          <w:color w:val="000000"/>
-          <w:sz w:val="24"/>
-          <w:lang w:val="es-MX"/>
-        </w:rPr>
-        <w:t>Cookiecutter</w:t>
-      </w:r>
-      <w:proofErr w:type="spellEnd"/>
-      <w:r>
-        <w:rPr>
-          <w:rFonts w:ascii="Times New Roman" w:hAnsi="Times New Roman"/>
-          <w:b/>
-          <w:color w:val="000000"/>
-          <w:sz w:val="24"/>
-          <w:lang w:val="es-MX"/>
-        </w:rPr>
-        <w:t xml:space="preserve"> Data </w:t>
-      </w:r>
-      <w:proofErr w:type="spellStart"/>
-      <w:r>
-        <w:rPr>
-          <w:rFonts w:ascii="Times New Roman" w:hAnsi="Times New Roman"/>
-          <w:b/>
-          <w:color w:val="000000"/>
-          <w:sz w:val="24"/>
-          <w:lang w:val="es-MX"/>
-        </w:rPr>
-        <w:t>Science</w:t>
-      </w:r>
-      <w:proofErr w:type="spellEnd"/>
-      <w:r>
-        <w:rPr>
-          <w:rFonts w:ascii="Times New Roman" w:hAnsi="Times New Roman"/>
-          <w:b/>
-          <w:color w:val="000000"/>
-          <w:sz w:val="24"/>
-          <w:lang w:val="es-MX"/>
-        </w:rPr>
-        <w:t xml:space="preserve"> y Código en POO</w:t>
+        <w:t>5. Estructuración Cookiecutter Data Science y Código en POO</w:t>
       </w:r>
     </w:p>
     <w:p>
@@ -4294,67 +4588,7 @@
           <w:sz w:val="24"/>
           <w:lang w:val="es-MX"/>
         </w:rPr>
-        <w:t xml:space="preserve">Para evitar tener notebooks desordenados donde no se sabe qué celda correr primero, organizamos el proyecto con la plantilla estándar de </w:t>
-      </w:r>
-      <w:proofErr w:type="spellStart"/>
-      <w:r>
-        <w:rPr>
-          <w:rFonts w:ascii="Times New Roman" w:hAnsi="Times New Roman"/>
-          <w:color w:val="000000"/>
-          <w:sz w:val="24"/>
-          <w:lang w:val="es-MX"/>
-        </w:rPr>
-        <w:t>Cookiecutter</w:t>
-      </w:r>
-      <w:proofErr w:type="spellEnd"/>
-      <w:r>
-        <w:rPr>
-          <w:rFonts w:ascii="Times New Roman" w:hAnsi="Times New Roman"/>
-          <w:color w:val="000000"/>
-          <w:sz w:val="24"/>
-          <w:lang w:val="es-MX"/>
-        </w:rPr>
-        <w:t xml:space="preserve"> Data </w:t>
-      </w:r>
-      <w:proofErr w:type="spellStart"/>
-      <w:r>
-        <w:rPr>
-          <w:rFonts w:ascii="Times New Roman" w:hAnsi="Times New Roman"/>
-          <w:color w:val="000000"/>
-          <w:sz w:val="24"/>
-          <w:lang w:val="es-MX"/>
-        </w:rPr>
-        <w:t>Science</w:t>
-      </w:r>
-      <w:proofErr w:type="spellEnd"/>
-      <w:r>
-        <w:rPr>
-          <w:rFonts w:ascii="Times New Roman" w:hAnsi="Times New Roman"/>
-          <w:color w:val="000000"/>
-          <w:sz w:val="24"/>
-          <w:lang w:val="es-MX"/>
-        </w:rPr>
-        <w:t xml:space="preserve">. Separamos la lógica en módulos independientes dentro de la carpeta </w:t>
-      </w:r>
-      <w:proofErr w:type="spellStart"/>
-      <w:r>
-        <w:rPr>
-          <w:rFonts w:ascii="Times New Roman" w:hAnsi="Times New Roman"/>
-          <w:color w:val="000000"/>
-          <w:sz w:val="24"/>
-          <w:lang w:val="es-MX"/>
-        </w:rPr>
-        <w:t>src</w:t>
-      </w:r>
-      <w:proofErr w:type="spellEnd"/>
-      <w:r>
-        <w:rPr>
-          <w:rFonts w:ascii="Times New Roman" w:hAnsi="Times New Roman"/>
-          <w:color w:val="000000"/>
-          <w:sz w:val="24"/>
-          <w:lang w:val="es-MX"/>
-        </w:rPr>
-        <w:t>, lo que facilita el mantenimiento y las pruebas:</w:t>
+        <w:t>Para evitar tener notebooks desordenados donde no se sabe qué celda correr primero, organizamos el proyecto con la plantilla estándar de Cookiecutter Data Science. Separamos la lógica en módulos independientes dentro de la carpeta src, lo que facilita el mantenimiento y las pruebas:</w:t>
       </w:r>
     </w:p>
     <w:p>
@@ -4388,25 +4622,25 @@
           <w:lang w:val="es-MX"/>
         </w:rPr>
         <w:br/>
-        <w:t xml:space="preserve">│   ├── raw/                  &lt;- </w:t>
+        <w:t>│   ├── raw/                  &lt;- Datasets originales inmutables y catálogo de estaciones</w:t>
       </w:r>
-      <w:proofErr w:type="spellStart"/>
       <w:r>
         <w:rPr>
           <w:rFonts w:ascii="Consolas" w:hAnsi="Consolas"/>
           <w:sz w:val="17"/>
           <w:lang w:val="es-MX"/>
         </w:rPr>
-        <w:t>Datasets</w:t>
+        <w:br/>
+        <w:t>│   ├── interim/              &lt;- Datos limpios tras validación de reglas de negocio</w:t>
       </w:r>
-      <w:proofErr w:type="spellEnd"/>
       <w:r>
         <w:rPr>
           <w:rFonts w:ascii="Consolas" w:hAnsi="Consolas"/>
           <w:sz w:val="17"/>
           <w:lang w:val="es-MX"/>
         </w:rPr>
-        <w:t xml:space="preserve"> originales inmutables y catálogo de estaciones</w:t>
+        <w:br/>
+        <w:t xml:space="preserve">│   └── processed/            &lt;- Matriz con variables para modelado </w:t>
       </w:r>
       <w:r>
         <w:rPr>
@@ -4414,53 +4648,7 @@
           <w:sz w:val="17"/>
           <w:lang w:val="es-MX"/>
         </w:rPr>
-        <w:br/>
-        <w:t xml:space="preserve">│   ├── </w:t>
-      </w:r>
-      <w:proofErr w:type="spellStart"/>
-      <w:r>
-        <w:rPr>
-          <w:rFonts w:ascii="Consolas" w:hAnsi="Consolas"/>
-          <w:sz w:val="17"/>
-          <w:lang w:val="es-MX"/>
-        </w:rPr>
-        <w:t>interim</w:t>
-      </w:r>
-      <w:proofErr w:type="spellEnd"/>
-      <w:r>
-        <w:rPr>
-          <w:rFonts w:ascii="Consolas" w:hAnsi="Consolas"/>
-          <w:sz w:val="17"/>
-          <w:lang w:val="es-MX"/>
-        </w:rPr>
-        <w:t>/              &lt;- Datos limpios tras validación de reglas de negocio</w:t>
-      </w:r>
-      <w:r>
-        <w:rPr>
-          <w:rFonts w:ascii="Consolas" w:hAnsi="Consolas"/>
-          <w:sz w:val="17"/>
-          <w:lang w:val="es-MX"/>
-        </w:rPr>
-        <w:br/>
-        <w:t xml:space="preserve">│   └── </w:t>
-      </w:r>
-      <w:proofErr w:type="spellStart"/>
-      <w:r>
-        <w:rPr>
-          <w:rFonts w:ascii="Consolas" w:hAnsi="Consolas"/>
-          <w:sz w:val="17"/>
-          <w:lang w:val="es-MX"/>
-        </w:rPr>
-        <w:t>processed</w:t>
-      </w:r>
-      <w:proofErr w:type="spellEnd"/>
-      <w:r>
-        <w:rPr>
-          <w:rFonts w:ascii="Consolas" w:hAnsi="Consolas"/>
-          <w:sz w:val="17"/>
-          <w:lang w:val="es-MX"/>
-        </w:rPr>
-        <w:t>/            &lt;- Matriz con variables para modelado (14,760 filas, 16 columnas)</w:t>
+        <w:t>(267,840 filas, 16 columnas)</w:t>
       </w:r>
       <w:r>
         <w:rPr>
@@ -4478,52 +4666,16 @@
           <w:lang w:val="es-MX"/>
         </w:rPr>
         <w:br/>
-        <w:t xml:space="preserve">│   └── 01_eda_mibici.ipynb   &lt;- Cuaderno </w:t>
+        <w:t>│   └── 01_eda_mibici.ipynb   &lt;- Cuaderno Jupyter de análisis exploratorio inicial</w:t>
       </w:r>
-      <w:proofErr w:type="spellStart"/>
       <w:r>
         <w:rPr>
           <w:rFonts w:ascii="Consolas" w:hAnsi="Consolas"/>
           <w:sz w:val="17"/>
           <w:lang w:val="es-MX"/>
         </w:rPr>
-        <w:t>Jupyter</w:t>
-      </w:r>
-      <w:proofErr w:type="spellEnd"/>
-      <w:r>
-        <w:rPr>
-          <w:rFonts w:ascii="Consolas" w:hAnsi="Consolas"/>
-          <w:sz w:val="17"/>
-          <w:lang w:val="es-MX"/>
-        </w:rPr>
-        <w:t xml:space="preserve"> de análisis exploratorio inicial</w:t>
-      </w:r>
-      <w:r>
-        <w:rPr>
-          <w:rFonts w:ascii="Consolas" w:hAnsi="Consolas"/>
-          <w:sz w:val="17"/>
-          <w:lang w:val="es-MX"/>
-        </w:rPr>
         <w:br/>
-        <w:t xml:space="preserve">├── </w:t>
-      </w:r>
-      <w:proofErr w:type="spellStart"/>
-      <w:r>
-        <w:rPr>
-          <w:rFonts w:ascii="Consolas" w:hAnsi="Consolas"/>
-          <w:sz w:val="17"/>
-          <w:lang w:val="es-MX"/>
-        </w:rPr>
-        <w:t>src</w:t>
-      </w:r>
-      <w:proofErr w:type="spellEnd"/>
-      <w:r>
-        <w:rPr>
-          <w:rFonts w:ascii="Consolas" w:hAnsi="Consolas"/>
-          <w:sz w:val="17"/>
-          <w:lang w:val="es-MX"/>
-        </w:rPr>
-        <w:t>/</w:t>
+        <w:t>├── src/</w:t>
       </w:r>
       <w:r>
         <w:rPr>
@@ -4541,25 +4693,23 @@
           <w:lang w:val="es-MX"/>
         </w:rPr>
         <w:br/>
-        <w:t xml:space="preserve">│   ├── </w:t>
+        <w:t xml:space="preserve">│   ├── features/             </w:t>
       </w:r>
-      <w:proofErr w:type="spellStart"/>
       <w:r>
         <w:rPr>
           <w:rFonts w:ascii="Consolas" w:hAnsi="Consolas"/>
           <w:sz w:val="17"/>
           <w:lang w:val="es-MX"/>
         </w:rPr>
-        <w:t>features</w:t>
+        <w:t>&lt;- Ingeniería de características (engineer.py) y preprocesamiento (preprocessor.py)</w:t>
       </w:r>
-      <w:proofErr w:type="spellEnd"/>
       <w:r>
         <w:rPr>
           <w:rFonts w:ascii="Consolas" w:hAnsi="Consolas"/>
           <w:sz w:val="17"/>
           <w:lang w:val="es-MX"/>
         </w:rPr>
-        <w:t>/             &lt;- Módulo POO de ingeniería de características (engineer.py)</w:t>
+        <w:br/>
       </w:r>
       <w:r>
         <w:rPr>
@@ -4567,62 +4717,97 @@
           <w:sz w:val="17"/>
           <w:lang w:val="es-MX"/>
         </w:rPr>
-        <w:br/>
-        <w:t xml:space="preserve">│   └── </w:t>
+        <w:t>│</w:t>
       </w:r>
-      <w:proofErr w:type="spellStart"/>
+      <w:r>
+        <w:rPr>
+          <w:rFonts w:ascii="Consolas" w:hAnsi="Consolas" w:hint="eastAsia"/>
+          <w:sz w:val="17"/>
+          <w:lang w:val="es-MX"/>
+        </w:rPr>
+        <w:t xml:space="preserve">   </w:t>
+      </w:r>
       <w:r>
         <w:rPr>
           <w:rFonts w:ascii="Consolas" w:hAnsi="Consolas"/>
           <w:sz w:val="17"/>
           <w:lang w:val="es-MX"/>
         </w:rPr>
-        <w:t>utils</w:t>
+        <w:t>├──</w:t>
       </w:r>
-      <w:proofErr w:type="spellEnd"/>
+      <w:r>
+        <w:rPr>
+          <w:rFonts w:ascii="Consolas" w:hAnsi="Consolas" w:hint="eastAsia"/>
+          <w:sz w:val="17"/>
+          <w:lang w:val="es-MX"/>
+        </w:rPr>
+        <w:t xml:space="preserve"> models/               &lt;- Baselines registrados en MLflow (train_baseline.py)</w:t>
+      </w:r>
+      <w:r>
+        <w:rPr>
+          <w:rFonts w:ascii="Consolas" w:hAnsi="Consolas" w:hint="eastAsia"/>
+          <w:sz w:val="17"/>
+          <w:lang w:val="es-MX"/>
+        </w:rPr>
+        <w:br/>
+      </w:r>
       <w:r>
         <w:rPr>
           <w:rFonts w:ascii="Consolas" w:hAnsi="Consolas"/>
           <w:sz w:val="17"/>
           <w:lang w:val="es-MX"/>
         </w:rPr>
-        <w:t xml:space="preserve">/                &lt;- </w:t>
+        <w:t>│</w:t>
       </w:r>
-      <w:proofErr w:type="spellStart"/>
+      <w:r>
+        <w:rPr>
+          <w:rFonts w:ascii="Consolas" w:hAnsi="Consolas" w:hint="eastAsia"/>
+          <w:sz w:val="17"/>
+          <w:lang w:val="es-MX"/>
+        </w:rPr>
+        <w:t xml:space="preserve">   </w:t>
+      </w:r>
       <w:r>
         <w:rPr>
           <w:rFonts w:ascii="Consolas" w:hAnsi="Consolas"/>
           <w:sz w:val="17"/>
           <w:lang w:val="es-MX"/>
         </w:rPr>
-        <w:t>Logger</w:t>
+        <w:t>└──</w:t>
       </w:r>
-      <w:proofErr w:type="spellEnd"/>
+      <w:r>
+        <w:rPr>
+          <w:rFonts w:ascii="Consolas" w:hAnsi="Consolas" w:hint="eastAsia"/>
+          <w:sz w:val="17"/>
+          <w:lang w:val="es-MX"/>
+        </w:rPr>
+        <w:t xml:space="preserve"> utils/</w:t>
+      </w:r>
       <w:r>
         <w:rPr>
           <w:rFonts w:ascii="Consolas" w:hAnsi="Consolas"/>
           <w:sz w:val="17"/>
           <w:lang w:val="es-MX"/>
         </w:rPr>
-        <w:t xml:space="preserve"> de gobernanza y versionado con </w:t>
+        <w:t xml:space="preserve">                &lt;- Logger de gobernanza y versionado con MLflow (mlflow_logger.py)</w:t>
       </w:r>
-      <w:proofErr w:type="spellStart"/>
       <w:r>
         <w:rPr>
           <w:rFonts w:ascii="Consolas" w:hAnsi="Consolas"/>
           <w:sz w:val="17"/>
           <w:lang w:val="es-MX"/>
         </w:rPr>
-        <w:t>MLflow</w:t>
+        <w:br/>
+        <w:t>├── tests/</w:t>
       </w:r>
-      <w:proofErr w:type="spellEnd"/>
       <w:r>
         <w:rPr>
           <w:rFonts w:ascii="Consolas" w:hAnsi="Consolas"/>
           <w:sz w:val="17"/>
           <w:lang w:val="es-MX"/>
         </w:rPr>
-        <w:t xml:space="preserve"> (mlflow_logger.py)</w:t>
+        <w:br/>
+        <w:t>│   └── test_pipeline.py      &lt;- Suite de pruebas automatizadas con unittest</w:t>
       </w:r>
       <w:r>
         <w:rPr>
@@ -4631,136 +4816,26 @@
           <w:lang w:val="es-MX"/>
         </w:rPr>
         <w:br/>
-        <w:t xml:space="preserve">├── </w:t>
+        <w:t>├── reports/</w:t>
       </w:r>
-      <w:proofErr w:type="spellStart"/>
       <w:r>
         <w:rPr>
           <w:rFonts w:ascii="Consolas" w:hAnsi="Consolas"/>
           <w:sz w:val="17"/>
           <w:lang w:val="es-MX"/>
         </w:rPr>
-        <w:t>tests</w:t>
+        <w:br/>
+        <w:t>│   ├── figures/              &lt;- Gráficas del EDA y capturas de MLflow UI</w:t>
       </w:r>
-      <w:proofErr w:type="spellEnd"/>
       <w:r>
         <w:rPr>
           <w:rFonts w:ascii="Consolas" w:hAnsi="Consolas"/>
           <w:sz w:val="17"/>
           <w:lang w:val="es-MX"/>
         </w:rPr>
-        <w:t>/</w:t>
+        <w:br/>
+        <w:t>│   ├── ML_Canvas_MiBici.md   &lt;- Documentación del Machine Learning Canvas</w:t>
       </w:r>
-      <w:r>
-        <w:rPr>
-          <w:rFonts w:ascii="Consolas" w:hAnsi="Consolas"/>
-          <w:sz w:val="17"/>
-          <w:lang w:val="es-MX"/>
-        </w:rPr>
-        <w:br/>
-        <w:t xml:space="preserve">│   └── test_pipeline.py      &lt;- Suite de pruebas automatizadas con </w:t>
-      </w:r>
-      <w:proofErr w:type="spellStart"/>
-      <w:r>
-        <w:rPr>
-          <w:rFonts w:ascii="Consolas" w:hAnsi="Consolas"/>
-          <w:sz w:val="17"/>
-          <w:lang w:val="es-MX"/>
-        </w:rPr>
-        <w:t>unittest</w:t>
-      </w:r>
-      <w:proofErr w:type="spellEnd"/>
-      <w:r>
-        <w:rPr>
-          <w:rFonts w:ascii="Consolas" w:hAnsi="Consolas"/>
-          <w:sz w:val="17"/>
-          <w:lang w:val="es-MX"/>
-        </w:rPr>
-        <w:br/>
-        <w:t xml:space="preserve">├── </w:t>
-      </w:r>
-      <w:proofErr w:type="spellStart"/>
-      <w:r>
-        <w:rPr>
-          <w:rFonts w:ascii="Consolas" w:hAnsi="Consolas"/>
-          <w:sz w:val="17"/>
-          <w:lang w:val="es-MX"/>
-        </w:rPr>
-        <w:t>reports</w:t>
-      </w:r>
-      <w:proofErr w:type="spellEnd"/>
-      <w:r>
-        <w:rPr>
-          <w:rFonts w:ascii="Consolas" w:hAnsi="Consolas"/>
-          <w:sz w:val="17"/>
-          <w:lang w:val="es-MX"/>
-        </w:rPr>
-        <w:t>/</w:t>
-      </w:r>
-      <w:r>
-        <w:rPr>
-          <w:rFonts w:ascii="Consolas" w:hAnsi="Consolas"/>
-          <w:sz w:val="17"/>
-          <w:lang w:val="es-MX"/>
-        </w:rPr>
-        <w:br/>
-        <w:t xml:space="preserve">│   ├── figures/              &lt;- Gráficas del EDA y capturas de </w:t>
-      </w:r>
-      <w:proofErr w:type="spellStart"/>
-      <w:r>
-        <w:rPr>
-          <w:rFonts w:ascii="Consolas" w:hAnsi="Consolas"/>
-          <w:sz w:val="17"/>
-          <w:lang w:val="es-MX"/>
-        </w:rPr>
-        <w:t>MLflow</w:t>
-      </w:r>
-      <w:proofErr w:type="spellEnd"/>
-      <w:r>
-        <w:rPr>
-          <w:rFonts w:ascii="Consolas" w:hAnsi="Consolas"/>
-          <w:sz w:val="17"/>
-          <w:lang w:val="es-MX"/>
-        </w:rPr>
-        <w:t xml:space="preserve"> UI</w:t>
-      </w:r>
-      <w:r>
-        <w:rPr>
-          <w:rFonts w:ascii="Consolas" w:hAnsi="Consolas"/>
-          <w:sz w:val="17"/>
-          <w:lang w:val="es-MX"/>
-        </w:rPr>
-        <w:br/>
-        <w:t xml:space="preserve">│   ├── ML_Canvas_MiBici.md   &lt;- Documentación del Machine </w:t>
-      </w:r>
-      <w:proofErr w:type="spellStart"/>
-      <w:r>
-        <w:rPr>
-          <w:rFonts w:ascii="Consolas" w:hAnsi="Consolas"/>
-          <w:sz w:val="17"/>
-          <w:lang w:val="es-MX"/>
-        </w:rPr>
-        <w:t>Learning</w:t>
-      </w:r>
-      <w:proofErr w:type="spellEnd"/>
-      <w:r>
-        <w:rPr>
-          <w:rFonts w:ascii="Consolas" w:hAnsi="Consolas"/>
-          <w:sz w:val="17"/>
-          <w:lang w:val="es-MX"/>
-        </w:rPr>
-        <w:t xml:space="preserve"> </w:t>
-      </w:r>
-      <w:proofErr w:type="spellStart"/>
-      <w:r>
-        <w:rPr>
-          <w:rFonts w:ascii="Consolas" w:hAnsi="Consolas"/>
-          <w:sz w:val="17"/>
-          <w:lang w:val="es-MX"/>
-        </w:rPr>
-        <w:t>Canvas</w:t>
-      </w:r>
-      <w:proofErr w:type="spellEnd"/>
       <w:r>
         <w:rPr>
           <w:rFonts w:ascii="Consolas" w:hAnsi="Consolas"/>
@@ -4795,25 +4870,7 @@
           <w:lang w:val="es-MX"/>
         </w:rPr>
         <w:br/>
-        <w:t xml:space="preserve">├── </w:t>
-      </w:r>
-      <w:proofErr w:type="spellStart"/>
-      <w:r>
-        <w:rPr>
-          <w:rFonts w:ascii="Consolas" w:hAnsi="Consolas"/>
-          <w:sz w:val="17"/>
-          <w:lang w:val="es-MX"/>
-        </w:rPr>
-        <w:t>environment.yml</w:t>
-      </w:r>
-      <w:proofErr w:type="spellEnd"/>
-      <w:r>
-        <w:rPr>
-          <w:rFonts w:ascii="Consolas" w:hAnsi="Consolas"/>
-          <w:sz w:val="17"/>
-          <w:lang w:val="es-MX"/>
-        </w:rPr>
-        <w:t xml:space="preserve">           &lt;- Archivo de configuración reproducible para Conda</w:t>
+        <w:t>├── environment.yml           &lt;- Archivo de configuración reproducible para Conda</w:t>
       </w:r>
       <w:r>
         <w:rPr>
@@ -4849,29 +4906,7 @@
           <w:sz w:val="24"/>
           <w:lang w:val="es-MX"/>
         </w:rPr>
-        <w:t>Pruebas Unitarias Automatizadas (</w:t>
-      </w:r>
-      <w:proofErr w:type="spellStart"/>
-      <w:r>
-        <w:rPr>
-          <w:rFonts w:ascii="Times New Roman" w:hAnsi="Times New Roman"/>
-          <w:b/>
-          <w:color w:val="000000"/>
-          <w:sz w:val="24"/>
-          <w:lang w:val="es-MX"/>
-        </w:rPr>
-        <w:t>tests</w:t>
-      </w:r>
-      <w:proofErr w:type="spellEnd"/>
-      <w:r>
-        <w:rPr>
-          <w:rFonts w:ascii="Times New Roman" w:hAnsi="Times New Roman"/>
-          <w:b/>
-          <w:color w:val="000000"/>
-          <w:sz w:val="24"/>
-          <w:lang w:val="es-MX"/>
-        </w:rPr>
-        <w:t>/test_pipeline.py)</w:t>
+        <w:t>Pruebas Unitarias Automatizadas (tests/test_pipeline.py)</w:t>
       </w:r>
     </w:p>
     <w:p>
@@ -4889,9 +4924,8 @@
           <w:sz w:val="24"/>
           <w:lang w:val="es-MX"/>
         </w:rPr>
-        <w:t xml:space="preserve">Para validar que el código de limpieza y transformación funcione siempre bien, creamos una suite de pruebas con la librería </w:t>
+        <w:t xml:space="preserve">Para validar que el código de limpieza y transformación funcione siempre bien, </w:t>
       </w:r>
-      <w:proofErr w:type="spellStart"/>
       <w:r>
         <w:rPr>
           <w:rFonts w:ascii="Times New Roman" w:hAnsi="Times New Roman"/>
@@ -4899,17 +4933,7 @@
           <w:sz w:val="24"/>
           <w:lang w:val="es-MX"/>
         </w:rPr>
-        <w:t>unittest</w:t>
-      </w:r>
-      <w:proofErr w:type="spellEnd"/>
-      <w:r>
-        <w:rPr>
-          <w:rFonts w:ascii="Times New Roman" w:hAnsi="Times New Roman"/>
-          <w:color w:val="000000"/>
-          <w:sz w:val="24"/>
-          <w:lang w:val="es-MX"/>
-        </w:rPr>
-        <w:t>:</w:t>
+        <w:t>creamos una suite de pruebas con la librería unittest que se ejecuta sobre un dataset pequeño y controlado en un directorio temporal, sin modificar los datos del proyecto:</w:t>
       </w:r>
     </w:p>
     <w:p>
@@ -4929,7 +4953,6 @@
         </w:rPr>
         <w:t xml:space="preserve">• </w:t>
       </w:r>
-      <w:proofErr w:type="spellStart"/>
       <w:r>
         <w:rPr>
           <w:rFonts w:ascii="Times New Roman" w:hAnsi="Times New Roman"/>
@@ -4937,9 +4960,8 @@
           <w:sz w:val="24"/>
           <w:lang w:val="es-MX"/>
         </w:rPr>
-        <w:t>test_cleaner_no_negative_durations</w:t>
+        <w:t>test_cleaner_removes_injected_anomalies: Sobre datos de prueba con anomalías inyectadas (duplicados, duraciones negativas, viajes cortos y largos, estaciones y edades inválidas), comprueba que se descarte exactamente cada caso.</w:t>
       </w:r>
-      <w:proofErr w:type="spellEnd"/>
       <w:r>
         <w:rPr>
           <w:rFonts w:ascii="Times New Roman" w:hAnsi="Times New Roman"/>
@@ -4947,7 +4969,7 @@
           <w:sz w:val="24"/>
           <w:lang w:val="es-MX"/>
         </w:rPr>
-        <w:t>: Comprueba que ninguna duración calculada sea menor o igual a cero. (ok)</w:t>
+        <w:t xml:space="preserve"> (ok)</w:t>
       </w:r>
     </w:p>
     <w:p>
@@ -4965,27 +4987,7 @@
           <w:sz w:val="24"/>
           <w:lang w:val="es-MX"/>
         </w:rPr>
-        <w:t xml:space="preserve">• </w:t>
-      </w:r>
-      <w:proofErr w:type="spellStart"/>
-      <w:r>
-        <w:rPr>
-          <w:rFonts w:ascii="Times New Roman" w:hAnsi="Times New Roman"/>
-          <w:color w:val="000000"/>
-          <w:sz w:val="24"/>
-          <w:lang w:val="es-MX"/>
-        </w:rPr>
-        <w:t>test_cleaner_duration_bounds</w:t>
-      </w:r>
-      <w:proofErr w:type="spellEnd"/>
-      <w:r>
-        <w:rPr>
-          <w:rFonts w:ascii="Times New Roman" w:hAnsi="Times New Roman"/>
-          <w:color w:val="000000"/>
-          <w:sz w:val="24"/>
-          <w:lang w:val="es-MX"/>
-        </w:rPr>
-        <w:t>: Verifica que los viajes se encuentren dentro del rango de 1 a 120 minutos. (ok)</w:t>
+        <w:t>• test_cleaner_duration_bounds: Verifica que los viajes se encuentren dentro del rango de 1 a 120 minutos. (ok)</w:t>
       </w:r>
     </w:p>
     <w:p>
@@ -5003,28 +5005,7 @@
           <w:sz w:val="24"/>
           <w:lang w:val="es-MX"/>
         </w:rPr>
-        <w:lastRenderedPageBreak/>
-        <w:t xml:space="preserve">• </w:t>
-      </w:r>
-      <w:proofErr w:type="spellStart"/>
-      <w:r>
-        <w:rPr>
-          <w:rFonts w:ascii="Times New Roman" w:hAnsi="Times New Roman"/>
-          <w:color w:val="000000"/>
-          <w:sz w:val="24"/>
-          <w:lang w:val="es-MX"/>
-        </w:rPr>
-        <w:t>test_cleaner_valid_stations</w:t>
-      </w:r>
-      <w:proofErr w:type="spellEnd"/>
-      <w:r>
-        <w:rPr>
-          <w:rFonts w:ascii="Times New Roman" w:hAnsi="Times New Roman"/>
-          <w:color w:val="000000"/>
-          <w:sz w:val="24"/>
-          <w:lang w:val="es-MX"/>
-        </w:rPr>
-        <w:t>: Revisa que todas las estaciones de inicio y fin existan en el catálogo. (ok)</w:t>
+        <w:t>• test_cleaner_valid_stations: Revisa que todas las estaciones de inicio y fin existan en el catálogo. (ok)</w:t>
       </w:r>
     </w:p>
     <w:p>
@@ -5042,9 +5023,8 @@
           <w:sz w:val="24"/>
           <w:lang w:val="es-MX"/>
         </w:rPr>
-        <w:t xml:space="preserve">• </w:t>
+        <w:t xml:space="preserve">• test_feature_engineer_columns: </w:t>
       </w:r>
-      <w:proofErr w:type="spellStart"/>
       <w:r>
         <w:rPr>
           <w:rFonts w:ascii="Times New Roman" w:hAnsi="Times New Roman"/>
@@ -5052,9 +5032,8 @@
           <w:sz w:val="24"/>
           <w:lang w:val="es-MX"/>
         </w:rPr>
-        <w:t>test_feature_engineer_columns</w:t>
+        <w:t>Confirma que la matriz final tenga exactamente las 16 columnas esperadas.</w:t>
       </w:r>
-      <w:proofErr w:type="spellEnd"/>
       <w:r>
         <w:rPr>
           <w:rFonts w:ascii="Times New Roman" w:hAnsi="Times New Roman"/>
@@ -5062,7 +5041,7 @@
           <w:sz w:val="24"/>
           <w:lang w:val="es-MX"/>
         </w:rPr>
-        <w:t>: Confirma que la matriz final tenga las 16 columnas que usará el modelo. (ok)</w:t>
+        <w:t xml:space="preserve"> (ok)</w:t>
       </w:r>
     </w:p>
     <w:p>
@@ -5080,27 +5059,7 @@
           <w:sz w:val="24"/>
           <w:lang w:val="es-MX"/>
         </w:rPr>
-        <w:t xml:space="preserve">• </w:t>
-      </w:r>
-      <w:proofErr w:type="spellStart"/>
-      <w:r>
-        <w:rPr>
-          <w:rFonts w:ascii="Times New Roman" w:hAnsi="Times New Roman"/>
-          <w:color w:val="000000"/>
-          <w:sz w:val="24"/>
-          <w:lang w:val="es-MX"/>
-        </w:rPr>
-        <w:t>test_cyclical_bounds</w:t>
-      </w:r>
-      <w:proofErr w:type="spellEnd"/>
-      <w:r>
-        <w:rPr>
-          <w:rFonts w:ascii="Times New Roman" w:hAnsi="Times New Roman"/>
-          <w:color w:val="000000"/>
-          <w:sz w:val="24"/>
-          <w:lang w:val="es-MX"/>
-        </w:rPr>
-        <w:t>: Verifica que los valores de seno y coseno no se salgan del rango de -1 a 1. (ok)</w:t>
+        <w:t>• test_cyclical_bounds: Verifica que los valores de seno y coseno no se salgan del rango de -1 a 1. (ok)</w:t>
       </w:r>
     </w:p>
     <w:p>
@@ -5118,27 +5077,7 @@
           <w:sz w:val="24"/>
           <w:lang w:val="es-MX"/>
         </w:rPr>
-        <w:t xml:space="preserve">• </w:t>
-      </w:r>
-      <w:proofErr w:type="spellStart"/>
-      <w:r>
-        <w:rPr>
-          <w:rFonts w:ascii="Times New Roman" w:hAnsi="Times New Roman"/>
-          <w:color w:val="000000"/>
-          <w:sz w:val="24"/>
-          <w:lang w:val="es-MX"/>
-        </w:rPr>
-        <w:t>test_demand_count_non_negative</w:t>
-      </w:r>
-      <w:proofErr w:type="spellEnd"/>
-      <w:r>
-        <w:rPr>
-          <w:rFonts w:ascii="Times New Roman" w:hAnsi="Times New Roman"/>
-          <w:color w:val="000000"/>
-          <w:sz w:val="24"/>
-          <w:lang w:val="es-MX"/>
-        </w:rPr>
-        <w:t>: Valida que la demanda calculada nunca tenga números negativos. (ok)</w:t>
+        <w:t>• test_demand_grid_preserves_trips: Valida que la cuadrícula estación-hora conserve el total de viajes y no tenga demandas negativas. (ok)</w:t>
       </w:r>
     </w:p>
     <w:p>
@@ -5152,14 +5091,57 @@
       <w:r>
         <w:rPr>
           <w:rFonts w:ascii="Times New Roman" w:hAnsi="Times New Roman"/>
-          <w:b/>
           <w:color w:val="000000"/>
           <w:sz w:val="24"/>
           <w:lang w:val="es-MX"/>
         </w:rPr>
-        <w:t xml:space="preserve">Resultado de las pruebas: Ran 6 </w:t>
+        <w:t>• test_temporal_split_is_chronological: Verifica que entrenamiento, validación y prueba no se traslapen en el tiempo. (ok)</w:t>
       </w:r>
-      <w:proofErr w:type="spellStart"/>
+    </w:p>
+    <w:p>
+      <w:pPr>
+        <w:spacing w:after="120"/>
+        <w:jc w:val="both"/>
+        <w:rPr>
+          <w:lang w:val="es-MX"/>
+        </w:rPr>
+      </w:pPr>
+      <w:r>
+        <w:rPr>
+          <w:rFonts w:ascii="Times New Roman" w:hAnsi="Times New Roman"/>
+          <w:color w:val="000000"/>
+          <w:sz w:val="24"/>
+          <w:lang w:val="es-MX"/>
+        </w:rPr>
+        <w:t>• test_scaler_fit_only_on_train: Verifica que el escalador se ajuste únicamente con datos de entrenamiento. (ok)</w:t>
+      </w:r>
+    </w:p>
+    <w:p>
+      <w:pPr>
+        <w:spacing w:after="120"/>
+        <w:jc w:val="both"/>
+        <w:rPr>
+          <w:lang w:val="es-MX"/>
+        </w:rPr>
+      </w:pPr>
+      <w:r>
+        <w:rPr>
+          <w:rFonts w:ascii="Times New Roman" w:hAnsi="Times New Roman"/>
+          <w:color w:val="000000"/>
+          <w:sz w:val="24"/>
+          <w:lang w:val="es-MX"/>
+        </w:rPr>
+        <w:t>• test_pca_reaches_target_variance: Verifica que PCA conserve al menos el 95% de la varianza. (ok)</w:t>
+      </w:r>
+    </w:p>
+    <w:p>
+      <w:pPr>
+        <w:spacing w:after="120"/>
+        <w:jc w:val="both"/>
+        <w:rPr>
+          <w:lang w:val="es-MX"/>
+        </w:rPr>
+      </w:pPr>
       <w:r>
         <w:rPr>
           <w:rFonts w:ascii="Times New Roman" w:hAnsi="Times New Roman"/>
@@ -5168,9 +5150,8 @@
           <w:sz w:val="24"/>
           <w:lang w:val="es-MX"/>
         </w:rPr>
-        <w:t>tests</w:t>
+        <w:t xml:space="preserve">Resultado de las pruebas: </w:t>
       </w:r>
-      <w:proofErr w:type="spellEnd"/>
       <w:r>
         <w:rPr>
           <w:rFonts w:ascii="Times New Roman" w:hAnsi="Times New Roman"/>
@@ -5179,7 +5160,17 @@
           <w:sz w:val="24"/>
           <w:lang w:val="es-MX"/>
         </w:rPr>
-        <w:t xml:space="preserve"> in 1.683s - OK (todas aprobadas exitosamente).</w:t>
+        <w:t>Ran 9 tests in 1.166s</w:t>
+      </w:r>
+      <w:r>
+        <w:rPr>
+          <w:rFonts w:ascii="Times New Roman" w:hAnsi="Times New Roman"/>
+          <w:b/>
+          <w:color w:val="000000"/>
+          <w:sz w:val="24"/>
+          <w:lang w:val="es-MX"/>
+        </w:rPr>
+        <w:t xml:space="preserve"> - OK (todas aprobadas exitosamente).</w:t>
       </w:r>
     </w:p>
     <w:p>
@@ -5199,29 +5190,7 @@
           <w:sz w:val="24"/>
           <w:lang w:val="es-MX"/>
         </w:rPr>
-        <w:t xml:space="preserve">6. Definición de Roles </w:t>
-      </w:r>
-      <w:proofErr w:type="spellStart"/>
-      <w:r>
-        <w:rPr>
-          <w:rFonts w:ascii="Times New Roman" w:hAnsi="Times New Roman"/>
-          <w:b/>
-          <w:color w:val="000000"/>
-          <w:sz w:val="24"/>
-          <w:lang w:val="es-MX"/>
-        </w:rPr>
-        <w:t>MLOps</w:t>
-      </w:r>
-      <w:proofErr w:type="spellEnd"/>
-      <w:r>
-        <w:rPr>
-          <w:rFonts w:ascii="Times New Roman" w:hAnsi="Times New Roman"/>
-          <w:b/>
-          <w:color w:val="000000"/>
-          <w:sz w:val="24"/>
-          <w:lang w:val="es-MX"/>
-        </w:rPr>
-        <w:t xml:space="preserve"> e Interacción del Equipo</w:t>
+        <w:t>6. Definición de Roles MLOps e Interacción del Equipo</w:t>
       </w:r>
     </w:p>
     <w:p>
@@ -5277,18 +5246,8 @@
                 <w:b/>
                 <w:sz w:val="19"/>
               </w:rPr>
-              <w:t xml:space="preserve">Rol </w:t>
+              <w:t>Rol MLOps</w:t>
             </w:r>
-            <w:proofErr w:type="spellStart"/>
-            <w:r>
-              <w:rPr>
-                <w:rFonts w:ascii="Times New Roman" w:hAnsi="Times New Roman"/>
-                <w:b/>
-                <w:sz w:val="19"/>
-              </w:rPr>
-              <w:t>MLOps</w:t>
-            </w:r>
-            <w:proofErr w:type="spellEnd"/>
           </w:p>
         </w:tc>
         <w:tc>
@@ -5458,43 +5417,7 @@
                 <w:sz w:val="18"/>
                 <w:lang w:val="es-MX"/>
               </w:rPr>
-              <w:t xml:space="preserve">Programó la descarga y limpieza de datos en downloader.py y cleaner.py, eliminó viajes inconsistentes y registró las versiones raw e </w:t>
-            </w:r>
-            <w:proofErr w:type="spellStart"/>
-            <w:r>
-              <w:rPr>
-                <w:rFonts w:ascii="Times New Roman" w:hAnsi="Times New Roman"/>
-                <w:sz w:val="18"/>
-                <w:lang w:val="es-MX"/>
-              </w:rPr>
-              <w:t>interim</w:t>
-            </w:r>
-            <w:proofErr w:type="spellEnd"/>
-            <w:r>
-              <w:rPr>
-                <w:rFonts w:ascii="Times New Roman" w:hAnsi="Times New Roman"/>
-                <w:sz w:val="18"/>
-                <w:lang w:val="es-MX"/>
-              </w:rPr>
-              <w:t xml:space="preserve"> en </w:t>
-            </w:r>
-            <w:proofErr w:type="spellStart"/>
-            <w:r>
-              <w:rPr>
-                <w:rFonts w:ascii="Times New Roman" w:hAnsi="Times New Roman"/>
-                <w:sz w:val="18"/>
-                <w:lang w:val="es-MX"/>
-              </w:rPr>
-              <w:t>MLflow</w:t>
-            </w:r>
-            <w:proofErr w:type="spellEnd"/>
-            <w:r>
-              <w:rPr>
-                <w:rFonts w:ascii="Times New Roman" w:hAnsi="Times New Roman"/>
-                <w:sz w:val="18"/>
-                <w:lang w:val="es-MX"/>
-              </w:rPr>
-              <w:t>.</w:t>
+              <w:t>Programó la descarga y limpieza de datos en downloader.py y cleaner.py, eliminó viajes inconsistentes y registró las versiones raw e interim en MLflow.</w:t>
             </w:r>
           </w:p>
         </w:tc>
@@ -5593,25 +5516,7 @@
                 <w:sz w:val="18"/>
                 <w:lang w:val="es-MX"/>
               </w:rPr>
-              <w:t xml:space="preserve">Completó la propuesta en el ML </w:t>
-            </w:r>
-            <w:proofErr w:type="spellStart"/>
-            <w:r>
-              <w:rPr>
-                <w:rFonts w:ascii="Times New Roman" w:hAnsi="Times New Roman"/>
-                <w:sz w:val="18"/>
-                <w:lang w:val="es-MX"/>
-              </w:rPr>
-              <w:t>Canvas</w:t>
-            </w:r>
-            <w:proofErr w:type="spellEnd"/>
-            <w:r>
-              <w:rPr>
-                <w:rFonts w:ascii="Times New Roman" w:hAnsi="Times New Roman"/>
-                <w:sz w:val="18"/>
-                <w:lang w:val="es-MX"/>
-              </w:rPr>
-              <w:t>, analizó los picos horarios en el notebook de EDA y diseñó las variables cíclicas y de rezago temporal.</w:t>
+              <w:t>Completó la propuesta en el ML Canvas, analizó los picos horarios en el notebook de EDA y diseñó las variables cíclicas y de rezago temporal.</w:t>
             </w:r>
           </w:p>
         </w:tc>
@@ -5710,43 +5615,7 @@
                 <w:sz w:val="18"/>
                 <w:lang w:val="es-MX"/>
               </w:rPr>
-              <w:t xml:space="preserve">Estructuró las carpetas bajo </w:t>
-            </w:r>
-            <w:proofErr w:type="spellStart"/>
-            <w:r>
-              <w:rPr>
-                <w:rFonts w:ascii="Times New Roman" w:hAnsi="Times New Roman"/>
-                <w:sz w:val="18"/>
-                <w:lang w:val="es-MX"/>
-              </w:rPr>
-              <w:t>Cookiecutter</w:t>
-            </w:r>
-            <w:proofErr w:type="spellEnd"/>
-            <w:r>
-              <w:rPr>
-                <w:rFonts w:ascii="Times New Roman" w:hAnsi="Times New Roman"/>
-                <w:sz w:val="18"/>
-                <w:lang w:val="es-MX"/>
-              </w:rPr>
-              <w:t xml:space="preserve"> Data </w:t>
-            </w:r>
-            <w:proofErr w:type="spellStart"/>
-            <w:r>
-              <w:rPr>
-                <w:rFonts w:ascii="Times New Roman" w:hAnsi="Times New Roman"/>
-                <w:sz w:val="18"/>
-                <w:lang w:val="es-MX"/>
-              </w:rPr>
-              <w:t>Science</w:t>
-            </w:r>
-            <w:proofErr w:type="spellEnd"/>
-            <w:r>
-              <w:rPr>
-                <w:rFonts w:ascii="Times New Roman" w:hAnsi="Times New Roman"/>
-                <w:sz w:val="18"/>
-                <w:lang w:val="es-MX"/>
-              </w:rPr>
-              <w:t>, refactorizó los scripts a clases de orientación a objetos y armó la suite de pruebas unitarias.</w:t>
+              <w:t>Estructuró las carpetas bajo Cookiecutter Data Science, refactorizó los scripts a clases de orientación a objetos y armó la suite de pruebas unitarias.</w:t>
             </w:r>
           </w:p>
         </w:tc>
@@ -5813,31 +5682,13 @@
             </w:tcMar>
           </w:tcPr>
           <w:p>
-            <w:proofErr w:type="spellStart"/>
             <w:r>
               <w:rPr>
                 <w:rFonts w:ascii="Times New Roman" w:hAnsi="Times New Roman"/>
                 <w:sz w:val="18"/>
               </w:rPr>
-              <w:t>Entornos</w:t>
+              <w:t>Entornos y Persistencia</w:t>
             </w:r>
-            <w:proofErr w:type="spellEnd"/>
-            <w:r>
-              <w:rPr>
-                <w:rFonts w:ascii="Times New Roman" w:hAnsi="Times New Roman"/>
-                <w:sz w:val="18"/>
-              </w:rPr>
-              <w:t xml:space="preserve"> y </w:t>
-            </w:r>
-            <w:proofErr w:type="spellStart"/>
-            <w:r>
-              <w:rPr>
-                <w:rFonts w:ascii="Times New Roman" w:hAnsi="Times New Roman"/>
-                <w:sz w:val="18"/>
-              </w:rPr>
-              <w:t>Persistencia</w:t>
-            </w:r>
-            <w:proofErr w:type="spellEnd"/>
           </w:p>
         </w:tc>
         <w:tc>
@@ -5863,43 +5714,7 @@
                 <w:sz w:val="18"/>
                 <w:lang w:val="es-MX"/>
               </w:rPr>
-              <w:t xml:space="preserve">Armó los archivos requirements.txt y </w:t>
-            </w:r>
-            <w:proofErr w:type="spellStart"/>
-            <w:r>
-              <w:rPr>
-                <w:rFonts w:ascii="Times New Roman" w:hAnsi="Times New Roman"/>
-                <w:sz w:val="18"/>
-                <w:lang w:val="es-MX"/>
-              </w:rPr>
-              <w:t>environment.yml</w:t>
-            </w:r>
-            <w:proofErr w:type="spellEnd"/>
-            <w:r>
-              <w:rPr>
-                <w:rFonts w:ascii="Times New Roman" w:hAnsi="Times New Roman"/>
-                <w:sz w:val="18"/>
-                <w:lang w:val="es-MX"/>
-              </w:rPr>
-              <w:t xml:space="preserve">, configuró el almacenamiento local en SQLite para </w:t>
-            </w:r>
-            <w:proofErr w:type="spellStart"/>
-            <w:r>
-              <w:rPr>
-                <w:rFonts w:ascii="Times New Roman" w:hAnsi="Times New Roman"/>
-                <w:sz w:val="18"/>
-                <w:lang w:val="es-MX"/>
-              </w:rPr>
-              <w:t>MLflow</w:t>
-            </w:r>
-            <w:proofErr w:type="spellEnd"/>
-            <w:r>
-              <w:rPr>
-                <w:rFonts w:ascii="Times New Roman" w:hAnsi="Times New Roman"/>
-                <w:sz w:val="18"/>
-                <w:lang w:val="es-MX"/>
-              </w:rPr>
-              <w:t xml:space="preserve"> y verificó la estabilidad del entorno.</w:t>
+              <w:t>Armó los archivos requirements.txt y environment.yml, configuró el almacenamiento local en SQLite para MLflow y verificó la estabilidad del entorno.</w:t>
             </w:r>
           </w:p>
         </w:tc>
@@ -5966,31 +5781,13 @@
             </w:tcMar>
           </w:tcPr>
           <w:p>
-            <w:proofErr w:type="spellStart"/>
             <w:r>
               <w:rPr>
                 <w:rFonts w:ascii="Times New Roman" w:hAnsi="Times New Roman"/>
                 <w:sz w:val="18"/>
               </w:rPr>
-              <w:t>Gobernanza</w:t>
+              <w:t>Gobernanza y Orquestación</w:t>
             </w:r>
-            <w:proofErr w:type="spellEnd"/>
-            <w:r>
-              <w:rPr>
-                <w:rFonts w:ascii="Times New Roman" w:hAnsi="Times New Roman"/>
-                <w:sz w:val="18"/>
-              </w:rPr>
-              <w:t xml:space="preserve"> y </w:t>
-            </w:r>
-            <w:proofErr w:type="spellStart"/>
-            <w:r>
-              <w:rPr>
-                <w:rFonts w:ascii="Times New Roman" w:hAnsi="Times New Roman"/>
-                <w:sz w:val="18"/>
-              </w:rPr>
-              <w:t>Orquestación</w:t>
-            </w:r>
-            <w:proofErr w:type="spellEnd"/>
           </w:p>
         </w:tc>
         <w:tc>
@@ -6016,43 +5813,7 @@
                 <w:sz w:val="18"/>
                 <w:lang w:val="es-MX"/>
               </w:rPr>
-              <w:t xml:space="preserve">Conectó el </w:t>
-            </w:r>
-            <w:proofErr w:type="spellStart"/>
-            <w:r>
-              <w:rPr>
-                <w:rFonts w:ascii="Times New Roman" w:hAnsi="Times New Roman"/>
-                <w:sz w:val="18"/>
-                <w:lang w:val="es-MX"/>
-              </w:rPr>
-              <w:t>logger</w:t>
-            </w:r>
-            <w:proofErr w:type="spellEnd"/>
-            <w:r>
-              <w:rPr>
-                <w:rFonts w:ascii="Times New Roman" w:hAnsi="Times New Roman"/>
-                <w:sz w:val="18"/>
-                <w:lang w:val="es-MX"/>
-              </w:rPr>
-              <w:t xml:space="preserve"> de </w:t>
-            </w:r>
-            <w:proofErr w:type="spellStart"/>
-            <w:r>
-              <w:rPr>
-                <w:rFonts w:ascii="Times New Roman" w:hAnsi="Times New Roman"/>
-                <w:sz w:val="18"/>
-                <w:lang w:val="es-MX"/>
-              </w:rPr>
-              <w:t>MLflow</w:t>
-            </w:r>
-            <w:proofErr w:type="spellEnd"/>
-            <w:r>
-              <w:rPr>
-                <w:rFonts w:ascii="Times New Roman" w:hAnsi="Times New Roman"/>
-                <w:sz w:val="18"/>
-                <w:lang w:val="es-MX"/>
-              </w:rPr>
-              <w:t xml:space="preserve"> con hashes SHA-256, revisó el flujo completo de punta a punta y dejó las entradas listas para los modelos de la Fase 2.</w:t>
+              <w:t>Conectó el logger de MLflow con hashes SHA-256, revisó el flujo completo de punta a punta y dejó las entradas listas para los modelos de la Fase 2.</w:t>
             </w:r>
           </w:p>
         </w:tc>
@@ -6073,108 +5834,7 @@
           <w:sz w:val="24"/>
           <w:lang w:val="es-MX"/>
         </w:rPr>
-        <w:lastRenderedPageBreak/>
-        <w:t xml:space="preserve">Interacción del equipo: Trabajamos de manera conectada en cada paso. Primero, el SRE y SWE dejaron listo el entorno de trabajo y la estructura de carpetas en Git. Luego, con esa base, el Data </w:t>
-      </w:r>
-      <w:proofErr w:type="spellStart"/>
-      <w:r>
-        <w:rPr>
-          <w:rFonts w:ascii="Times New Roman" w:hAnsi="Times New Roman"/>
-          <w:color w:val="000000"/>
-          <w:sz w:val="24"/>
-          <w:lang w:val="es-MX"/>
-        </w:rPr>
-        <w:t>Scientist</w:t>
-      </w:r>
-      <w:proofErr w:type="spellEnd"/>
-      <w:r>
-        <w:rPr>
-          <w:rFonts w:ascii="Times New Roman" w:hAnsi="Times New Roman"/>
-          <w:color w:val="000000"/>
-          <w:sz w:val="24"/>
-          <w:lang w:val="es-MX"/>
-        </w:rPr>
-        <w:t xml:space="preserve"> y el Data Engineer establecieron los criterios de limpieza y las metas en el ML </w:t>
-      </w:r>
-      <w:proofErr w:type="spellStart"/>
-      <w:r>
-        <w:rPr>
-          <w:rFonts w:ascii="Times New Roman" w:hAnsi="Times New Roman"/>
-          <w:color w:val="000000"/>
-          <w:sz w:val="24"/>
-          <w:lang w:val="es-MX"/>
-        </w:rPr>
-        <w:t>Canvas</w:t>
-      </w:r>
-      <w:proofErr w:type="spellEnd"/>
-      <w:r>
-        <w:rPr>
-          <w:rFonts w:ascii="Times New Roman" w:hAnsi="Times New Roman"/>
-          <w:color w:val="000000"/>
-          <w:sz w:val="24"/>
-          <w:lang w:val="es-MX"/>
-        </w:rPr>
-        <w:t xml:space="preserve">. En cuanto los datos quedaron limpios y versionados en </w:t>
-      </w:r>
-      <w:proofErr w:type="spellStart"/>
-      <w:r>
-        <w:rPr>
-          <w:rFonts w:ascii="Times New Roman" w:hAnsi="Times New Roman"/>
-          <w:color w:val="000000"/>
-          <w:sz w:val="24"/>
-          <w:lang w:val="es-MX"/>
-        </w:rPr>
-        <w:t>MLflow</w:t>
-      </w:r>
-      <w:proofErr w:type="spellEnd"/>
-      <w:r>
-        <w:rPr>
-          <w:rFonts w:ascii="Times New Roman" w:hAnsi="Times New Roman"/>
-          <w:color w:val="000000"/>
-          <w:sz w:val="24"/>
-          <w:lang w:val="es-MX"/>
-        </w:rPr>
-        <w:t xml:space="preserve">, el Data </w:t>
-      </w:r>
-      <w:proofErr w:type="spellStart"/>
-      <w:r>
-        <w:rPr>
-          <w:rFonts w:ascii="Times New Roman" w:hAnsi="Times New Roman"/>
-          <w:color w:val="000000"/>
-          <w:sz w:val="24"/>
-          <w:lang w:val="es-MX"/>
-        </w:rPr>
-        <w:t>Scientist</w:t>
-      </w:r>
-      <w:proofErr w:type="spellEnd"/>
-      <w:r>
-        <w:rPr>
-          <w:rFonts w:ascii="Times New Roman" w:hAnsi="Times New Roman"/>
-          <w:color w:val="000000"/>
-          <w:sz w:val="24"/>
-          <w:lang w:val="es-MX"/>
-        </w:rPr>
-        <w:t xml:space="preserve"> realizó la exploración gráfica y la ingeniería de características. Finalmente, el Software Engineer y el ML Engineer integraron los </w:t>
-      </w:r>
-      <w:proofErr w:type="spellStart"/>
-      <w:r>
-        <w:rPr>
-          <w:rFonts w:ascii="Times New Roman" w:hAnsi="Times New Roman"/>
-          <w:color w:val="000000"/>
-          <w:sz w:val="24"/>
-          <w:lang w:val="es-MX"/>
-        </w:rPr>
-        <w:t>tests</w:t>
-      </w:r>
-      <w:proofErr w:type="spellEnd"/>
-      <w:r>
-        <w:rPr>
-          <w:rFonts w:ascii="Times New Roman" w:hAnsi="Times New Roman"/>
-          <w:color w:val="000000"/>
-          <w:sz w:val="24"/>
-          <w:lang w:val="es-MX"/>
-        </w:rPr>
-        <w:t xml:space="preserve"> automatizados para validar que todo el pipeline funcionara de inicio a fin sin errores.</w:t>
+        <w:t>Interacción del equipo: Trabajamos de manera conectada en cada paso. Primero, el SRE y SWE dejaron listo el entorno de trabajo y la estructura de carpetas en Git. Luego, con esa base, el Data Scientist y el Data Engineer establecieron los criterios de limpieza y las metas en el ML Canvas. En cuanto los datos quedaron limpios y versionados en MLflow, el Data Scientist realizó la exploración gráfica y la ingeniería de características. Finalmente, el Software Engineer y el ML Engineer integraron los tests automatizados para validar que todo el pipeline funcionara de inicio a fin sin errores.</w:t>
       </w:r>
     </w:p>
     <w:p>
@@ -6232,27 +5892,7 @@
           <w:sz w:val="24"/>
           <w:lang w:val="es-MX"/>
         </w:rPr>
-        <w:t xml:space="preserve">En el repositorio se puede consultar el historial de </w:t>
-      </w:r>
-      <w:proofErr w:type="spellStart"/>
-      <w:r>
-        <w:rPr>
-          <w:rFonts w:ascii="Times New Roman" w:hAnsi="Times New Roman"/>
-          <w:color w:val="000000"/>
-          <w:sz w:val="24"/>
-          <w:lang w:val="es-MX"/>
-        </w:rPr>
-        <w:t>commits</w:t>
-      </w:r>
-      <w:proofErr w:type="spellEnd"/>
-      <w:r>
-        <w:rPr>
-          <w:rFonts w:ascii="Times New Roman" w:hAnsi="Times New Roman"/>
-          <w:color w:val="000000"/>
-          <w:sz w:val="24"/>
-          <w:lang w:val="es-MX"/>
-        </w:rPr>
-        <w:t xml:space="preserve"> colaborativos, la estructura completa del proyecto, el código modular en Python, el cuaderno interactivo de EDA y los archivos de configuración.</w:t>
+        <w:t>En el repositorio se puede consultar el historial de commits colaborativos, la estructura completa del proyecto, el código modular en Python, el cuaderno interactivo de EDA y los archivos de configuración.</w:t>
       </w:r>
     </w:p>
     <w:p>
@@ -6291,87 +5931,7 @@
           <w:sz w:val="24"/>
           <w:lang w:val="es-MX"/>
         </w:rPr>
-        <w:t xml:space="preserve">Al terminar esta primera fase nos dimos cuenta del cambio tan grande que representa trabajar con buenas prácticas de </w:t>
-      </w:r>
-      <w:proofErr w:type="spellStart"/>
-      <w:r>
-        <w:rPr>
-          <w:rFonts w:ascii="Times New Roman" w:hAnsi="Times New Roman"/>
-          <w:color w:val="000000"/>
-          <w:sz w:val="24"/>
-          <w:lang w:val="es-MX"/>
-        </w:rPr>
-        <w:t>MLOps</w:t>
-      </w:r>
-      <w:proofErr w:type="spellEnd"/>
-      <w:r>
-        <w:rPr>
-          <w:rFonts w:ascii="Times New Roman" w:hAnsi="Times New Roman"/>
-          <w:color w:val="000000"/>
-          <w:sz w:val="24"/>
-          <w:lang w:val="es-MX"/>
-        </w:rPr>
-        <w:t xml:space="preserve"> en comparación con un proyecto común. Normalmente uno suele hacer todo en un solo cuaderno de </w:t>
-      </w:r>
-      <w:proofErr w:type="spellStart"/>
-      <w:r>
-        <w:rPr>
-          <w:rFonts w:ascii="Times New Roman" w:hAnsi="Times New Roman"/>
-          <w:color w:val="000000"/>
-          <w:sz w:val="24"/>
-          <w:lang w:val="es-MX"/>
-        </w:rPr>
-        <w:t>Jupyter</w:t>
-      </w:r>
-      <w:proofErr w:type="spellEnd"/>
-      <w:r>
-        <w:rPr>
-          <w:rFonts w:ascii="Times New Roman" w:hAnsi="Times New Roman"/>
-          <w:color w:val="000000"/>
-          <w:sz w:val="24"/>
-          <w:lang w:val="es-MX"/>
-        </w:rPr>
-        <w:t xml:space="preserve">, probando celdas hacia arriba y hacia abajo, pero cuando se trabaja en equipo eso se vuelve un descontrol muy rápido. Tener la estructura de </w:t>
-      </w:r>
-      <w:proofErr w:type="spellStart"/>
-      <w:r>
-        <w:rPr>
-          <w:rFonts w:ascii="Times New Roman" w:hAnsi="Times New Roman"/>
-          <w:color w:val="000000"/>
-          <w:sz w:val="24"/>
-          <w:lang w:val="es-MX"/>
-        </w:rPr>
-        <w:t>Cookiecutter</w:t>
-      </w:r>
-      <w:proofErr w:type="spellEnd"/>
-      <w:r>
-        <w:rPr>
-          <w:rFonts w:ascii="Times New Roman" w:hAnsi="Times New Roman"/>
-          <w:color w:val="000000"/>
-          <w:sz w:val="24"/>
-          <w:lang w:val="es-MX"/>
-        </w:rPr>
-        <w:t xml:space="preserve"> Data </w:t>
-      </w:r>
-      <w:proofErr w:type="spellStart"/>
-      <w:r>
-        <w:rPr>
-          <w:rFonts w:ascii="Times New Roman" w:hAnsi="Times New Roman"/>
-          <w:color w:val="000000"/>
-          <w:sz w:val="24"/>
-          <w:lang w:val="es-MX"/>
-        </w:rPr>
-        <w:t>Science</w:t>
-      </w:r>
-      <w:proofErr w:type="spellEnd"/>
-      <w:r>
-        <w:rPr>
-          <w:rFonts w:ascii="Times New Roman" w:hAnsi="Times New Roman"/>
-          <w:color w:val="000000"/>
-          <w:sz w:val="24"/>
-          <w:lang w:val="es-MX"/>
-        </w:rPr>
-        <w:t xml:space="preserve"> nos ayudó a poner cada cosa en su lugar desde el principio, separando los datos originales de los limpios y dejando los scripts modulares listos para reutilizarse.</w:t>
+        <w:t>Al terminar esta primera fase nos dimos cuenta del cambio tan grande que representa trabajar con buenas prácticas de MLOps en comparación con un proyecto común. Normalmente uno suele hacer todo en un solo cuaderno de Jupyter, probando celdas hacia arriba y hacia abajo, pero cuando se trabaja en equipo eso se vuelve un descontrol muy rápido. Tener la estructura de Cookiecutter Data Science nos ayudó a poner cada cosa en su lugar desde el principio, separando los datos originales de los limpios y dejando los scripts modulares listos para reutilizarse.</w:t>
       </w:r>
     </w:p>
     <w:p>
@@ -6392,47 +5952,7 @@
           <w:sz w:val="24"/>
           <w:lang w:val="es-MX"/>
         </w:rPr>
-        <w:t xml:space="preserve">La parte de </w:t>
-      </w:r>
-      <w:proofErr w:type="spellStart"/>
-      <w:r>
-        <w:rPr>
-          <w:rFonts w:ascii="Times New Roman" w:hAnsi="Times New Roman"/>
-          <w:color w:val="000000"/>
-          <w:sz w:val="24"/>
-          <w:lang w:val="es-MX"/>
-        </w:rPr>
-        <w:t>MLflow</w:t>
-      </w:r>
-      <w:proofErr w:type="spellEnd"/>
-      <w:r>
-        <w:rPr>
-          <w:rFonts w:ascii="Times New Roman" w:hAnsi="Times New Roman"/>
-          <w:color w:val="000000"/>
-          <w:sz w:val="24"/>
-          <w:lang w:val="es-MX"/>
-        </w:rPr>
-        <w:t xml:space="preserve"> nos pareció de las más útiles de toda la práctica. Saber que cada transformación de datos queda guardada con su fecha, su autor, sus métricas y sobre todo su hash SHA-256 da una certeza tremenda. Ya no existe la duda de saber con qué archivo exacto se generaron las variables para el modelo. Además, dividir el trabajo entre los diferentes roles nos permitió entender que llevar Machine </w:t>
-      </w:r>
-      <w:proofErr w:type="spellStart"/>
-      <w:r>
-        <w:rPr>
-          <w:rFonts w:ascii="Times New Roman" w:hAnsi="Times New Roman"/>
-          <w:color w:val="000000"/>
-          <w:sz w:val="24"/>
-          <w:lang w:val="es-MX"/>
-        </w:rPr>
-        <w:t>Learning</w:t>
-      </w:r>
-      <w:proofErr w:type="spellEnd"/>
-      <w:r>
-        <w:rPr>
-          <w:rFonts w:ascii="Times New Roman" w:hAnsi="Times New Roman"/>
-          <w:color w:val="000000"/>
-          <w:sz w:val="24"/>
-          <w:lang w:val="es-MX"/>
-        </w:rPr>
-        <w:t xml:space="preserve"> a producción no es únicamente tarea de quien diseña el algoritmo, sino que requiere ingeniería de software, infraestructura confiable y seguimiento riguroso en cada etapa.</w:t>
+        <w:t>La parte de MLflow nos pareció de las más útiles de toda la práctica. Saber que cada transformación de datos queda guardada con su fecha, su autor, sus métricas y sobre todo su hash SHA-256 da una certeza tremenda. Ya no existe la duda de saber con qué archivo exacto se generaron las variables para el modelo. Además, dividir el trabajo entre los diferentes roles nos permitió entender que llevar Machine Learning a producción no es únicamente tarea de quien diseña el algoritmo, sino que requiere ingeniería de software, infraestructura confiable y seguimiento riguroso en cada etapa.</w:t>
       </w:r>
     </w:p>
     <w:p>
@@ -6481,27 +6001,7 @@
           <w:sz w:val="24"/>
           <w:lang w:val="es-MX"/>
         </w:rPr>
-        <w:t xml:space="preserve">• </w:t>
-      </w:r>
-      <w:proofErr w:type="spellStart"/>
-      <w:r>
-        <w:rPr>
-          <w:rFonts w:ascii="Times New Roman" w:hAnsi="Times New Roman"/>
-          <w:color w:val="000000"/>
-          <w:sz w:val="24"/>
-          <w:lang w:val="es-MX"/>
-        </w:rPr>
-        <w:t>MiBici</w:t>
-      </w:r>
-      <w:proofErr w:type="spellEnd"/>
-      <w:r>
-        <w:rPr>
-          <w:rFonts w:ascii="Times New Roman" w:hAnsi="Times New Roman"/>
-          <w:color w:val="000000"/>
-          <w:sz w:val="24"/>
-          <w:lang w:val="es-MX"/>
-        </w:rPr>
-        <w:t xml:space="preserve"> (2024). Datos Abiertos del Sistema de Bicicletas Públicas del Área Metropolitana de Guadalajara. Instituto de Información Estadística y Geográfica de Jalisco (IIEG). https://www.mibici.net/es/datos-abiertos/</w:t>
+        <w:t>• MiBici (2024). Datos Abiertos del Sistema de Bicicletas Públicas del Área Metropolitana de Guadalajara. Instituto de Información Estadística y Geográfica de Jalisco (IIEG). https://www.mibici.net/es/datos-abiertos/</w:t>
       </w:r>
     </w:p>
     <w:p>
@@ -6515,25 +6015,7 @@
           <w:color w:val="000000"/>
           <w:sz w:val="24"/>
         </w:rPr>
-        <w:t xml:space="preserve">• </w:t>
-      </w:r>
-      <w:proofErr w:type="spellStart"/>
-      <w:r>
-        <w:rPr>
-          <w:rFonts w:ascii="Times New Roman" w:hAnsi="Times New Roman"/>
-          <w:color w:val="000000"/>
-          <w:sz w:val="24"/>
-        </w:rPr>
-        <w:t>Dorard</w:t>
-      </w:r>
-      <w:proofErr w:type="spellEnd"/>
-      <w:r>
-        <w:rPr>
-          <w:rFonts w:ascii="Times New Roman" w:hAnsi="Times New Roman"/>
-          <w:color w:val="000000"/>
-          <w:sz w:val="24"/>
-        </w:rPr>
-        <w:t>, L. (2020). Machine Learning Canvas: A framework to define and communicate ML systems. https://www.ownml.co/machine-learning-canvas</w:t>
+        <w:t>• Dorard, L. (2020). Machine Learning Canvas: A framework to define and communicate ML systems. https://www.ownml.co/machine-learning-canvas</w:t>
       </w:r>
     </w:p>
     <w:p>
@@ -6547,44 +6029,7 @@
           <w:color w:val="000000"/>
           <w:sz w:val="24"/>
         </w:rPr>
-        <w:lastRenderedPageBreak/>
-        <w:t xml:space="preserve">• </w:t>
-      </w:r>
-      <w:proofErr w:type="spellStart"/>
-      <w:r>
-        <w:rPr>
-          <w:rFonts w:ascii="Times New Roman" w:hAnsi="Times New Roman"/>
-          <w:color w:val="000000"/>
-          <w:sz w:val="24"/>
-        </w:rPr>
-        <w:t>DrivenData</w:t>
-      </w:r>
-      <w:proofErr w:type="spellEnd"/>
-      <w:r>
-        <w:rPr>
-          <w:rFonts w:ascii="Times New Roman" w:hAnsi="Times New Roman"/>
-          <w:color w:val="000000"/>
-          <w:sz w:val="24"/>
-        </w:rPr>
-        <w:t xml:space="preserve"> (2023). </w:t>
-      </w:r>
-      <w:proofErr w:type="spellStart"/>
-      <w:r>
-        <w:rPr>
-          <w:rFonts w:ascii="Times New Roman" w:hAnsi="Times New Roman"/>
-          <w:color w:val="000000"/>
-          <w:sz w:val="24"/>
-        </w:rPr>
-        <w:t>Cookiecutter</w:t>
-      </w:r>
-      <w:proofErr w:type="spellEnd"/>
-      <w:r>
-        <w:rPr>
-          <w:rFonts w:ascii="Times New Roman" w:hAnsi="Times New Roman"/>
-          <w:color w:val="000000"/>
-          <w:sz w:val="24"/>
-        </w:rPr>
-        <w:t xml:space="preserve"> Data Science: A logical, reasonably standardized, but flexible project structure for doing and sharing data science work. https://drivendata.github.io/cookiecutter-data-science/</w:t>
+        <w:t>• DrivenData (2023). Cookiecutter Data Science: A logical, reasonably standardized, but flexible project structure for doing and sharing data science work. https://drivendata.github.io/cookiecutter-data-science/</w:t>
       </w:r>
     </w:p>
     <w:p>
@@ -6598,61 +6043,7 @@
           <w:color w:val="000000"/>
           <w:sz w:val="24"/>
         </w:rPr>
-        <w:t xml:space="preserve">• Zaharia, M., Chen, A., Davidson, A., Ghodsi, A., Hong, S. A., Konwinski, A., </w:t>
-      </w:r>
-      <w:proofErr w:type="spellStart"/>
-      <w:r>
-        <w:rPr>
-          <w:rFonts w:ascii="Times New Roman" w:hAnsi="Times New Roman"/>
-          <w:color w:val="000000"/>
-          <w:sz w:val="24"/>
-        </w:rPr>
-        <w:t>Murching</w:t>
-      </w:r>
-      <w:proofErr w:type="spellEnd"/>
-      <w:r>
-        <w:rPr>
-          <w:rFonts w:ascii="Times New Roman" w:hAnsi="Times New Roman"/>
-          <w:color w:val="000000"/>
-          <w:sz w:val="24"/>
-        </w:rPr>
-        <w:t xml:space="preserve">, S., </w:t>
-      </w:r>
-      <w:proofErr w:type="spellStart"/>
-      <w:r>
-        <w:rPr>
-          <w:rFonts w:ascii="Times New Roman" w:hAnsi="Times New Roman"/>
-          <w:color w:val="000000"/>
-          <w:sz w:val="24"/>
-        </w:rPr>
-        <w:t>Nykodym</w:t>
-      </w:r>
-      <w:proofErr w:type="spellEnd"/>
-      <w:r>
-        <w:rPr>
-          <w:rFonts w:ascii="Times New Roman" w:hAnsi="Times New Roman"/>
-          <w:color w:val="000000"/>
-          <w:sz w:val="24"/>
-        </w:rPr>
-        <w:t xml:space="preserve">, T., Ogilvie, P., Parkhe, M., Xie, F., &amp; Zumar, C. (2018). Accelerating the Machine Learning Lifecycle with </w:t>
-      </w:r>
-      <w:proofErr w:type="spellStart"/>
-      <w:r>
-        <w:rPr>
-          <w:rFonts w:ascii="Times New Roman" w:hAnsi="Times New Roman"/>
-          <w:color w:val="000000"/>
-          <w:sz w:val="24"/>
-        </w:rPr>
-        <w:t>MLflow</w:t>
-      </w:r>
-      <w:proofErr w:type="spellEnd"/>
-      <w:r>
-        <w:rPr>
-          <w:rFonts w:ascii="Times New Roman" w:hAnsi="Times New Roman"/>
-          <w:color w:val="000000"/>
-          <w:sz w:val="24"/>
-        </w:rPr>
-        <w:t>. IEEE Micro, 38(5), 39-45.</w:t>
+        <w:t>• Zaharia, M., Chen, A., Davidson, A., Ghodsi, A., Hong, S. A., Konwinski, A., Murching, S., Nykodym, T., Ogilvie, P., Parkhe, M., Xie, F., &amp; Zumar, C. (2018). Accelerating the Machine Learning Lifecycle with MLflow. IEEE Micro, 38(5), 39-45.</w:t>
       </w:r>
     </w:p>
     <w:p>
@@ -6666,25 +6057,7 @@
           <w:color w:val="000000"/>
           <w:sz w:val="24"/>
         </w:rPr>
-        <w:t>• Sculley, D., Holt, G., Golovin, D., Davydov, E., Phillips, T., Ebner, D., Chaudhary, V., Young, M., Crespo, J. F., &amp; Dennison, D. (2015). Hidden Technical Debt in Machine Learning Systems. Advances in Neural Information Processing Systems (</w:t>
-      </w:r>
-      <w:proofErr w:type="spellStart"/>
-      <w:r>
-        <w:rPr>
-          <w:rFonts w:ascii="Times New Roman" w:hAnsi="Times New Roman"/>
-          <w:color w:val="000000"/>
-          <w:sz w:val="24"/>
-        </w:rPr>
-        <w:t>NeurIPS</w:t>
-      </w:r>
-      <w:proofErr w:type="spellEnd"/>
-      <w:r>
-        <w:rPr>
-          <w:rFonts w:ascii="Times New Roman" w:hAnsi="Times New Roman"/>
-          <w:color w:val="000000"/>
-          <w:sz w:val="24"/>
-        </w:rPr>
-        <w:t xml:space="preserve"> 2015), 28, 2503-2511.</w:t>
+        <w:t>• Sculley, D., Holt, G., Golovin, D., Davydov, E., Phillips, T., Ebner, D., Chaudhary, V., Young, M., Crespo, J. F., &amp; Dennison, D. (2015). Hidden Technical Debt in Machine Learning Systems. Advances in Neural Information Processing Systems (NeurIPS 2015), 28, 2503-2511.</w:t>
       </w:r>
     </w:p>
     <w:p>

--- a/reports/Fase 1_Equipo19.docx
+++ b/reports/Fase 1_Equipo19.docx
@@ -5983,7 +5983,7 @@
           <w:sz w:val="24"/>
           <w:lang w:val="es-MX"/>
         </w:rPr>
-        <w:t>Referencias Bibliográficas</w:t>
+        <w:t>Declaración de uso de herramientas de inteligencia artificial</w:t>
       </w:r>
     </w:p>
     <w:p>
@@ -6001,49 +6001,74 @@
           <w:sz w:val="24"/>
           <w:lang w:val="es-MX"/>
         </w:rPr>
-        <w:t>• MiBici (2024). Datos Abiertos del Sistema de Bicicletas Públicas del Área Metropolitana de Guadalajara. Instituto de Información Estadística y Geográfica de Jalisco (IIEG). https://www.mibici.net/es/datos-abiertos/</w:t>
+        <w:t>En apego a los lineamientos de la actividad, se declara el uso de herramientas de inteligencia artificial en esta fase del proyecto.</w:t>
       </w:r>
     </w:p>
     <w:p>
       <w:pPr>
         <w:spacing w:after="120"/>
         <w:jc w:val="both"/>
+        <w:rPr>
+          <w:lang w:val="es-MX"/>
+        </w:rPr>
       </w:pPr>
       <w:r>
         <w:rPr>
           <w:rFonts w:ascii="Times New Roman" w:hAnsi="Times New Roman"/>
           <w:color w:val="000000"/>
           <w:sz w:val="24"/>
-        </w:rPr>
-        <w:t>• Dorard, L. (2020). Machine Learning Canvas: A framework to define and communicate ML systems. https://www.ownml.co/machine-learning-canvas</w:t>
+          <w:lang w:val="es-MX"/>
+        </w:rPr>
+        <w:t>• Anthropic. (2026). Claude (Opus 5.5) [Modelo de lenguaje grande], utilizado como herramienta de consulta y de apoyo en la revisión de la redacción, la organización, el formato de este reporte y la rúbrica. El experimento corresponde a la ejecución real del pipeline sobre los datos abiertos de MiBici, registrada en MLflow. https://claude.ai/</w:t>
       </w:r>
     </w:p>
     <w:p>
       <w:pPr>
         <w:spacing w:after="120"/>
         <w:jc w:val="both"/>
-      </w:pPr>
-      <w:r>
         <w:rPr>
           <w:rFonts w:ascii="Times New Roman" w:hAnsi="Times New Roman"/>
           <w:color w:val="000000"/>
           <w:sz w:val="24"/>
-        </w:rPr>
-        <w:t>• DrivenData (2023). Cookiecutter Data Science: A logical, reasonably standardized, but flexible project structure for doing and sharing data science work. https://drivendata.github.io/cookiecutter-data-science/</w:t>
-      </w:r>
+          <w:lang w:val="es-MX"/>
+        </w:rPr>
+      </w:pPr>
     </w:p>
     <w:p>
       <w:pPr>
         <w:spacing w:after="120"/>
         <w:jc w:val="both"/>
+        <w:rPr>
+          <w:lang w:val="es-MX"/>
+        </w:rPr>
+      </w:pPr>
+      <w:r>
+        <w:rPr>
+          <w:rFonts w:ascii="Times New Roman" w:hAnsi="Times New Roman"/>
+          <w:b/>
+          <w:color w:val="000000"/>
+          <w:sz w:val="24"/>
+          <w:lang w:val="es-MX"/>
+        </w:rPr>
+        <w:t>Referencias Bibliográficas</w:t>
+      </w:r>
+    </w:p>
+    <w:p>
+      <w:pPr>
+        <w:spacing w:after="120"/>
+        <w:jc w:val="both"/>
+        <w:rPr>
+          <w:lang w:val="es-MX"/>
+        </w:rPr>
       </w:pPr>
       <w:r>
         <w:rPr>
           <w:rFonts w:ascii="Times New Roman" w:hAnsi="Times New Roman"/>
           <w:color w:val="000000"/>
           <w:sz w:val="24"/>
-        </w:rPr>
-        <w:t>• Zaharia, M., Chen, A., Davidson, A., Ghodsi, A., Hong, S. A., Konwinski, A., Murching, S., Nykodym, T., Ogilvie, P., Parkhe, M., Xie, F., &amp; Zumar, C. (2018). Accelerating the Machine Learning Lifecycle with MLflow. IEEE Micro, 38(5), 39-45.</w:t>
+          <w:lang w:val="es-MX"/>
+        </w:rPr>
+        <w:t>• MiBici (2024). Datos Abiertos del Sistema de Bicicletas Públicas del Área Metropolitana de Guadalajara. Instituto de Información Estadística y Geográfica de Jalisco (IIEG). https://www.mibici.net/es/datos-abiertos/</w:t>
       </w:r>
     </w:p>
     <w:p>
@@ -6057,7 +6082,67 @@
           <w:color w:val="000000"/>
           <w:sz w:val="24"/>
         </w:rPr>
+        <w:t>• Dorard, L. (2020). Machine Learning Canvas: A framework to define and communicate ML systems. https://www.ownml.co/machine-learning-canvas</w:t>
+      </w:r>
+    </w:p>
+    <w:p>
+      <w:pPr>
+        <w:spacing w:after="120"/>
+        <w:jc w:val="both"/>
+      </w:pPr>
+      <w:r>
+        <w:rPr>
+          <w:rFonts w:ascii="Times New Roman" w:hAnsi="Times New Roman"/>
+          <w:color w:val="000000"/>
+          <w:sz w:val="24"/>
+        </w:rPr>
+        <w:t>• DrivenData (2023). Cookiecutter Data Science: A logical, reasonably standardized, but flexible project structure for doing and sharing data science work. https://drivendata.github.io/cookiecutter-data-science/</w:t>
+      </w:r>
+    </w:p>
+    <w:p>
+      <w:pPr>
+        <w:spacing w:after="120"/>
+        <w:jc w:val="both"/>
+      </w:pPr>
+      <w:r>
+        <w:rPr>
+          <w:rFonts w:ascii="Times New Roman" w:hAnsi="Times New Roman"/>
+          <w:color w:val="000000"/>
+          <w:sz w:val="24"/>
+        </w:rPr>
+        <w:t>• Zaharia, M., Chen, A., Davidson, A., Ghodsi, A., Hong, S. A., Konwinski, A., Murching, S., Nykodym, T., Ogilvie, P., Parkhe, M., Xie, F., &amp; Zumar, C. (2018). Accelerating the Machine Learning Lifecycle with MLflow. IEEE Micro, 38(5), 39-45.</w:t>
+      </w:r>
+    </w:p>
+    <w:p>
+      <w:pPr>
+        <w:spacing w:after="120"/>
+        <w:jc w:val="both"/>
+      </w:pPr>
+      <w:r>
+        <w:rPr>
+          <w:rFonts w:ascii="Times New Roman" w:hAnsi="Times New Roman"/>
+          <w:color w:val="000000"/>
+          <w:sz w:val="24"/>
+        </w:rPr>
         <w:t>• Sculley, D., Holt, G., Golovin, D., Davydov, E., Phillips, T., Ebner, D., Chaudhary, V., Young, M., Crespo, J. F., &amp; Dennison, D. (2015). Hidden Technical Debt in Machine Learning Systems. Advances in Neural Information Processing Systems (NeurIPS 2015), 28, 2503-2511.</w:t>
+      </w:r>
+    </w:p>
+    <w:p>
+      <w:pPr>
+        <w:spacing w:after="120"/>
+        <w:jc w:val="both"/>
+        <w:rPr>
+          <w:lang w:val="es-MX"/>
+        </w:rPr>
+      </w:pPr>
+      <w:r>
+        <w:rPr>
+          <w:rFonts w:ascii="Times New Roman" w:hAnsi="Times New Roman"/>
+          <w:color w:val="000000"/>
+          <w:sz w:val="24"/>
+          <w:lang w:val="es-MX"/>
+        </w:rPr>
+        <w:t>• Anthropic. (2026). Claude (Opus 5.5) [Modelo de lenguaje grande]. https://claude.ai/</w:t>
       </w:r>
     </w:p>
     <w:p>
